--- a/TUYIZEZERE ANDRE.docx
+++ b/TUYIZEZERE ANDRE.docx
@@ -25,12 +25,6 @@
         <w:gridCol w:w="3960"/>
       </w:tblGrid>
       <w:tr>
-        <w:tblPrEx>
-          <w:tblCellMar>
-            <w:top w:w="0" w:type="dxa"/>
-            <w:bottom w:w="0" w:type="dxa"/>
-          </w:tblCellMar>
-        </w:tblPrEx>
         <w:tc>
           <w:tcPr>
             <w:tcW w:w="5040" w:type="dxa"/>
@@ -128,12 +122,6 @@
         <w:gridCol w:w="9360"/>
       </w:tblGrid>
       <w:tr>
-        <w:tblPrEx>
-          <w:tblCellMar>
-            <w:top w:w="0" w:type="dxa"/>
-            <w:bottom w:w="0" w:type="dxa"/>
-          </w:tblCellMar>
-        </w:tblPrEx>
         <w:tc>
           <w:tcPr>
             <w:tcW w:w="0" w:type="auto"/>
@@ -184,15 +172,6 @@
                 <w:szCs w:val="28"/>
               </w:rPr>
               <w:tab/>
-            </w:r>
-            <w:r>
-              <w:rPr>
-                <w:b/>
-                <w:bCs/>
-                <w:color w:val="FFFFFF"/>
-                <w:sz w:val="28"/>
-                <w:szCs w:val="28"/>
-              </w:rPr>
               <w:t>SOFTWARE ENGINEERING</w:t>
             </w:r>
           </w:p>
@@ -259,7 +238,7 @@
                 <w:sz w:val="22"/>
                 <w:szCs w:val="22"/>
               </w:rPr>
-              <w:t>Rwanda E-Commerce Analytics Platform</w:t>
+              <w:t xml:space="preserve"> E-Commerce Analytics Platform</w:t>
             </w:r>
           </w:p>
           <w:p>
@@ -304,12 +283,6 @@
         <w:gridCol w:w="6160"/>
       </w:tblGrid>
       <w:tr>
-        <w:tblPrEx>
-          <w:tblCellMar>
-            <w:top w:w="0" w:type="dxa"/>
-            <w:bottom w:w="0" w:type="dxa"/>
-          </w:tblCellMar>
-        </w:tblPrEx>
         <w:trPr>
           <w:tblHeader/>
         </w:trPr>
@@ -381,12 +354,6 @@
         </w:tc>
       </w:tr>
       <w:tr>
-        <w:tblPrEx>
-          <w:tblCellMar>
-            <w:top w:w="0" w:type="dxa"/>
-            <w:bottom w:w="0" w:type="dxa"/>
-          </w:tblCellMar>
-        </w:tblPrEx>
         <w:tc>
           <w:tcPr>
             <w:tcW w:w="3200" w:type="dxa"/>
@@ -445,12 +412,6 @@
         </w:tc>
       </w:tr>
       <w:tr>
-        <w:tblPrEx>
-          <w:tblCellMar>
-            <w:top w:w="0" w:type="dxa"/>
-            <w:bottom w:w="0" w:type="dxa"/>
-          </w:tblCellMar>
-        </w:tblPrEx>
         <w:tc>
           <w:tcPr>
             <w:tcW w:w="3200" w:type="dxa"/>
@@ -509,12 +470,6 @@
         </w:tc>
       </w:tr>
       <w:tr>
-        <w:tblPrEx>
-          <w:tblCellMar>
-            <w:top w:w="0" w:type="dxa"/>
-            <w:bottom w:w="0" w:type="dxa"/>
-          </w:tblCellMar>
-        </w:tblPrEx>
         <w:tc>
           <w:tcPr>
             <w:tcW w:w="3200" w:type="dxa"/>
@@ -567,72 +522,12 @@
                 <w:sz w:val="18"/>
                 <w:szCs w:val="18"/>
               </w:rPr>
-              <w:t xml:space="preserve">MongoDB </w:t>
-            </w:r>
-            <w:proofErr w:type="gramStart"/>
-            <w:r>
-              <w:rPr>
-                <w:color w:val="111827"/>
-                <w:sz w:val="18"/>
-                <w:szCs w:val="18"/>
-              </w:rPr>
-              <w:t>7.0  ·</w:t>
-            </w:r>
-            <w:proofErr w:type="gramEnd"/>
-            <w:r>
-              <w:rPr>
-                <w:color w:val="111827"/>
-                <w:sz w:val="18"/>
-                <w:szCs w:val="18"/>
-              </w:rPr>
-              <w:t xml:space="preserve">  HBase </w:t>
-            </w:r>
-            <w:proofErr w:type="gramStart"/>
-            <w:r>
-              <w:rPr>
-                <w:color w:val="111827"/>
-                <w:sz w:val="18"/>
-                <w:szCs w:val="18"/>
-              </w:rPr>
-              <w:t>2.1  ·</w:t>
-            </w:r>
-            <w:proofErr w:type="gramEnd"/>
-            <w:r>
-              <w:rPr>
-                <w:color w:val="111827"/>
-                <w:sz w:val="18"/>
-                <w:szCs w:val="18"/>
-              </w:rPr>
-              <w:t xml:space="preserve">  Apache Spark </w:t>
-            </w:r>
-            <w:proofErr w:type="gramStart"/>
-            <w:r>
-              <w:rPr>
-                <w:color w:val="111827"/>
-                <w:sz w:val="18"/>
-                <w:szCs w:val="18"/>
-              </w:rPr>
-              <w:t>3.5  ·</w:t>
-            </w:r>
-            <w:proofErr w:type="gramEnd"/>
-            <w:r>
-              <w:rPr>
-                <w:color w:val="111827"/>
-                <w:sz w:val="18"/>
-                <w:szCs w:val="18"/>
-              </w:rPr>
-              <w:t xml:space="preserve">  Python 3.11</w:t>
+              <w:t>MongoDB 7.0  ·  HBase 2.1  ·  Apache Spark 3.5  ·  Python 3.11</w:t>
             </w:r>
           </w:p>
         </w:tc>
       </w:tr>
       <w:tr>
-        <w:tblPrEx>
-          <w:tblCellMar>
-            <w:top w:w="0" w:type="dxa"/>
-            <w:bottom w:w="0" w:type="dxa"/>
-          </w:tblCellMar>
-        </w:tblPrEx>
         <w:tc>
           <w:tcPr>
             <w:tcW w:w="3200" w:type="dxa"/>
@@ -691,12 +586,6 @@
         </w:tc>
       </w:tr>
       <w:tr>
-        <w:tblPrEx>
-          <w:tblCellMar>
-            <w:top w:w="0" w:type="dxa"/>
-            <w:bottom w:w="0" w:type="dxa"/>
-          </w:tblCellMar>
-        </w:tblPrEx>
         <w:tc>
           <w:tcPr>
             <w:tcW w:w="3200" w:type="dxa"/>
@@ -755,12 +644,6 @@
         </w:tc>
       </w:tr>
       <w:tr>
-        <w:tblPrEx>
-          <w:tblCellMar>
-            <w:top w:w="0" w:type="dxa"/>
-            <w:bottom w:w="0" w:type="dxa"/>
-          </w:tblCellMar>
-        </w:tblPrEx>
         <w:tc>
           <w:tcPr>
             <w:tcW w:w="3200" w:type="dxa"/>
@@ -819,12 +702,6 @@
         </w:tc>
       </w:tr>
       <w:tr>
-        <w:tblPrEx>
-          <w:tblCellMar>
-            <w:top w:w="0" w:type="dxa"/>
-            <w:bottom w:w="0" w:type="dxa"/>
-          </w:tblCellMar>
-        </w:tblPrEx>
         <w:tc>
           <w:tcPr>
             <w:tcW w:w="3200" w:type="dxa"/>
@@ -877,36 +754,12 @@
                 <w:sz w:val="18"/>
                 <w:szCs w:val="18"/>
               </w:rPr>
-              <w:t>08-03-</w:t>
-            </w:r>
-            <w:proofErr w:type="gramStart"/>
-            <w:r>
-              <w:rPr>
-                <w:color w:val="111827"/>
-                <w:sz w:val="18"/>
-                <w:szCs w:val="18"/>
-              </w:rPr>
-              <w:t>2026  ·</w:t>
-            </w:r>
-            <w:proofErr w:type="gramEnd"/>
-            <w:r>
-              <w:rPr>
-                <w:color w:val="111827"/>
-                <w:sz w:val="18"/>
-                <w:szCs w:val="18"/>
-              </w:rPr>
-              <w:t xml:space="preserve">  8:30 AM</w:t>
+              <w:t>08-03-2026 · 8:30 AM</w:t>
             </w:r>
           </w:p>
         </w:tc>
       </w:tr>
       <w:tr>
-        <w:tblPrEx>
-          <w:tblCellMar>
-            <w:top w:w="0" w:type="dxa"/>
-            <w:bottom w:w="0" w:type="dxa"/>
-          </w:tblCellMar>
-        </w:tblPrEx>
         <w:tc>
           <w:tcPr>
             <w:tcW w:w="3200" w:type="dxa"/>
@@ -1245,9 +1098,61 @@
                 <w:sz w:val="14"/>
                 <w:szCs w:val="14"/>
               </w:rPr>
-              <w:t xml:space="preserve">MTN </w:t>
-            </w:r>
-            <w:proofErr w:type="spellStart"/>
+              <w:t>MTN MoMo + Airtel</w:t>
+            </w:r>
+          </w:p>
+        </w:tc>
+        <w:tc>
+          <w:tcPr>
+            <w:tcW w:w="1872" w:type="dxa"/>
+            <w:tcBorders>
+              <w:top w:val="none" w:sz="0" w:space="0" w:color="FFFFFF"/>
+              <w:left w:val="none" w:sz="0" w:space="0" w:color="FFFFFF"/>
+              <w:bottom w:val="none" w:sz="0" w:space="0" w:color="FFFFFF"/>
+              <w:right w:val="none" w:sz="0" w:space="0" w:color="FFFFFF"/>
+            </w:tcBorders>
+            <w:shd w:val="clear" w:color="auto" w:fill="0E7490"/>
+            <w:tcMar>
+              <w:top w:w="100" w:type="dxa"/>
+              <w:left w:w="80" w:type="dxa"/>
+              <w:bottom w:w="100" w:type="dxa"/>
+              <w:right w:w="80" w:type="dxa"/>
+            </w:tcMar>
+          </w:tcPr>
+          <w:p>
+            <w:pPr>
+              <w:spacing w:before="80" w:after="20"/>
+              <w:jc w:val="center"/>
+            </w:pPr>
+            <w:r>
+              <w:rPr>
+                <w:b/>
+                <w:bCs/>
+                <w:color w:val="FFFFFF"/>
+                <w:sz w:val="40"/>
+                <w:szCs w:val="40"/>
+              </w:rPr>
+              <w:t>RWF 104K+</w:t>
+            </w:r>
+          </w:p>
+          <w:p>
+            <w:pPr>
+              <w:jc w:val="center"/>
+            </w:pPr>
+            <w:r>
+              <w:rPr>
+                <w:color w:val="BFDBFE"/>
+                <w:sz w:val="16"/>
+                <w:szCs w:val="16"/>
+              </w:rPr>
+              <w:t>Revenue</w:t>
+            </w:r>
+          </w:p>
+          <w:p>
+            <w:pPr>
+              <w:spacing w:after="80"/>
+              <w:jc w:val="center"/>
+            </w:pPr>
             <w:r>
               <w:rPr>
                 <w:i/>
@@ -1256,80 +1161,6 @@
                 <w:sz w:val="14"/>
                 <w:szCs w:val="14"/>
               </w:rPr>
-              <w:t>MoMo</w:t>
-            </w:r>
-            <w:proofErr w:type="spellEnd"/>
-            <w:r>
-              <w:rPr>
-                <w:i/>
-                <w:iCs/>
-                <w:color w:val="93C5FD"/>
-                <w:sz w:val="14"/>
-                <w:szCs w:val="14"/>
-              </w:rPr>
-              <w:t xml:space="preserve"> + Airtel</w:t>
-            </w:r>
-          </w:p>
-        </w:tc>
-        <w:tc>
-          <w:tcPr>
-            <w:tcW w:w="1872" w:type="dxa"/>
-            <w:tcBorders>
-              <w:top w:val="none" w:sz="0" w:space="0" w:color="FFFFFF"/>
-              <w:left w:val="none" w:sz="0" w:space="0" w:color="FFFFFF"/>
-              <w:bottom w:val="none" w:sz="0" w:space="0" w:color="FFFFFF"/>
-              <w:right w:val="none" w:sz="0" w:space="0" w:color="FFFFFF"/>
-            </w:tcBorders>
-            <w:shd w:val="clear" w:color="auto" w:fill="0E7490"/>
-            <w:tcMar>
-              <w:top w:w="100" w:type="dxa"/>
-              <w:left w:w="80" w:type="dxa"/>
-              <w:bottom w:w="100" w:type="dxa"/>
-              <w:right w:w="80" w:type="dxa"/>
-            </w:tcMar>
-          </w:tcPr>
-          <w:p>
-            <w:pPr>
-              <w:spacing w:before="80" w:after="20"/>
-              <w:jc w:val="center"/>
-            </w:pPr>
-            <w:r>
-              <w:rPr>
-                <w:b/>
-                <w:bCs/>
-                <w:color w:val="FFFFFF"/>
-                <w:sz w:val="40"/>
-                <w:szCs w:val="40"/>
-              </w:rPr>
-              <w:t>RWF 104K+</w:t>
-            </w:r>
-          </w:p>
-          <w:p>
-            <w:pPr>
-              <w:jc w:val="center"/>
-            </w:pPr>
-            <w:r>
-              <w:rPr>
-                <w:color w:val="BFDBFE"/>
-                <w:sz w:val="16"/>
-                <w:szCs w:val="16"/>
-              </w:rPr>
-              <w:t>Revenue</w:t>
-            </w:r>
-          </w:p>
-          <w:p>
-            <w:pPr>
-              <w:spacing w:after="80"/>
-              <w:jc w:val="center"/>
-            </w:pPr>
-            <w:r>
-              <w:rPr>
-                <w:i/>
-                <w:iCs/>
-                <w:color w:val="93C5FD"/>
-                <w:sz w:val="14"/>
-                <w:szCs w:val="14"/>
-              </w:rPr>
               <w:t>Completed Orders</w:t>
             </w:r>
           </w:p>
@@ -1378,77 +1209,7 @@
         <w:rPr>
           <w:color w:val="111827"/>
         </w:rPr>
-        <w:t xml:space="preserve">The dataset reflects Rwanda’s real digital economy — products spanning Arabica Coffee, MTN </w:t>
-      </w:r>
-      <w:proofErr w:type="spellStart"/>
-      <w:r>
-        <w:rPr>
-          <w:color w:val="111827"/>
-        </w:rPr>
-        <w:t>MoMo</w:t>
-      </w:r>
-      <w:proofErr w:type="spellEnd"/>
-      <w:r>
-        <w:rPr>
-          <w:color w:val="111827"/>
-        </w:rPr>
-        <w:t xml:space="preserve"> kits, </w:t>
-      </w:r>
-      <w:proofErr w:type="spellStart"/>
-      <w:r>
-        <w:rPr>
-          <w:color w:val="111827"/>
-        </w:rPr>
-        <w:t>Imishanana</w:t>
-      </w:r>
-      <w:proofErr w:type="spellEnd"/>
-      <w:r>
-        <w:rPr>
-          <w:color w:val="111827"/>
-        </w:rPr>
-        <w:t xml:space="preserve"> traditional wear, and </w:t>
-      </w:r>
-      <w:proofErr w:type="spellStart"/>
-      <w:r>
-        <w:rPr>
-          <w:color w:val="111827"/>
-        </w:rPr>
-        <w:t>Cimerwa</w:t>
-      </w:r>
-      <w:proofErr w:type="spellEnd"/>
-      <w:r>
-        <w:rPr>
-          <w:color w:val="111827"/>
-        </w:rPr>
-        <w:t xml:space="preserve"> cement; payment methods including MTN Mobile Money and Airtel Money; users distributed across Kigali, Musanze, Huye, </w:t>
-      </w:r>
-      <w:proofErr w:type="spellStart"/>
-      <w:r>
-        <w:rPr>
-          <w:color w:val="111827"/>
-        </w:rPr>
-        <w:t>Rubavu</w:t>
-      </w:r>
-      <w:proofErr w:type="spellEnd"/>
-      <w:r>
-        <w:rPr>
-          <w:color w:val="111827"/>
-        </w:rPr>
-        <w:t xml:space="preserve">, and </w:t>
-      </w:r>
-      <w:proofErr w:type="spellStart"/>
-      <w:r>
-        <w:rPr>
-          <w:color w:val="111827"/>
-        </w:rPr>
-        <w:t>Nyagatare</w:t>
-      </w:r>
-      <w:proofErr w:type="spellEnd"/>
-      <w:r>
-        <w:rPr>
-          <w:color w:val="111827"/>
-        </w:rPr>
-        <w:t>; and mobile-first browsing patterns consistent with Rwanda’s 80%+ mobile internet penetration. Seven analytical visualizations surface key business insights including monthly revenue trends, product performance, customer segmentation, and conversion funnel metrics.</w:t>
+        <w:t>The dataset reflects Rwanda’s real digital economy — products spanning Arabica Coffee, MTN MoMo kits, Imishanana traditional wear, and Cimerwa cement; payment methods including MTN Mobile Money and Airtel Money; users distributed across Kigali, Musanze, Huye, Rubavu, and Nyagatare; and mobile-first browsing patterns consistent with Rwanda’s 80%+ mobile internet penetration. Seven analytical visualizations surface key business insights including monthly revenue trends, product performance, customer segmentation, and conversion funnel metrics.</w:t>
       </w:r>
     </w:p>
     <w:p>
@@ -1477,21 +1238,7 @@
         <w:rPr>
           <w:color w:val="111827"/>
         </w:rPr>
-        <w:t xml:space="preserve">The Rwanda E-Commerce Analytics Platform follows a three-tier architecture. Each technology is selected to maximize its inherent strengths, reflecting real architectural decisions made by platforms like Jali Commerce and </w:t>
-      </w:r>
-      <w:proofErr w:type="spellStart"/>
-      <w:r>
-        <w:rPr>
-          <w:color w:val="111827"/>
-        </w:rPr>
-        <w:t>KigiMall</w:t>
-      </w:r>
-      <w:proofErr w:type="spellEnd"/>
-      <w:r>
-        <w:rPr>
-          <w:color w:val="111827"/>
-        </w:rPr>
-        <w:t xml:space="preserve"> operating in the Rwandan market.</w:t>
+        <w:t>The Rwanda E-Commerce Analytics Platform follows a three-tier architecture. Each technology is selected to maximize its inherent strengths, reflecting real architectural decisions made by platforms like Jali Commerce and KigiMall operating in the Rwandan market.</w:t>
       </w:r>
     </w:p>
     <w:p>
@@ -1523,12 +1270,6 @@
         <w:gridCol w:w="1760"/>
       </w:tblGrid>
       <w:tr>
-        <w:tblPrEx>
-          <w:tblCellMar>
-            <w:top w:w="0" w:type="dxa"/>
-            <w:bottom w:w="0" w:type="dxa"/>
-          </w:tblCellMar>
-        </w:tblPrEx>
         <w:trPr>
           <w:tblHeader/>
         </w:trPr>
@@ -1666,12 +1407,6 @@
         </w:tc>
       </w:tr>
       <w:tr>
-        <w:tblPrEx>
-          <w:tblCellMar>
-            <w:top w:w="0" w:type="dxa"/>
-            <w:bottom w:w="0" w:type="dxa"/>
-          </w:tblCellMar>
-        </w:tblPrEx>
         <w:tc>
           <w:tcPr>
             <w:tcW w:w="2200" w:type="dxa"/>
@@ -1780,28 +1515,12 @@
                 <w:sz w:val="18"/>
                 <w:szCs w:val="18"/>
               </w:rPr>
-              <w:t xml:space="preserve">Products (Arabica Coffee, Kitenge), User profiles by province, Transactions with MTN </w:t>
-            </w:r>
-            <w:proofErr w:type="spellStart"/>
-            <w:r>
-              <w:rPr>
-                <w:color w:val="111827"/>
-                <w:sz w:val="18"/>
-                <w:szCs w:val="18"/>
-              </w:rPr>
-              <w:t>MoMo</w:t>
-            </w:r>
-            <w:proofErr w:type="spellEnd"/>
+              <w:t>Products (Arabica Coffee, Kitenge), User profiles by province, Transactions with MTN MoMo</w:t>
+            </w:r>
           </w:p>
         </w:tc>
       </w:tr>
       <w:tr>
-        <w:tblPrEx>
-          <w:tblCellMar>
-            <w:top w:w="0" w:type="dxa"/>
-            <w:bottom w:w="0" w:type="dxa"/>
-          </w:tblCellMar>
-        </w:tblPrEx>
         <w:tc>
           <w:tcPr>
             <w:tcW w:w="2200" w:type="dxa"/>
@@ -1910,36 +1629,12 @@
                 <w:sz w:val="18"/>
                 <w:szCs w:val="18"/>
               </w:rPr>
-              <w:t xml:space="preserve">Session browsing events keyed by </w:t>
-            </w:r>
-            <w:proofErr w:type="spellStart"/>
-            <w:r>
-              <w:rPr>
-                <w:color w:val="111827"/>
-                <w:sz w:val="18"/>
-                <w:szCs w:val="18"/>
-              </w:rPr>
-              <w:t>user+timestamp</w:t>
-            </w:r>
-            <w:proofErr w:type="spellEnd"/>
-            <w:r>
-              <w:rPr>
-                <w:color w:val="111827"/>
-                <w:sz w:val="18"/>
-                <w:szCs w:val="18"/>
-              </w:rPr>
-              <w:t>, Product view counters per day</w:t>
+              <w:t>Session browsing events keyed by user+timestamp, Product view counters per day</w:t>
             </w:r>
           </w:p>
         </w:tc>
       </w:tr>
       <w:tr>
-        <w:tblPrEx>
-          <w:tblCellMar>
-            <w:top w:w="0" w:type="dxa"/>
-            <w:bottom w:w="0" w:type="dxa"/>
-          </w:tblCellMar>
-        </w:tblPrEx>
         <w:tc>
           <w:tcPr>
             <w:tcW w:w="2200" w:type="dxa"/>
@@ -2054,12 +1749,6 @@
         </w:tc>
       </w:tr>
       <w:tr>
-        <w:tblPrEx>
-          <w:tblCellMar>
-            <w:top w:w="0" w:type="dxa"/>
-            <w:bottom w:w="0" w:type="dxa"/>
-          </w:tblCellMar>
-        </w:tblPrEx>
         <w:tc>
           <w:tcPr>
             <w:tcW w:w="2200" w:type="dxa"/>
@@ -2168,25 +1857,7 @@
                 <w:sz w:val="18"/>
                 <w:szCs w:val="18"/>
               </w:rPr>
-              <w:t xml:space="preserve">Faker-free Rwandan generator: RW provinces, RW products, </w:t>
-            </w:r>
-            <w:proofErr w:type="spellStart"/>
-            <w:r>
-              <w:rPr>
-                <w:color w:val="111827"/>
-                <w:sz w:val="18"/>
-                <w:szCs w:val="18"/>
-              </w:rPr>
-              <w:t>MoMo</w:t>
-            </w:r>
-            <w:proofErr w:type="spellEnd"/>
-            <w:r>
-              <w:rPr>
-                <w:color w:val="111827"/>
-                <w:sz w:val="18"/>
-                <w:szCs w:val="18"/>
-              </w:rPr>
-              <w:t xml:space="preserve"> payments</w:t>
+              <w:t>Faker-free Rwandan generator: RW provinces, RW products, MoMo payments</w:t>
             </w:r>
           </w:p>
         </w:tc>
@@ -2201,13 +1872,8 @@
       <w:pPr>
         <w:pStyle w:val="Heading2"/>
       </w:pPr>
-      <w:proofErr w:type="gramStart"/>
-      <w:r>
-        <w:t>1.1  Data</w:t>
-      </w:r>
-      <w:proofErr w:type="gramEnd"/>
-      <w:r>
-        <w:t xml:space="preserve"> Flow</w:t>
+      <w:r>
+        <w:t>1.1 Data Flow</w:t>
       </w:r>
     </w:p>
     <w:p>
@@ -2219,43 +1885,31 @@
         <w:rPr>
           <w:color w:val="111827"/>
         </w:rPr>
-        <w:t xml:space="preserve">Raw JSON files generated by dataset_generator.py serve as the single source of truth. The generator uses Rwanda-specific data: 5 provinces as </w:t>
-      </w:r>
-      <w:proofErr w:type="spellStart"/>
+        <w:t>Raw JSON files generated by dataset_generator.py serve as the single source of truth. The generator uses Rwanda-specific data: 5 provinces as geo_data.</w:t>
+      </w:r>
       <w:r>
         <w:rPr>
           <w:color w:val="111827"/>
         </w:rPr>
-        <w:t>geo_</w:t>
-      </w:r>
-      <w:proofErr w:type="gramStart"/>
+        <w:t xml:space="preserve"> </w:t>
+      </w:r>
       <w:r>
         <w:rPr>
           <w:color w:val="111827"/>
         </w:rPr>
-        <w:t>data.state</w:t>
-      </w:r>
-      <w:proofErr w:type="spellEnd"/>
-      <w:proofErr w:type="gramEnd"/>
+        <w:t xml:space="preserve">state, </w:t>
+      </w:r>
       <w:r>
         <w:rPr>
           <w:color w:val="111827"/>
         </w:rPr>
-        <w:t xml:space="preserve">, 33 real districts as cities, MTN </w:t>
-      </w:r>
-      <w:proofErr w:type="spellStart"/>
+        <w:t>30</w:t>
+      </w:r>
       <w:r>
         <w:rPr>
           <w:color w:val="111827"/>
         </w:rPr>
-        <w:t>MoMo</w:t>
-      </w:r>
-      <w:proofErr w:type="spellEnd"/>
-      <w:r>
-        <w:rPr>
-          <w:color w:val="111827"/>
-        </w:rPr>
-        <w:t xml:space="preserve"> and Airtel Money as dominant payment methods, and 500 products drawn from 20 authentic Rwandan market categories.</w:t>
+        <w:t xml:space="preserve"> real districts as cities, MTN MoMo and Airtel Money as dominant payment methods, and 500 products drawn from 20 authentic Rwandan market categories.</w:t>
       </w:r>
     </w:p>
     <w:p>
@@ -2308,35 +1962,7 @@
         <w:rPr>
           <w:color w:val="111827"/>
         </w:rPr>
-        <w:t xml:space="preserve">JSON → HBase: sessions keyed by </w:t>
-      </w:r>
-      <w:proofErr w:type="spellStart"/>
-      <w:r>
-        <w:rPr>
-          <w:color w:val="111827"/>
-        </w:rPr>
-        <w:t>user_id</w:t>
-      </w:r>
-      <w:proofErr w:type="spellEnd"/>
-      <w:r>
-        <w:rPr>
-          <w:color w:val="111827"/>
-        </w:rPr>
-        <w:t xml:space="preserve"> + </w:t>
-      </w:r>
-      <w:proofErr w:type="spellStart"/>
-      <w:r>
-        <w:rPr>
-          <w:color w:val="111827"/>
-        </w:rPr>
-        <w:t>reverse_timestamp</w:t>
-      </w:r>
-      <w:proofErr w:type="spellEnd"/>
-      <w:r>
-        <w:rPr>
-          <w:color w:val="111827"/>
-        </w:rPr>
-        <w:t xml:space="preserve"> for newest-first scans</w:t>
+        <w:t>JSON → HBase: sessions keyed by user_id + reverse_timestamp for newest-first scans</w:t>
       </w:r>
     </w:p>
     <w:p>
@@ -2352,21 +1978,7 @@
         <w:rPr>
           <w:color w:val="111827"/>
         </w:rPr>
-        <w:t xml:space="preserve">JSON → Spark </w:t>
-      </w:r>
-      <w:proofErr w:type="spellStart"/>
-      <w:r>
-        <w:rPr>
-          <w:color w:val="111827"/>
-        </w:rPr>
-        <w:t>DataFrames</w:t>
-      </w:r>
-      <w:proofErr w:type="spellEnd"/>
-      <w:r>
-        <w:rPr>
-          <w:color w:val="111827"/>
-        </w:rPr>
-        <w:t xml:space="preserve"> → aggregated analytics → 7 chart visualizations</w:t>
+        <w:t>JSON → Spark DataFrames → aggregated analytics → 7 chart visualizations</w:t>
       </w:r>
     </w:p>
     <w:p>
@@ -2410,21 +2022,7 @@
         <w:rPr>
           <w:color w:val="111827"/>
         </w:rPr>
-        <w:t xml:space="preserve">MongoDB was selected for three core collections because the data requires rich querying with nested fields, complex aggregation pipelines, and flexible schema for varying </w:t>
-      </w:r>
-      <w:proofErr w:type="spellStart"/>
-      <w:r>
-        <w:rPr>
-          <w:color w:val="111827"/>
-        </w:rPr>
-        <w:t>price_history</w:t>
-      </w:r>
-      <w:proofErr w:type="spellEnd"/>
-      <w:r>
-        <w:rPr>
-          <w:color w:val="111827"/>
-        </w:rPr>
-        <w:t xml:space="preserve"> lengths. All monetary values are in Rwandan Francs (RWF).</w:t>
+        <w:t>MongoDB was selected for three core collections because the data requires rich querying with nested fields, complex aggregation pipelines, and flexible schema for varying price_history lengths. All monetary values are in Rwandan Francs (RWF).</w:t>
       </w:r>
     </w:p>
     <w:p>
@@ -2450,35 +2048,7 @@
         <w:rPr>
           <w:color w:val="111827"/>
         </w:rPr>
-        <w:t xml:space="preserve">Products embed their </w:t>
-      </w:r>
-      <w:proofErr w:type="spellStart"/>
-      <w:r>
-        <w:rPr>
-          <w:color w:val="111827"/>
-        </w:rPr>
-        <w:t>category_name</w:t>
-      </w:r>
-      <w:proofErr w:type="spellEnd"/>
-      <w:r>
-        <w:rPr>
-          <w:color w:val="111827"/>
-        </w:rPr>
-        <w:t xml:space="preserve"> and </w:t>
-      </w:r>
-      <w:proofErr w:type="spellStart"/>
-      <w:r>
-        <w:rPr>
-          <w:color w:val="111827"/>
-        </w:rPr>
-        <w:t>subcategory_name</w:t>
-      </w:r>
-      <w:proofErr w:type="spellEnd"/>
-      <w:r>
-        <w:rPr>
-          <w:color w:val="111827"/>
-        </w:rPr>
-        <w:t xml:space="preserve"> (denormalized from the categories collection). Rwanda-specific fields include authentic product names from the local market:</w:t>
+        <w:t>Products embed their category_name and subcategory_name (denormalized from the categories collection). Rwanda-specific fields include authentic product names from the local market:</w:t>
       </w:r>
     </w:p>
     <w:p>
@@ -2513,10 +2083,14 @@
           <w:sz w:val="17"/>
           <w:szCs w:val="17"/>
         </w:rPr>
-        <w:t xml:space="preserve">  "</w:t>
-      </w:r>
-      <w:proofErr w:type="spellStart"/>
-      <w:proofErr w:type="gramStart"/>
+        <w:t xml:space="preserve">  "product_id":       "prod_00042",</w:t>
+      </w:r>
+    </w:p>
+    <w:p>
+      <w:pPr>
+        <w:shd w:val="clear" w:color="auto" w:fill="1E293B"/>
+        <w:ind w:left="240"/>
+      </w:pPr>
       <w:r>
         <w:rPr>
           <w:rFonts w:ascii="Courier New" w:eastAsia="Courier New" w:hAnsi="Courier New" w:cs="Courier New"/>
@@ -2524,9 +2098,14 @@
           <w:sz w:val="17"/>
           <w:szCs w:val="17"/>
         </w:rPr>
-        <w:t>product</w:t>
-      </w:r>
-      <w:proofErr w:type="gramEnd"/>
+        <w:t xml:space="preserve">  "name":             "Rwanda Arabica Coffee",</w:t>
+      </w:r>
+    </w:p>
+    <w:p>
+      <w:pPr>
+        <w:shd w:val="clear" w:color="auto" w:fill="1E293B"/>
+        <w:ind w:left="240"/>
+      </w:pPr>
       <w:r>
         <w:rPr>
           <w:rFonts w:ascii="Courier New" w:eastAsia="Courier New" w:hAnsi="Courier New" w:cs="Courier New"/>
@@ -2534,9 +2113,14 @@
           <w:sz w:val="17"/>
           <w:szCs w:val="17"/>
         </w:rPr>
-        <w:t>_id</w:t>
-      </w:r>
-      <w:proofErr w:type="spellEnd"/>
+        <w:t xml:space="preserve">  "category_id":      "cat_008",</w:t>
+      </w:r>
+    </w:p>
+    <w:p>
+      <w:pPr>
+        <w:shd w:val="clear" w:color="auto" w:fill="1E293B"/>
+        <w:ind w:left="240"/>
+      </w:pPr>
       <w:r>
         <w:rPr>
           <w:rFonts w:ascii="Courier New" w:eastAsia="Courier New" w:hAnsi="Courier New" w:cs="Courier New"/>
@@ -2544,7 +2128,7 @@
           <w:sz w:val="17"/>
           <w:szCs w:val="17"/>
         </w:rPr>
-        <w:t>":       "prod_00042",</w:t>
+        <w:t xml:space="preserve">  "category_name":    "Coffee &amp; Tea",</w:t>
       </w:r>
     </w:p>
     <w:p>
@@ -2559,7 +2143,7 @@
           <w:sz w:val="17"/>
           <w:szCs w:val="17"/>
         </w:rPr>
-        <w:t xml:space="preserve">  "name":             "Rwanda Arabica Coffee",</w:t>
+        <w:t xml:space="preserve">  "subcategory_name": "Arabica Coffee",</w:t>
       </w:r>
     </w:p>
     <w:p>
@@ -2574,10 +2158,14 @@
           <w:sz w:val="17"/>
           <w:szCs w:val="17"/>
         </w:rPr>
-        <w:t xml:space="preserve">  "</w:t>
-      </w:r>
-      <w:proofErr w:type="spellStart"/>
-      <w:proofErr w:type="gramStart"/>
+        <w:t xml:space="preserve">  "base_price":       12500,</w:t>
+      </w:r>
+    </w:p>
+    <w:p>
+      <w:pPr>
+        <w:shd w:val="clear" w:color="auto" w:fill="1E293B"/>
+        <w:ind w:left="240"/>
+      </w:pPr>
       <w:r>
         <w:rPr>
           <w:rFonts w:ascii="Courier New" w:eastAsia="Courier New" w:hAnsi="Courier New" w:cs="Courier New"/>
@@ -2585,9 +2173,14 @@
           <w:sz w:val="17"/>
           <w:szCs w:val="17"/>
         </w:rPr>
-        <w:t>category</w:t>
-      </w:r>
-      <w:proofErr w:type="gramEnd"/>
+        <w:t xml:space="preserve">  "current_stock":    143,</w:t>
+      </w:r>
+    </w:p>
+    <w:p>
+      <w:pPr>
+        <w:shd w:val="clear" w:color="auto" w:fill="1E293B"/>
+        <w:ind w:left="240"/>
+      </w:pPr>
       <w:r>
         <w:rPr>
           <w:rFonts w:ascii="Courier New" w:eastAsia="Courier New" w:hAnsi="Courier New" w:cs="Courier New"/>
@@ -2595,9 +2188,14 @@
           <w:sz w:val="17"/>
           <w:szCs w:val="17"/>
         </w:rPr>
-        <w:t>_id</w:t>
-      </w:r>
-      <w:proofErr w:type="spellEnd"/>
+        <w:t xml:space="preserve">  "is_active":        true,</w:t>
+      </w:r>
+    </w:p>
+    <w:p>
+      <w:pPr>
+        <w:shd w:val="clear" w:color="auto" w:fill="1E293B"/>
+        <w:ind w:left="240"/>
+      </w:pPr>
       <w:r>
         <w:rPr>
           <w:rFonts w:ascii="Courier New" w:eastAsia="Courier New" w:hAnsi="Courier New" w:cs="Courier New"/>
@@ -2605,7 +2203,7 @@
           <w:sz w:val="17"/>
           <w:szCs w:val="17"/>
         </w:rPr>
-        <w:t>":      "cat_008",</w:t>
+        <w:t xml:space="preserve">  "price_history":    [{"price":14000,"date":"2025-01-05"},</w:t>
       </w:r>
     </w:p>
     <w:p>
@@ -2620,10 +2218,14 @@
           <w:sz w:val="17"/>
           <w:szCs w:val="17"/>
         </w:rPr>
-        <w:t xml:space="preserve">  "</w:t>
-      </w:r>
-      <w:proofErr w:type="spellStart"/>
-      <w:proofErr w:type="gramStart"/>
+        <w:t xml:space="preserve">                       {"price":12500,"date":"2025-02-10"}],</w:t>
+      </w:r>
+    </w:p>
+    <w:p>
+      <w:pPr>
+        <w:shd w:val="clear" w:color="auto" w:fill="1E293B"/>
+        <w:ind w:left="240"/>
+      </w:pPr>
       <w:r>
         <w:rPr>
           <w:rFonts w:ascii="Courier New" w:eastAsia="Courier New" w:hAnsi="Courier New" w:cs="Courier New"/>
@@ -2631,9 +2233,14 @@
           <w:sz w:val="17"/>
           <w:szCs w:val="17"/>
         </w:rPr>
-        <w:t>category</w:t>
-      </w:r>
-      <w:proofErr w:type="gramEnd"/>
+        <w:t xml:space="preserve">  "creation_date":    "2025-01-05T00:00:00"</w:t>
+      </w:r>
+    </w:p>
+    <w:p>
+      <w:pPr>
+        <w:shd w:val="clear" w:color="auto" w:fill="1E293B"/>
+        <w:ind w:left="240"/>
+      </w:pPr>
       <w:r>
         <w:rPr>
           <w:rFonts w:ascii="Courier New" w:eastAsia="Courier New" w:hAnsi="Courier New" w:cs="Courier New"/>
@@ -2641,9 +2248,44 @@
           <w:sz w:val="17"/>
           <w:szCs w:val="17"/>
         </w:rPr>
-        <w:t>_name</w:t>
-      </w:r>
-      <w:proofErr w:type="spellEnd"/>
+        <w:t>}</w:t>
+      </w:r>
+    </w:p>
+    <w:p>
+      <w:pPr>
+        <w:spacing w:after="80"/>
+      </w:pPr>
+    </w:p>
+    <w:p>
+      <w:pPr>
+        <w:pStyle w:val="Heading3"/>
+      </w:pPr>
+      <w:r>
+        <w:t>Collection: users</w:t>
+      </w:r>
+    </w:p>
+    <w:p>
+      <w:pPr>
+        <w:spacing w:after="80"/>
+        <w:jc w:val="both"/>
+      </w:pPr>
+      <w:r>
+        <w:rPr>
+          <w:color w:val="111827"/>
+        </w:rPr>
+        <w:t>Users are distributed across Rwanda’s five provinces with real district names as cities. A purchase_summary sub-document is computed nightly by Spark to avoid aggregating transactions on every profile load:</w:t>
+      </w:r>
+    </w:p>
+    <w:p>
+      <w:pPr>
+        <w:spacing w:after="80"/>
+      </w:pPr>
+    </w:p>
+    <w:p>
+      <w:pPr>
+        <w:shd w:val="clear" w:color="auto" w:fill="1E293B"/>
+        <w:ind w:left="240"/>
+      </w:pPr>
       <w:r>
         <w:rPr>
           <w:rFonts w:ascii="Courier New" w:eastAsia="Courier New" w:hAnsi="Courier New" w:cs="Courier New"/>
@@ -2651,7 +2293,7 @@
           <w:sz w:val="17"/>
           <w:szCs w:val="17"/>
         </w:rPr>
-        <w:t>":    "Coffee &amp; Tea",</w:t>
+        <w:t>{</w:t>
       </w:r>
     </w:p>
     <w:p>
@@ -2666,10 +2308,14 @@
           <w:sz w:val="17"/>
           <w:szCs w:val="17"/>
         </w:rPr>
-        <w:t xml:space="preserve">  "</w:t>
-      </w:r>
-      <w:proofErr w:type="spellStart"/>
-      <w:proofErr w:type="gramStart"/>
+        <w:t xml:space="preserve">  "user_id":           "user_000042",</w:t>
+      </w:r>
+    </w:p>
+    <w:p>
+      <w:pPr>
+        <w:shd w:val="clear" w:color="auto" w:fill="1E293B"/>
+        <w:ind w:left="240"/>
+      </w:pPr>
       <w:r>
         <w:rPr>
           <w:rFonts w:ascii="Courier New" w:eastAsia="Courier New" w:hAnsi="Courier New" w:cs="Courier New"/>
@@ -2677,9 +2323,14 @@
           <w:sz w:val="17"/>
           <w:szCs w:val="17"/>
         </w:rPr>
-        <w:t>subcategory</w:t>
-      </w:r>
-      <w:proofErr w:type="gramEnd"/>
+        <w:t xml:space="preserve">  "geo_data":          {"city":"Musanze","state":"Northern","country":"RW"},</w:t>
+      </w:r>
+    </w:p>
+    <w:p>
+      <w:pPr>
+        <w:shd w:val="clear" w:color="auto" w:fill="1E293B"/>
+        <w:ind w:left="240"/>
+      </w:pPr>
       <w:r>
         <w:rPr>
           <w:rFonts w:ascii="Courier New" w:eastAsia="Courier New" w:hAnsi="Courier New" w:cs="Courier New"/>
@@ -2687,9 +2338,14 @@
           <w:sz w:val="17"/>
           <w:szCs w:val="17"/>
         </w:rPr>
-        <w:t>_name</w:t>
-      </w:r>
-      <w:proofErr w:type="spellEnd"/>
+        <w:t xml:space="preserve">  "registration_date": "2024-12-15T08:42:13",</w:t>
+      </w:r>
+    </w:p>
+    <w:p>
+      <w:pPr>
+        <w:shd w:val="clear" w:color="auto" w:fill="1E293B"/>
+        <w:ind w:left="240"/>
+      </w:pPr>
       <w:r>
         <w:rPr>
           <w:rFonts w:ascii="Courier New" w:eastAsia="Courier New" w:hAnsi="Courier New" w:cs="Courier New"/>
@@ -2697,7 +2353,7 @@
           <w:sz w:val="17"/>
           <w:szCs w:val="17"/>
         </w:rPr>
-        <w:t>": "Arabica Coffee",</w:t>
+        <w:t xml:space="preserve">  "last_active":       "2025-03-12T16:23:47",</w:t>
       </w:r>
     </w:p>
     <w:p>
@@ -2712,10 +2368,14 @@
           <w:sz w:val="17"/>
           <w:szCs w:val="17"/>
         </w:rPr>
-        <w:t xml:space="preserve">  "</w:t>
-      </w:r>
-      <w:proofErr w:type="spellStart"/>
-      <w:proofErr w:type="gramStart"/>
+        <w:t xml:space="preserve">  "purchase_summary":  {</w:t>
+      </w:r>
+    </w:p>
+    <w:p>
+      <w:pPr>
+        <w:shd w:val="clear" w:color="auto" w:fill="1E293B"/>
+        <w:ind w:left="240"/>
+      </w:pPr>
       <w:r>
         <w:rPr>
           <w:rFonts w:ascii="Courier New" w:eastAsia="Courier New" w:hAnsi="Courier New" w:cs="Courier New"/>
@@ -2723,9 +2383,14 @@
           <w:sz w:val="17"/>
           <w:szCs w:val="17"/>
         </w:rPr>
-        <w:t>base</w:t>
-      </w:r>
-      <w:proofErr w:type="gramEnd"/>
+        <w:t xml:space="preserve">    "total_orders":  4,</w:t>
+      </w:r>
+    </w:p>
+    <w:p>
+      <w:pPr>
+        <w:shd w:val="clear" w:color="auto" w:fill="1E293B"/>
+        <w:ind w:left="240"/>
+      </w:pPr>
       <w:r>
         <w:rPr>
           <w:rFonts w:ascii="Courier New" w:eastAsia="Courier New" w:hAnsi="Courier New" w:cs="Courier New"/>
@@ -2733,9 +2398,14 @@
           <w:sz w:val="17"/>
           <w:szCs w:val="17"/>
         </w:rPr>
-        <w:t>_price</w:t>
-      </w:r>
-      <w:proofErr w:type="spellEnd"/>
+        <w:t xml:space="preserve">    "total_spent":   87600,</w:t>
+      </w:r>
+    </w:p>
+    <w:p>
+      <w:pPr>
+        <w:shd w:val="clear" w:color="auto" w:fill="1E293B"/>
+        <w:ind w:left="240"/>
+      </w:pPr>
       <w:r>
         <w:rPr>
           <w:rFonts w:ascii="Courier New" w:eastAsia="Courier New" w:hAnsi="Courier New" w:cs="Courier New"/>
@@ -2743,7 +2413,7 @@
           <w:sz w:val="17"/>
           <w:szCs w:val="17"/>
         </w:rPr>
-        <w:t>":       12500,</w:t>
+        <w:t xml:space="preserve">    "avg_order":     21900,</w:t>
       </w:r>
     </w:p>
     <w:p>
@@ -2758,10 +2428,14 @@
           <w:sz w:val="17"/>
           <w:szCs w:val="17"/>
         </w:rPr>
-        <w:t xml:space="preserve">  "</w:t>
-      </w:r>
-      <w:proofErr w:type="spellStart"/>
-      <w:proofErr w:type="gramStart"/>
+        <w:t xml:space="preserve">    "last_purchase": "2025-03-10T09:15:00"</w:t>
+      </w:r>
+    </w:p>
+    <w:p>
+      <w:pPr>
+        <w:shd w:val="clear" w:color="auto" w:fill="1E293B"/>
+        <w:ind w:left="240"/>
+      </w:pPr>
       <w:r>
         <w:rPr>
           <w:rFonts w:ascii="Courier New" w:eastAsia="Courier New" w:hAnsi="Courier New" w:cs="Courier New"/>
@@ -2769,9 +2443,14 @@
           <w:sz w:val="17"/>
           <w:szCs w:val="17"/>
         </w:rPr>
-        <w:t>current</w:t>
-      </w:r>
-      <w:proofErr w:type="gramEnd"/>
+        <w:t xml:space="preserve">  }</w:t>
+      </w:r>
+    </w:p>
+    <w:p>
+      <w:pPr>
+        <w:shd w:val="clear" w:color="auto" w:fill="1E293B"/>
+        <w:ind w:left="240"/>
+      </w:pPr>
       <w:r>
         <w:rPr>
           <w:rFonts w:ascii="Courier New" w:eastAsia="Courier New" w:hAnsi="Courier New" w:cs="Courier New"/>
@@ -2779,9 +2458,44 @@
           <w:sz w:val="17"/>
           <w:szCs w:val="17"/>
         </w:rPr>
-        <w:t>_stock</w:t>
-      </w:r>
-      <w:proofErr w:type="spellEnd"/>
+        <w:t>}</w:t>
+      </w:r>
+    </w:p>
+    <w:p>
+      <w:pPr>
+        <w:spacing w:after="80"/>
+      </w:pPr>
+    </w:p>
+    <w:p>
+      <w:pPr>
+        <w:pStyle w:val="Heading3"/>
+      </w:pPr>
+      <w:r>
+        <w:t>Collection: transactions</w:t>
+      </w:r>
+    </w:p>
+    <w:p>
+      <w:pPr>
+        <w:spacing w:after="80"/>
+        <w:jc w:val="both"/>
+      </w:pPr>
+      <w:r>
+        <w:rPr>
+          <w:color w:val="111827"/>
+        </w:rPr>
+        <w:t>Transactions embed line items and use Rwanda-specific payment methods. MTN Mobile Money (mtn_momo) and Airtel Money (airtel_money) are the dominant payment methods, reflecting Rwanda’s 98%+ mobile money penetration:</w:t>
+      </w:r>
+    </w:p>
+    <w:p>
+      <w:pPr>
+        <w:spacing w:after="80"/>
+      </w:pPr>
+    </w:p>
+    <w:p>
+      <w:pPr>
+        <w:shd w:val="clear" w:color="auto" w:fill="1E293B"/>
+        <w:ind w:left="240"/>
+      </w:pPr>
       <w:r>
         <w:rPr>
           <w:rFonts w:ascii="Courier New" w:eastAsia="Courier New" w:hAnsi="Courier New" w:cs="Courier New"/>
@@ -2789,7 +2503,7 @@
           <w:sz w:val="17"/>
           <w:szCs w:val="17"/>
         </w:rPr>
-        <w:t>":    143,</w:t>
+        <w:t>{</w:t>
       </w:r>
     </w:p>
     <w:p>
@@ -2804,10 +2518,14 @@
           <w:sz w:val="17"/>
           <w:szCs w:val="17"/>
         </w:rPr>
-        <w:t xml:space="preserve">  "</w:t>
-      </w:r>
-      <w:proofErr w:type="spellStart"/>
-      <w:proofErr w:type="gramStart"/>
+        <w:t xml:space="preserve">  "transaction_id": "txn_c8d9e7f3a2b1",</w:t>
+      </w:r>
+    </w:p>
+    <w:p>
+      <w:pPr>
+        <w:shd w:val="clear" w:color="auto" w:fill="1E293B"/>
+        <w:ind w:left="240"/>
+      </w:pPr>
       <w:r>
         <w:rPr>
           <w:rFonts w:ascii="Courier New" w:eastAsia="Courier New" w:hAnsi="Courier New" w:cs="Courier New"/>
@@ -2815,9 +2533,14 @@
           <w:sz w:val="17"/>
           <w:szCs w:val="17"/>
         </w:rPr>
-        <w:t>is</w:t>
-      </w:r>
-      <w:proofErr w:type="gramEnd"/>
+        <w:t xml:space="preserve">  "user_id":        "user_000042",</w:t>
+      </w:r>
+    </w:p>
+    <w:p>
+      <w:pPr>
+        <w:shd w:val="clear" w:color="auto" w:fill="1E293B"/>
+        <w:ind w:left="240"/>
+      </w:pPr>
       <w:r>
         <w:rPr>
           <w:rFonts w:ascii="Courier New" w:eastAsia="Courier New" w:hAnsi="Courier New" w:cs="Courier New"/>
@@ -2825,9 +2548,14 @@
           <w:sz w:val="17"/>
           <w:szCs w:val="17"/>
         </w:rPr>
-        <w:t>_active</w:t>
-      </w:r>
-      <w:proofErr w:type="spellEnd"/>
+        <w:t xml:space="preserve">  "timestamp":      "2025-03-12T14:52:41",</w:t>
+      </w:r>
+    </w:p>
+    <w:p>
+      <w:pPr>
+        <w:shd w:val="clear" w:color="auto" w:fill="1E293B"/>
+        <w:ind w:left="240"/>
+      </w:pPr>
       <w:r>
         <w:rPr>
           <w:rFonts w:ascii="Courier New" w:eastAsia="Courier New" w:hAnsi="Courier New" w:cs="Courier New"/>
@@ -2835,7 +2563,7 @@
           <w:sz w:val="17"/>
           <w:szCs w:val="17"/>
         </w:rPr>
-        <w:t>":        true,</w:t>
+        <w:t xml:space="preserve">  "items": [</w:t>
       </w:r>
     </w:p>
     <w:p>
@@ -2850,10 +2578,14 @@
           <w:sz w:val="17"/>
           <w:szCs w:val="17"/>
         </w:rPr>
-        <w:t xml:space="preserve">  "</w:t>
-      </w:r>
-      <w:proofErr w:type="spellStart"/>
-      <w:proofErr w:type="gramStart"/>
+        <w:t xml:space="preserve">    {"product_id":"prod_00042","quantity":2,</w:t>
+      </w:r>
+    </w:p>
+    <w:p>
+      <w:pPr>
+        <w:shd w:val="clear" w:color="auto" w:fill="1E293B"/>
+        <w:ind w:left="240"/>
+      </w:pPr>
       <w:r>
         <w:rPr>
           <w:rFonts w:ascii="Courier New" w:eastAsia="Courier New" w:hAnsi="Courier New" w:cs="Courier New"/>
@@ -2861,9 +2593,14 @@
           <w:sz w:val="17"/>
           <w:szCs w:val="17"/>
         </w:rPr>
-        <w:t>price</w:t>
-      </w:r>
-      <w:proofErr w:type="gramEnd"/>
+        <w:t xml:space="preserve">     "unit_price":12500,"subtotal":25000}</w:t>
+      </w:r>
+    </w:p>
+    <w:p>
+      <w:pPr>
+        <w:shd w:val="clear" w:color="auto" w:fill="1E293B"/>
+        <w:ind w:left="240"/>
+      </w:pPr>
       <w:r>
         <w:rPr>
           <w:rFonts w:ascii="Courier New" w:eastAsia="Courier New" w:hAnsi="Courier New" w:cs="Courier New"/>
@@ -2871,9 +2608,14 @@
           <w:sz w:val="17"/>
           <w:szCs w:val="17"/>
         </w:rPr>
-        <w:t>_history</w:t>
-      </w:r>
-      <w:proofErr w:type="spellEnd"/>
+        <w:t xml:space="preserve">  ],</w:t>
+      </w:r>
+    </w:p>
+    <w:p>
+      <w:pPr>
+        <w:shd w:val="clear" w:color="auto" w:fill="1E293B"/>
+        <w:ind w:left="240"/>
+      </w:pPr>
       <w:r>
         <w:rPr>
           <w:rFonts w:ascii="Courier New" w:eastAsia="Courier New" w:hAnsi="Courier New" w:cs="Courier New"/>
@@ -2881,9 +2623,14 @@
           <w:sz w:val="17"/>
           <w:szCs w:val="17"/>
         </w:rPr>
-        <w:t xml:space="preserve">": </w:t>
-      </w:r>
-      <w:proofErr w:type="gramStart"/>
+        <w:t xml:space="preserve">  "subtotal":       25000,</w:t>
+      </w:r>
+    </w:p>
+    <w:p>
+      <w:pPr>
+        <w:shd w:val="clear" w:color="auto" w:fill="1E293B"/>
+        <w:ind w:left="240"/>
+      </w:pPr>
       <w:r>
         <w:rPr>
           <w:rFonts w:ascii="Courier New" w:eastAsia="Courier New" w:hAnsi="Courier New" w:cs="Courier New"/>
@@ -2891,9 +2638,14 @@
           <w:sz w:val="17"/>
           <w:szCs w:val="17"/>
         </w:rPr>
-        <w:t xml:space="preserve">   [</w:t>
-      </w:r>
-      <w:proofErr w:type="gramEnd"/>
+        <w:t xml:space="preserve">  "discount":       2500,</w:t>
+      </w:r>
+    </w:p>
+    <w:p>
+      <w:pPr>
+        <w:shd w:val="clear" w:color="auto" w:fill="1E293B"/>
+        <w:ind w:left="240"/>
+      </w:pPr>
       <w:r>
         <w:rPr>
           <w:rFonts w:ascii="Courier New" w:eastAsia="Courier New" w:hAnsi="Courier New" w:cs="Courier New"/>
@@ -2901,7 +2653,7 @@
           <w:sz w:val="17"/>
           <w:szCs w:val="17"/>
         </w:rPr>
-        <w:t>{"price":14000,"date":"2025-01-05"},</w:t>
+        <w:t xml:space="preserve">  "total":          22500,</w:t>
       </w:r>
     </w:p>
     <w:p>
@@ -2916,968 +2668,7 @@
           <w:sz w:val="17"/>
           <w:szCs w:val="17"/>
         </w:rPr>
-        <w:t xml:space="preserve">                       {"price":12500,"date":"2025-02-10"}],</w:t>
-      </w:r>
-    </w:p>
-    <w:p>
-      <w:pPr>
-        <w:shd w:val="clear" w:color="auto" w:fill="1E293B"/>
-        <w:ind w:left="240"/>
-      </w:pPr>
-      <w:r>
-        <w:rPr>
-          <w:rFonts w:ascii="Courier New" w:eastAsia="Courier New" w:hAnsi="Courier New" w:cs="Courier New"/>
-          <w:color w:val="93C5FD"/>
-          <w:sz w:val="17"/>
-          <w:szCs w:val="17"/>
-        </w:rPr>
-        <w:t xml:space="preserve">  "</w:t>
-      </w:r>
-      <w:proofErr w:type="spellStart"/>
-      <w:proofErr w:type="gramStart"/>
-      <w:r>
-        <w:rPr>
-          <w:rFonts w:ascii="Courier New" w:eastAsia="Courier New" w:hAnsi="Courier New" w:cs="Courier New"/>
-          <w:color w:val="93C5FD"/>
-          <w:sz w:val="17"/>
-          <w:szCs w:val="17"/>
-        </w:rPr>
-        <w:t>creation</w:t>
-      </w:r>
-      <w:proofErr w:type="gramEnd"/>
-      <w:r>
-        <w:rPr>
-          <w:rFonts w:ascii="Courier New" w:eastAsia="Courier New" w:hAnsi="Courier New" w:cs="Courier New"/>
-          <w:color w:val="93C5FD"/>
-          <w:sz w:val="17"/>
-          <w:szCs w:val="17"/>
-        </w:rPr>
-        <w:t>_date</w:t>
-      </w:r>
-      <w:proofErr w:type="spellEnd"/>
-      <w:r>
-        <w:rPr>
-          <w:rFonts w:ascii="Courier New" w:eastAsia="Courier New" w:hAnsi="Courier New" w:cs="Courier New"/>
-          <w:color w:val="93C5FD"/>
-          <w:sz w:val="17"/>
-          <w:szCs w:val="17"/>
-        </w:rPr>
-        <w:t>":    "2025-01-05T00:00:00"</w:t>
-      </w:r>
-    </w:p>
-    <w:p>
-      <w:pPr>
-        <w:shd w:val="clear" w:color="auto" w:fill="1E293B"/>
-        <w:ind w:left="240"/>
-      </w:pPr>
-      <w:r>
-        <w:rPr>
-          <w:rFonts w:ascii="Courier New" w:eastAsia="Courier New" w:hAnsi="Courier New" w:cs="Courier New"/>
-          <w:color w:val="93C5FD"/>
-          <w:sz w:val="17"/>
-          <w:szCs w:val="17"/>
-        </w:rPr>
-        <w:t>}</w:t>
-      </w:r>
-    </w:p>
-    <w:p>
-      <w:pPr>
-        <w:spacing w:after="80"/>
-      </w:pPr>
-    </w:p>
-    <w:p>
-      <w:pPr>
-        <w:pStyle w:val="Heading3"/>
-      </w:pPr>
-      <w:r>
-        <w:t>Collection: users</w:t>
-      </w:r>
-    </w:p>
-    <w:p>
-      <w:pPr>
-        <w:spacing w:after="80"/>
-        <w:jc w:val="both"/>
-      </w:pPr>
-      <w:r>
-        <w:rPr>
-          <w:color w:val="111827"/>
-        </w:rPr>
-        <w:t>Users are distributed across Rwanda’s five provinces with real district names as cities. A purchase_summary sub-document is computed nightly by Spark to avoid aggregating transactions on every profile load:</w:t>
-      </w:r>
-    </w:p>
-    <w:p>
-      <w:pPr>
-        <w:spacing w:after="80"/>
-      </w:pPr>
-    </w:p>
-    <w:p>
-      <w:pPr>
-        <w:shd w:val="clear" w:color="auto" w:fill="1E293B"/>
-        <w:ind w:left="240"/>
-      </w:pPr>
-      <w:r>
-        <w:rPr>
-          <w:rFonts w:ascii="Courier New" w:eastAsia="Courier New" w:hAnsi="Courier New" w:cs="Courier New"/>
-          <w:color w:val="93C5FD"/>
-          <w:sz w:val="17"/>
-          <w:szCs w:val="17"/>
-        </w:rPr>
-        <w:t>{</w:t>
-      </w:r>
-    </w:p>
-    <w:p>
-      <w:pPr>
-        <w:shd w:val="clear" w:color="auto" w:fill="1E293B"/>
-        <w:ind w:left="240"/>
-      </w:pPr>
-      <w:r>
-        <w:rPr>
-          <w:rFonts w:ascii="Courier New" w:eastAsia="Courier New" w:hAnsi="Courier New" w:cs="Courier New"/>
-          <w:color w:val="93C5FD"/>
-          <w:sz w:val="17"/>
-          <w:szCs w:val="17"/>
-        </w:rPr>
-        <w:t xml:space="preserve">  "</w:t>
-      </w:r>
-      <w:proofErr w:type="spellStart"/>
-      <w:proofErr w:type="gramStart"/>
-      <w:r>
-        <w:rPr>
-          <w:rFonts w:ascii="Courier New" w:eastAsia="Courier New" w:hAnsi="Courier New" w:cs="Courier New"/>
-          <w:color w:val="93C5FD"/>
-          <w:sz w:val="17"/>
-          <w:szCs w:val="17"/>
-        </w:rPr>
-        <w:t>user</w:t>
-      </w:r>
-      <w:proofErr w:type="gramEnd"/>
-      <w:r>
-        <w:rPr>
-          <w:rFonts w:ascii="Courier New" w:eastAsia="Courier New" w:hAnsi="Courier New" w:cs="Courier New"/>
-          <w:color w:val="93C5FD"/>
-          <w:sz w:val="17"/>
-          <w:szCs w:val="17"/>
-        </w:rPr>
-        <w:t>_id</w:t>
-      </w:r>
-      <w:proofErr w:type="spellEnd"/>
-      <w:r>
-        <w:rPr>
-          <w:rFonts w:ascii="Courier New" w:eastAsia="Courier New" w:hAnsi="Courier New" w:cs="Courier New"/>
-          <w:color w:val="93C5FD"/>
-          <w:sz w:val="17"/>
-          <w:szCs w:val="17"/>
-        </w:rPr>
-        <w:t>":           "user_000042",</w:t>
-      </w:r>
-    </w:p>
-    <w:p>
-      <w:pPr>
-        <w:shd w:val="clear" w:color="auto" w:fill="1E293B"/>
-        <w:ind w:left="240"/>
-      </w:pPr>
-      <w:r>
-        <w:rPr>
-          <w:rFonts w:ascii="Courier New" w:eastAsia="Courier New" w:hAnsi="Courier New" w:cs="Courier New"/>
-          <w:color w:val="93C5FD"/>
-          <w:sz w:val="17"/>
-          <w:szCs w:val="17"/>
-        </w:rPr>
-        <w:t xml:space="preserve">  "</w:t>
-      </w:r>
-      <w:proofErr w:type="spellStart"/>
-      <w:proofErr w:type="gramStart"/>
-      <w:r>
-        <w:rPr>
-          <w:rFonts w:ascii="Courier New" w:eastAsia="Courier New" w:hAnsi="Courier New" w:cs="Courier New"/>
-          <w:color w:val="93C5FD"/>
-          <w:sz w:val="17"/>
-          <w:szCs w:val="17"/>
-        </w:rPr>
-        <w:t>geo</w:t>
-      </w:r>
-      <w:proofErr w:type="gramEnd"/>
-      <w:r>
-        <w:rPr>
-          <w:rFonts w:ascii="Courier New" w:eastAsia="Courier New" w:hAnsi="Courier New" w:cs="Courier New"/>
-          <w:color w:val="93C5FD"/>
-          <w:sz w:val="17"/>
-          <w:szCs w:val="17"/>
-        </w:rPr>
-        <w:t>_data</w:t>
-      </w:r>
-      <w:proofErr w:type="spellEnd"/>
-      <w:r>
-        <w:rPr>
-          <w:rFonts w:ascii="Courier New" w:eastAsia="Courier New" w:hAnsi="Courier New" w:cs="Courier New"/>
-          <w:color w:val="93C5FD"/>
-          <w:sz w:val="17"/>
-          <w:szCs w:val="17"/>
-        </w:rPr>
-        <w:t xml:space="preserve">":       </w:t>
-      </w:r>
-      <w:proofErr w:type="gramStart"/>
-      <w:r>
-        <w:rPr>
-          <w:rFonts w:ascii="Courier New" w:eastAsia="Courier New" w:hAnsi="Courier New" w:cs="Courier New"/>
-          <w:color w:val="93C5FD"/>
-          <w:sz w:val="17"/>
-          <w:szCs w:val="17"/>
-        </w:rPr>
-        <w:t xml:space="preserve">   {</w:t>
-      </w:r>
-      <w:proofErr w:type="gramEnd"/>
-      <w:r>
-        <w:rPr>
-          <w:rFonts w:ascii="Courier New" w:eastAsia="Courier New" w:hAnsi="Courier New" w:cs="Courier New"/>
-          <w:color w:val="93C5FD"/>
-          <w:sz w:val="17"/>
-          <w:szCs w:val="17"/>
-        </w:rPr>
-        <w:t>"</w:t>
-      </w:r>
-      <w:proofErr w:type="spellStart"/>
-      <w:r>
-        <w:rPr>
-          <w:rFonts w:ascii="Courier New" w:eastAsia="Courier New" w:hAnsi="Courier New" w:cs="Courier New"/>
-          <w:color w:val="93C5FD"/>
-          <w:sz w:val="17"/>
-          <w:szCs w:val="17"/>
-        </w:rPr>
-        <w:t>city":"Musanze","state":"Northern","country":"RW</w:t>
-      </w:r>
-      <w:proofErr w:type="spellEnd"/>
-      <w:r>
-        <w:rPr>
-          <w:rFonts w:ascii="Courier New" w:eastAsia="Courier New" w:hAnsi="Courier New" w:cs="Courier New"/>
-          <w:color w:val="93C5FD"/>
-          <w:sz w:val="17"/>
-          <w:szCs w:val="17"/>
-        </w:rPr>
-        <w:t>"},</w:t>
-      </w:r>
-    </w:p>
-    <w:p>
-      <w:pPr>
-        <w:shd w:val="clear" w:color="auto" w:fill="1E293B"/>
-        <w:ind w:left="240"/>
-      </w:pPr>
-      <w:r>
-        <w:rPr>
-          <w:rFonts w:ascii="Courier New" w:eastAsia="Courier New" w:hAnsi="Courier New" w:cs="Courier New"/>
-          <w:color w:val="93C5FD"/>
-          <w:sz w:val="17"/>
-          <w:szCs w:val="17"/>
-        </w:rPr>
-        <w:t xml:space="preserve">  "</w:t>
-      </w:r>
-      <w:proofErr w:type="spellStart"/>
-      <w:proofErr w:type="gramStart"/>
-      <w:r>
-        <w:rPr>
-          <w:rFonts w:ascii="Courier New" w:eastAsia="Courier New" w:hAnsi="Courier New" w:cs="Courier New"/>
-          <w:color w:val="93C5FD"/>
-          <w:sz w:val="17"/>
-          <w:szCs w:val="17"/>
-        </w:rPr>
-        <w:t>registration</w:t>
-      </w:r>
-      <w:proofErr w:type="gramEnd"/>
-      <w:r>
-        <w:rPr>
-          <w:rFonts w:ascii="Courier New" w:eastAsia="Courier New" w:hAnsi="Courier New" w:cs="Courier New"/>
-          <w:color w:val="93C5FD"/>
-          <w:sz w:val="17"/>
-          <w:szCs w:val="17"/>
-        </w:rPr>
-        <w:t>_date</w:t>
-      </w:r>
-      <w:proofErr w:type="spellEnd"/>
-      <w:r>
-        <w:rPr>
-          <w:rFonts w:ascii="Courier New" w:eastAsia="Courier New" w:hAnsi="Courier New" w:cs="Courier New"/>
-          <w:color w:val="93C5FD"/>
-          <w:sz w:val="17"/>
-          <w:szCs w:val="17"/>
-        </w:rPr>
-        <w:t>": "2024-12-15T08:42:13",</w:t>
-      </w:r>
-    </w:p>
-    <w:p>
-      <w:pPr>
-        <w:shd w:val="clear" w:color="auto" w:fill="1E293B"/>
-        <w:ind w:left="240"/>
-      </w:pPr>
-      <w:r>
-        <w:rPr>
-          <w:rFonts w:ascii="Courier New" w:eastAsia="Courier New" w:hAnsi="Courier New" w:cs="Courier New"/>
-          <w:color w:val="93C5FD"/>
-          <w:sz w:val="17"/>
-          <w:szCs w:val="17"/>
-        </w:rPr>
-        <w:t xml:space="preserve">  "</w:t>
-      </w:r>
-      <w:proofErr w:type="spellStart"/>
-      <w:proofErr w:type="gramStart"/>
-      <w:r>
-        <w:rPr>
-          <w:rFonts w:ascii="Courier New" w:eastAsia="Courier New" w:hAnsi="Courier New" w:cs="Courier New"/>
-          <w:color w:val="93C5FD"/>
-          <w:sz w:val="17"/>
-          <w:szCs w:val="17"/>
-        </w:rPr>
-        <w:t>last</w:t>
-      </w:r>
-      <w:proofErr w:type="gramEnd"/>
-      <w:r>
-        <w:rPr>
-          <w:rFonts w:ascii="Courier New" w:eastAsia="Courier New" w:hAnsi="Courier New" w:cs="Courier New"/>
-          <w:color w:val="93C5FD"/>
-          <w:sz w:val="17"/>
-          <w:szCs w:val="17"/>
-        </w:rPr>
-        <w:t>_active</w:t>
-      </w:r>
-      <w:proofErr w:type="spellEnd"/>
-      <w:r>
-        <w:rPr>
-          <w:rFonts w:ascii="Courier New" w:eastAsia="Courier New" w:hAnsi="Courier New" w:cs="Courier New"/>
-          <w:color w:val="93C5FD"/>
-          <w:sz w:val="17"/>
-          <w:szCs w:val="17"/>
-        </w:rPr>
-        <w:t>":       "2025-03-12T16:23:47",</w:t>
-      </w:r>
-    </w:p>
-    <w:p>
-      <w:pPr>
-        <w:shd w:val="clear" w:color="auto" w:fill="1E293B"/>
-        <w:ind w:left="240"/>
-      </w:pPr>
-      <w:r>
-        <w:rPr>
-          <w:rFonts w:ascii="Courier New" w:eastAsia="Courier New" w:hAnsi="Courier New" w:cs="Courier New"/>
-          <w:color w:val="93C5FD"/>
-          <w:sz w:val="17"/>
-          <w:szCs w:val="17"/>
-        </w:rPr>
-        <w:t xml:space="preserve">  "</w:t>
-      </w:r>
-      <w:proofErr w:type="gramStart"/>
-      <w:r>
-        <w:rPr>
-          <w:rFonts w:ascii="Courier New" w:eastAsia="Courier New" w:hAnsi="Courier New" w:cs="Courier New"/>
-          <w:color w:val="93C5FD"/>
-          <w:sz w:val="17"/>
-          <w:szCs w:val="17"/>
-        </w:rPr>
-        <w:t>purchase</w:t>
-      </w:r>
-      <w:proofErr w:type="gramEnd"/>
-      <w:r>
-        <w:rPr>
-          <w:rFonts w:ascii="Courier New" w:eastAsia="Courier New" w:hAnsi="Courier New" w:cs="Courier New"/>
-          <w:color w:val="93C5FD"/>
-          <w:sz w:val="17"/>
-          <w:szCs w:val="17"/>
-        </w:rPr>
-        <w:t>_summary"</w:t>
-      </w:r>
-      <w:proofErr w:type="gramStart"/>
-      <w:r>
-        <w:rPr>
-          <w:rFonts w:ascii="Courier New" w:eastAsia="Courier New" w:hAnsi="Courier New" w:cs="Courier New"/>
-          <w:color w:val="93C5FD"/>
-          <w:sz w:val="17"/>
-          <w:szCs w:val="17"/>
-        </w:rPr>
-        <w:t>:  {</w:t>
-      </w:r>
-      <w:proofErr w:type="gramEnd"/>
-    </w:p>
-    <w:p>
-      <w:pPr>
-        <w:shd w:val="clear" w:color="auto" w:fill="1E293B"/>
-        <w:ind w:left="240"/>
-      </w:pPr>
-      <w:r>
-        <w:rPr>
-          <w:rFonts w:ascii="Courier New" w:eastAsia="Courier New" w:hAnsi="Courier New" w:cs="Courier New"/>
-          <w:color w:val="93C5FD"/>
-          <w:sz w:val="17"/>
-          <w:szCs w:val="17"/>
-        </w:rPr>
-        <w:t xml:space="preserve">    "</w:t>
-      </w:r>
-      <w:proofErr w:type="spellStart"/>
-      <w:proofErr w:type="gramStart"/>
-      <w:r>
-        <w:rPr>
-          <w:rFonts w:ascii="Courier New" w:eastAsia="Courier New" w:hAnsi="Courier New" w:cs="Courier New"/>
-          <w:color w:val="93C5FD"/>
-          <w:sz w:val="17"/>
-          <w:szCs w:val="17"/>
-        </w:rPr>
-        <w:t>total</w:t>
-      </w:r>
-      <w:proofErr w:type="gramEnd"/>
-      <w:r>
-        <w:rPr>
-          <w:rFonts w:ascii="Courier New" w:eastAsia="Courier New" w:hAnsi="Courier New" w:cs="Courier New"/>
-          <w:color w:val="93C5FD"/>
-          <w:sz w:val="17"/>
-          <w:szCs w:val="17"/>
-        </w:rPr>
-        <w:t>_orders</w:t>
-      </w:r>
-      <w:proofErr w:type="spellEnd"/>
-      <w:r>
-        <w:rPr>
-          <w:rFonts w:ascii="Courier New" w:eastAsia="Courier New" w:hAnsi="Courier New" w:cs="Courier New"/>
-          <w:color w:val="93C5FD"/>
-          <w:sz w:val="17"/>
-          <w:szCs w:val="17"/>
-        </w:rPr>
-        <w:t>":  4,</w:t>
-      </w:r>
-    </w:p>
-    <w:p>
-      <w:pPr>
-        <w:shd w:val="clear" w:color="auto" w:fill="1E293B"/>
-        <w:ind w:left="240"/>
-      </w:pPr>
-      <w:r>
-        <w:rPr>
-          <w:rFonts w:ascii="Courier New" w:eastAsia="Courier New" w:hAnsi="Courier New" w:cs="Courier New"/>
-          <w:color w:val="93C5FD"/>
-          <w:sz w:val="17"/>
-          <w:szCs w:val="17"/>
-        </w:rPr>
-        <w:t xml:space="preserve">    "</w:t>
-      </w:r>
-      <w:proofErr w:type="spellStart"/>
-      <w:proofErr w:type="gramStart"/>
-      <w:r>
-        <w:rPr>
-          <w:rFonts w:ascii="Courier New" w:eastAsia="Courier New" w:hAnsi="Courier New" w:cs="Courier New"/>
-          <w:color w:val="93C5FD"/>
-          <w:sz w:val="17"/>
-          <w:szCs w:val="17"/>
-        </w:rPr>
-        <w:t>total</w:t>
-      </w:r>
-      <w:proofErr w:type="gramEnd"/>
-      <w:r>
-        <w:rPr>
-          <w:rFonts w:ascii="Courier New" w:eastAsia="Courier New" w:hAnsi="Courier New" w:cs="Courier New"/>
-          <w:color w:val="93C5FD"/>
-          <w:sz w:val="17"/>
-          <w:szCs w:val="17"/>
-        </w:rPr>
-        <w:t>_spent</w:t>
-      </w:r>
-      <w:proofErr w:type="spellEnd"/>
-      <w:r>
-        <w:rPr>
-          <w:rFonts w:ascii="Courier New" w:eastAsia="Courier New" w:hAnsi="Courier New" w:cs="Courier New"/>
-          <w:color w:val="93C5FD"/>
-          <w:sz w:val="17"/>
-          <w:szCs w:val="17"/>
-        </w:rPr>
-        <w:t>":   87600,</w:t>
-      </w:r>
-    </w:p>
-    <w:p>
-      <w:pPr>
-        <w:shd w:val="clear" w:color="auto" w:fill="1E293B"/>
-        <w:ind w:left="240"/>
-      </w:pPr>
-      <w:r>
-        <w:rPr>
-          <w:rFonts w:ascii="Courier New" w:eastAsia="Courier New" w:hAnsi="Courier New" w:cs="Courier New"/>
-          <w:color w:val="93C5FD"/>
-          <w:sz w:val="17"/>
-          <w:szCs w:val="17"/>
-        </w:rPr>
-        <w:t xml:space="preserve">    "</w:t>
-      </w:r>
-      <w:proofErr w:type="spellStart"/>
-      <w:proofErr w:type="gramStart"/>
-      <w:r>
-        <w:rPr>
-          <w:rFonts w:ascii="Courier New" w:eastAsia="Courier New" w:hAnsi="Courier New" w:cs="Courier New"/>
-          <w:color w:val="93C5FD"/>
-          <w:sz w:val="17"/>
-          <w:szCs w:val="17"/>
-        </w:rPr>
-        <w:t>avg</w:t>
-      </w:r>
-      <w:proofErr w:type="gramEnd"/>
-      <w:r>
-        <w:rPr>
-          <w:rFonts w:ascii="Courier New" w:eastAsia="Courier New" w:hAnsi="Courier New" w:cs="Courier New"/>
-          <w:color w:val="93C5FD"/>
-          <w:sz w:val="17"/>
-          <w:szCs w:val="17"/>
-        </w:rPr>
-        <w:t>_order</w:t>
-      </w:r>
-      <w:proofErr w:type="spellEnd"/>
-      <w:r>
-        <w:rPr>
-          <w:rFonts w:ascii="Courier New" w:eastAsia="Courier New" w:hAnsi="Courier New" w:cs="Courier New"/>
-          <w:color w:val="93C5FD"/>
-          <w:sz w:val="17"/>
-          <w:szCs w:val="17"/>
-        </w:rPr>
-        <w:t>":     21900,</w:t>
-      </w:r>
-    </w:p>
-    <w:p>
-      <w:pPr>
-        <w:shd w:val="clear" w:color="auto" w:fill="1E293B"/>
-        <w:ind w:left="240"/>
-      </w:pPr>
-      <w:r>
-        <w:rPr>
-          <w:rFonts w:ascii="Courier New" w:eastAsia="Courier New" w:hAnsi="Courier New" w:cs="Courier New"/>
-          <w:color w:val="93C5FD"/>
-          <w:sz w:val="17"/>
-          <w:szCs w:val="17"/>
-        </w:rPr>
-        <w:t xml:space="preserve">    "</w:t>
-      </w:r>
-      <w:proofErr w:type="spellStart"/>
-      <w:proofErr w:type="gramStart"/>
-      <w:r>
-        <w:rPr>
-          <w:rFonts w:ascii="Courier New" w:eastAsia="Courier New" w:hAnsi="Courier New" w:cs="Courier New"/>
-          <w:color w:val="93C5FD"/>
-          <w:sz w:val="17"/>
-          <w:szCs w:val="17"/>
-        </w:rPr>
-        <w:t>last</w:t>
-      </w:r>
-      <w:proofErr w:type="gramEnd"/>
-      <w:r>
-        <w:rPr>
-          <w:rFonts w:ascii="Courier New" w:eastAsia="Courier New" w:hAnsi="Courier New" w:cs="Courier New"/>
-          <w:color w:val="93C5FD"/>
-          <w:sz w:val="17"/>
-          <w:szCs w:val="17"/>
-        </w:rPr>
-        <w:t>_purchase</w:t>
-      </w:r>
-      <w:proofErr w:type="spellEnd"/>
-      <w:r>
-        <w:rPr>
-          <w:rFonts w:ascii="Courier New" w:eastAsia="Courier New" w:hAnsi="Courier New" w:cs="Courier New"/>
-          <w:color w:val="93C5FD"/>
-          <w:sz w:val="17"/>
-          <w:szCs w:val="17"/>
-        </w:rPr>
-        <w:t>": "2025-03-10T09:15:00"</w:t>
-      </w:r>
-    </w:p>
-    <w:p>
-      <w:pPr>
-        <w:shd w:val="clear" w:color="auto" w:fill="1E293B"/>
-        <w:ind w:left="240"/>
-      </w:pPr>
-      <w:r>
-        <w:rPr>
-          <w:rFonts w:ascii="Courier New" w:eastAsia="Courier New" w:hAnsi="Courier New" w:cs="Courier New"/>
-          <w:color w:val="93C5FD"/>
-          <w:sz w:val="17"/>
-          <w:szCs w:val="17"/>
-        </w:rPr>
-        <w:t xml:space="preserve">  }</w:t>
-      </w:r>
-    </w:p>
-    <w:p>
-      <w:pPr>
-        <w:shd w:val="clear" w:color="auto" w:fill="1E293B"/>
-        <w:ind w:left="240"/>
-      </w:pPr>
-      <w:r>
-        <w:rPr>
-          <w:rFonts w:ascii="Courier New" w:eastAsia="Courier New" w:hAnsi="Courier New" w:cs="Courier New"/>
-          <w:color w:val="93C5FD"/>
-          <w:sz w:val="17"/>
-          <w:szCs w:val="17"/>
-        </w:rPr>
-        <w:t>}</w:t>
-      </w:r>
-    </w:p>
-    <w:p>
-      <w:pPr>
-        <w:spacing w:after="80"/>
-      </w:pPr>
-    </w:p>
-    <w:p>
-      <w:pPr>
-        <w:pStyle w:val="Heading3"/>
-      </w:pPr>
-      <w:r>
-        <w:t>Collection: transactions</w:t>
-      </w:r>
-    </w:p>
-    <w:p>
-      <w:pPr>
-        <w:spacing w:after="80"/>
-        <w:jc w:val="both"/>
-      </w:pPr>
-      <w:r>
-        <w:rPr>
-          <w:color w:val="111827"/>
-        </w:rPr>
-        <w:t>Transactions embed line items and use Rwanda-specific payment methods. MTN Mobile Money (</w:t>
-      </w:r>
-      <w:proofErr w:type="spellStart"/>
-      <w:r>
-        <w:rPr>
-          <w:color w:val="111827"/>
-        </w:rPr>
-        <w:t>mtn_momo</w:t>
-      </w:r>
-      <w:proofErr w:type="spellEnd"/>
-      <w:r>
-        <w:rPr>
-          <w:color w:val="111827"/>
-        </w:rPr>
-        <w:t>) and Airtel Money (</w:t>
-      </w:r>
-      <w:proofErr w:type="spellStart"/>
-      <w:r>
-        <w:rPr>
-          <w:color w:val="111827"/>
-        </w:rPr>
-        <w:t>airtel_money</w:t>
-      </w:r>
-      <w:proofErr w:type="spellEnd"/>
-      <w:r>
-        <w:rPr>
-          <w:color w:val="111827"/>
-        </w:rPr>
-        <w:t>) are the dominant payment methods, reflecting Rwanda’s 98%+ mobile money penetration:</w:t>
-      </w:r>
-    </w:p>
-    <w:p>
-      <w:pPr>
-        <w:spacing w:after="80"/>
-      </w:pPr>
-    </w:p>
-    <w:p>
-      <w:pPr>
-        <w:shd w:val="clear" w:color="auto" w:fill="1E293B"/>
-        <w:ind w:left="240"/>
-      </w:pPr>
-      <w:r>
-        <w:rPr>
-          <w:rFonts w:ascii="Courier New" w:eastAsia="Courier New" w:hAnsi="Courier New" w:cs="Courier New"/>
-          <w:color w:val="93C5FD"/>
-          <w:sz w:val="17"/>
-          <w:szCs w:val="17"/>
-        </w:rPr>
-        <w:t>{</w:t>
-      </w:r>
-    </w:p>
-    <w:p>
-      <w:pPr>
-        <w:shd w:val="clear" w:color="auto" w:fill="1E293B"/>
-        <w:ind w:left="240"/>
-      </w:pPr>
-      <w:r>
-        <w:rPr>
-          <w:rFonts w:ascii="Courier New" w:eastAsia="Courier New" w:hAnsi="Courier New" w:cs="Courier New"/>
-          <w:color w:val="93C5FD"/>
-          <w:sz w:val="17"/>
-          <w:szCs w:val="17"/>
-        </w:rPr>
-        <w:t xml:space="preserve">  "</w:t>
-      </w:r>
-      <w:proofErr w:type="spellStart"/>
-      <w:proofErr w:type="gramStart"/>
-      <w:r>
-        <w:rPr>
-          <w:rFonts w:ascii="Courier New" w:eastAsia="Courier New" w:hAnsi="Courier New" w:cs="Courier New"/>
-          <w:color w:val="93C5FD"/>
-          <w:sz w:val="17"/>
-          <w:szCs w:val="17"/>
-        </w:rPr>
-        <w:t>transaction</w:t>
-      </w:r>
-      <w:proofErr w:type="gramEnd"/>
-      <w:r>
-        <w:rPr>
-          <w:rFonts w:ascii="Courier New" w:eastAsia="Courier New" w:hAnsi="Courier New" w:cs="Courier New"/>
-          <w:color w:val="93C5FD"/>
-          <w:sz w:val="17"/>
-          <w:szCs w:val="17"/>
-        </w:rPr>
-        <w:t>_id</w:t>
-      </w:r>
-      <w:proofErr w:type="spellEnd"/>
-      <w:r>
-        <w:rPr>
-          <w:rFonts w:ascii="Courier New" w:eastAsia="Courier New" w:hAnsi="Courier New" w:cs="Courier New"/>
-          <w:color w:val="93C5FD"/>
-          <w:sz w:val="17"/>
-          <w:szCs w:val="17"/>
-        </w:rPr>
-        <w:t>": "txn_c8d9e7f3a2b1",</w:t>
-      </w:r>
-    </w:p>
-    <w:p>
-      <w:pPr>
-        <w:shd w:val="clear" w:color="auto" w:fill="1E293B"/>
-        <w:ind w:left="240"/>
-      </w:pPr>
-      <w:r>
-        <w:rPr>
-          <w:rFonts w:ascii="Courier New" w:eastAsia="Courier New" w:hAnsi="Courier New" w:cs="Courier New"/>
-          <w:color w:val="93C5FD"/>
-          <w:sz w:val="17"/>
-          <w:szCs w:val="17"/>
-        </w:rPr>
-        <w:t xml:space="preserve">  "</w:t>
-      </w:r>
-      <w:proofErr w:type="spellStart"/>
-      <w:proofErr w:type="gramStart"/>
-      <w:r>
-        <w:rPr>
-          <w:rFonts w:ascii="Courier New" w:eastAsia="Courier New" w:hAnsi="Courier New" w:cs="Courier New"/>
-          <w:color w:val="93C5FD"/>
-          <w:sz w:val="17"/>
-          <w:szCs w:val="17"/>
-        </w:rPr>
-        <w:t>user</w:t>
-      </w:r>
-      <w:proofErr w:type="gramEnd"/>
-      <w:r>
-        <w:rPr>
-          <w:rFonts w:ascii="Courier New" w:eastAsia="Courier New" w:hAnsi="Courier New" w:cs="Courier New"/>
-          <w:color w:val="93C5FD"/>
-          <w:sz w:val="17"/>
-          <w:szCs w:val="17"/>
-        </w:rPr>
-        <w:t>_id</w:t>
-      </w:r>
-      <w:proofErr w:type="spellEnd"/>
-      <w:r>
-        <w:rPr>
-          <w:rFonts w:ascii="Courier New" w:eastAsia="Courier New" w:hAnsi="Courier New" w:cs="Courier New"/>
-          <w:color w:val="93C5FD"/>
-          <w:sz w:val="17"/>
-          <w:szCs w:val="17"/>
-        </w:rPr>
-        <w:t>":        "user_000042",</w:t>
-      </w:r>
-    </w:p>
-    <w:p>
-      <w:pPr>
-        <w:shd w:val="clear" w:color="auto" w:fill="1E293B"/>
-        <w:ind w:left="240"/>
-      </w:pPr>
-      <w:r>
-        <w:rPr>
-          <w:rFonts w:ascii="Courier New" w:eastAsia="Courier New" w:hAnsi="Courier New" w:cs="Courier New"/>
-          <w:color w:val="93C5FD"/>
-          <w:sz w:val="17"/>
-          <w:szCs w:val="17"/>
-        </w:rPr>
-        <w:t xml:space="preserve">  "timestamp":      "2025-03-12T14:52:41",</w:t>
-      </w:r>
-    </w:p>
-    <w:p>
-      <w:pPr>
-        <w:shd w:val="clear" w:color="auto" w:fill="1E293B"/>
-        <w:ind w:left="240"/>
-      </w:pPr>
-      <w:r>
-        <w:rPr>
-          <w:rFonts w:ascii="Courier New" w:eastAsia="Courier New" w:hAnsi="Courier New" w:cs="Courier New"/>
-          <w:color w:val="93C5FD"/>
-          <w:sz w:val="17"/>
-          <w:szCs w:val="17"/>
-        </w:rPr>
-        <w:t xml:space="preserve">  "items": [</w:t>
-      </w:r>
-    </w:p>
-    <w:p>
-      <w:pPr>
-        <w:shd w:val="clear" w:color="auto" w:fill="1E293B"/>
-        <w:ind w:left="240"/>
-      </w:pPr>
-      <w:r>
-        <w:rPr>
-          <w:rFonts w:ascii="Courier New" w:eastAsia="Courier New" w:hAnsi="Courier New" w:cs="Courier New"/>
-          <w:color w:val="93C5FD"/>
-          <w:sz w:val="17"/>
-          <w:szCs w:val="17"/>
-        </w:rPr>
-        <w:t xml:space="preserve">    {"product_id":"prod_00042","quantity":2,</w:t>
-      </w:r>
-    </w:p>
-    <w:p>
-      <w:pPr>
-        <w:shd w:val="clear" w:color="auto" w:fill="1E293B"/>
-        <w:ind w:left="240"/>
-      </w:pPr>
-      <w:r>
-        <w:rPr>
-          <w:rFonts w:ascii="Courier New" w:eastAsia="Courier New" w:hAnsi="Courier New" w:cs="Courier New"/>
-          <w:color w:val="93C5FD"/>
-          <w:sz w:val="17"/>
-          <w:szCs w:val="17"/>
-        </w:rPr>
-        <w:t xml:space="preserve">     "</w:t>
-      </w:r>
-      <w:proofErr w:type="gramStart"/>
-      <w:r>
-        <w:rPr>
-          <w:rFonts w:ascii="Courier New" w:eastAsia="Courier New" w:hAnsi="Courier New" w:cs="Courier New"/>
-          <w:color w:val="93C5FD"/>
-          <w:sz w:val="17"/>
-          <w:szCs w:val="17"/>
-        </w:rPr>
-        <w:t>unit</w:t>
-      </w:r>
-      <w:proofErr w:type="gramEnd"/>
-      <w:r>
-        <w:rPr>
-          <w:rFonts w:ascii="Courier New" w:eastAsia="Courier New" w:hAnsi="Courier New" w:cs="Courier New"/>
-          <w:color w:val="93C5FD"/>
-          <w:sz w:val="17"/>
-          <w:szCs w:val="17"/>
-        </w:rPr>
-        <w:t>_price":12500,"subtotal":25000}</w:t>
-      </w:r>
-    </w:p>
-    <w:p>
-      <w:pPr>
-        <w:shd w:val="clear" w:color="auto" w:fill="1E293B"/>
-        <w:ind w:left="240"/>
-      </w:pPr>
-      <w:r>
-        <w:rPr>
-          <w:rFonts w:ascii="Courier New" w:eastAsia="Courier New" w:hAnsi="Courier New" w:cs="Courier New"/>
-          <w:color w:val="93C5FD"/>
-          <w:sz w:val="17"/>
-          <w:szCs w:val="17"/>
-        </w:rPr>
-        <w:t xml:space="preserve">  ],</w:t>
-      </w:r>
-    </w:p>
-    <w:p>
-      <w:pPr>
-        <w:shd w:val="clear" w:color="auto" w:fill="1E293B"/>
-        <w:ind w:left="240"/>
-      </w:pPr>
-      <w:r>
-        <w:rPr>
-          <w:rFonts w:ascii="Courier New" w:eastAsia="Courier New" w:hAnsi="Courier New" w:cs="Courier New"/>
-          <w:color w:val="93C5FD"/>
-          <w:sz w:val="17"/>
-          <w:szCs w:val="17"/>
-        </w:rPr>
-        <w:t xml:space="preserve">  "subtotal":       25000,</w:t>
-      </w:r>
-    </w:p>
-    <w:p>
-      <w:pPr>
-        <w:shd w:val="clear" w:color="auto" w:fill="1E293B"/>
-        <w:ind w:left="240"/>
-      </w:pPr>
-      <w:r>
-        <w:rPr>
-          <w:rFonts w:ascii="Courier New" w:eastAsia="Courier New" w:hAnsi="Courier New" w:cs="Courier New"/>
-          <w:color w:val="93C5FD"/>
-          <w:sz w:val="17"/>
-          <w:szCs w:val="17"/>
-        </w:rPr>
-        <w:t xml:space="preserve">  "discount":       2500,</w:t>
-      </w:r>
-    </w:p>
-    <w:p>
-      <w:pPr>
-        <w:shd w:val="clear" w:color="auto" w:fill="1E293B"/>
-        <w:ind w:left="240"/>
-      </w:pPr>
-      <w:r>
-        <w:rPr>
-          <w:rFonts w:ascii="Courier New" w:eastAsia="Courier New" w:hAnsi="Courier New" w:cs="Courier New"/>
-          <w:color w:val="93C5FD"/>
-          <w:sz w:val="17"/>
-          <w:szCs w:val="17"/>
-        </w:rPr>
-        <w:t xml:space="preserve">  "total":          22500,</w:t>
-      </w:r>
-    </w:p>
-    <w:p>
-      <w:pPr>
-        <w:shd w:val="clear" w:color="auto" w:fill="1E293B"/>
-        <w:ind w:left="240"/>
-      </w:pPr>
-      <w:r>
-        <w:rPr>
-          <w:rFonts w:ascii="Courier New" w:eastAsia="Courier New" w:hAnsi="Courier New" w:cs="Courier New"/>
-          <w:color w:val="93C5FD"/>
-          <w:sz w:val="17"/>
-          <w:szCs w:val="17"/>
-        </w:rPr>
-        <w:t xml:space="preserve">  "</w:t>
-      </w:r>
-      <w:proofErr w:type="spellStart"/>
-      <w:proofErr w:type="gramStart"/>
-      <w:r>
-        <w:rPr>
-          <w:rFonts w:ascii="Courier New" w:eastAsia="Courier New" w:hAnsi="Courier New" w:cs="Courier New"/>
-          <w:color w:val="93C5FD"/>
-          <w:sz w:val="17"/>
-          <w:szCs w:val="17"/>
-        </w:rPr>
-        <w:t>payment</w:t>
-      </w:r>
-      <w:proofErr w:type="gramEnd"/>
-      <w:r>
-        <w:rPr>
-          <w:rFonts w:ascii="Courier New" w:eastAsia="Courier New" w:hAnsi="Courier New" w:cs="Courier New"/>
-          <w:color w:val="93C5FD"/>
-          <w:sz w:val="17"/>
-          <w:szCs w:val="17"/>
-        </w:rPr>
-        <w:t>_method</w:t>
-      </w:r>
-      <w:proofErr w:type="spellEnd"/>
-      <w:r>
-        <w:rPr>
-          <w:rFonts w:ascii="Courier New" w:eastAsia="Courier New" w:hAnsi="Courier New" w:cs="Courier New"/>
-          <w:color w:val="93C5FD"/>
-          <w:sz w:val="17"/>
-          <w:szCs w:val="17"/>
-        </w:rPr>
-        <w:t>": "</w:t>
-      </w:r>
-      <w:proofErr w:type="spellStart"/>
-      <w:r>
-        <w:rPr>
-          <w:rFonts w:ascii="Courier New" w:eastAsia="Courier New" w:hAnsi="Courier New" w:cs="Courier New"/>
-          <w:color w:val="93C5FD"/>
-          <w:sz w:val="17"/>
-          <w:szCs w:val="17"/>
-        </w:rPr>
-        <w:t>mtn_momo</w:t>
-      </w:r>
-      <w:proofErr w:type="spellEnd"/>
-      <w:r>
-        <w:rPr>
-          <w:rFonts w:ascii="Courier New" w:eastAsia="Courier New" w:hAnsi="Courier New" w:cs="Courier New"/>
-          <w:color w:val="93C5FD"/>
-          <w:sz w:val="17"/>
-          <w:szCs w:val="17"/>
-        </w:rPr>
-        <w:t>",</w:t>
+        <w:t xml:space="preserve">  "payment_method": "mtn_momo",</w:t>
       </w:r>
     </w:p>
     <w:p>
@@ -3947,12 +2738,6 @@
         <w:gridCol w:w="2960"/>
       </w:tblGrid>
       <w:tr>
-        <w:tblPrEx>
-          <w:tblCellMar>
-            <w:top w:w="0" w:type="dxa"/>
-            <w:bottom w:w="0" w:type="dxa"/>
-          </w:tblCellMar>
-        </w:tblPrEx>
         <w:trPr>
           <w:tblHeader/>
         </w:trPr>
@@ -4091,12 +2876,6 @@
         </w:tc>
       </w:tr>
       <w:tr>
-        <w:tblPrEx>
-          <w:tblCellMar>
-            <w:top w:w="0" w:type="dxa"/>
-            <w:bottom w:w="0" w:type="dxa"/>
-          </w:tblCellMar>
-        </w:tblPrEx>
         <w:tc>
           <w:tcPr>
             <w:tcW w:w="2200" w:type="dxa"/>
@@ -4211,12 +2990,6 @@
         </w:tc>
       </w:tr>
       <w:tr>
-        <w:tblPrEx>
-          <w:tblCellMar>
-            <w:top w:w="0" w:type="dxa"/>
-            <w:bottom w:w="0" w:type="dxa"/>
-          </w:tblCellMar>
-        </w:tblPrEx>
         <w:tc>
           <w:tcPr>
             <w:tcW w:w="2200" w:type="dxa"/>
@@ -4331,12 +3104,6 @@
         </w:tc>
       </w:tr>
       <w:tr>
-        <w:tblPrEx>
-          <w:tblCellMar>
-            <w:top w:w="0" w:type="dxa"/>
-            <w:bottom w:w="0" w:type="dxa"/>
-          </w:tblCellMar>
-        </w:tblPrEx>
         <w:tc>
           <w:tcPr>
             <w:tcW w:w="2200" w:type="dxa"/>
@@ -4451,12 +3218,6 @@
         </w:tc>
       </w:tr>
       <w:tr>
-        <w:tblPrEx>
-          <w:tblCellMar>
-            <w:top w:w="0" w:type="dxa"/>
-            <w:bottom w:w="0" w:type="dxa"/>
-          </w:tblCellMar>
-        </w:tblPrEx>
         <w:tc>
           <w:tcPr>
             <w:tcW w:w="2200" w:type="dxa"/>
@@ -4571,12 +3332,6 @@
         </w:tc>
       </w:tr>
       <w:tr>
-        <w:tblPrEx>
-          <w:tblCellMar>
-            <w:top w:w="0" w:type="dxa"/>
-            <w:bottom w:w="0" w:type="dxa"/>
-          </w:tblCellMar>
-        </w:tblPrEx>
         <w:tc>
           <w:tcPr>
             <w:tcW w:w="2200" w:type="dxa"/>
@@ -4691,12 +3446,6 @@
         </w:tc>
       </w:tr>
       <w:tr>
-        <w:tblPrEx>
-          <w:tblCellMar>
-            <w:top w:w="0" w:type="dxa"/>
-            <w:bottom w:w="0" w:type="dxa"/>
-          </w:tblCellMar>
-        </w:tblPrEx>
         <w:tc>
           <w:tcPr>
             <w:tcW w:w="2200" w:type="dxa"/>
@@ -4749,25 +3498,7 @@
                 <w:sz w:val="18"/>
                 <w:szCs w:val="18"/>
               </w:rPr>
-              <w:t>{</w:t>
-            </w:r>
-            <w:proofErr w:type="gramStart"/>
-            <w:r>
-              <w:rPr>
-                <w:color w:val="111827"/>
-                <w:sz w:val="18"/>
-                <w:szCs w:val="18"/>
-              </w:rPr>
-              <w:t>timestamp:-</w:t>
-            </w:r>
-            <w:proofErr w:type="gramEnd"/>
-            <w:r>
-              <w:rPr>
-                <w:color w:val="111827"/>
-                <w:sz w:val="18"/>
-                <w:szCs w:val="18"/>
-              </w:rPr>
-              <w:t>1}</w:t>
+              <w:t>{timestamp:-1}</w:t>
             </w:r>
           </w:p>
         </w:tc>
@@ -4829,12 +3560,6 @@
         </w:tc>
       </w:tr>
       <w:tr>
-        <w:tblPrEx>
-          <w:tblCellMar>
-            <w:top w:w="0" w:type="dxa"/>
-            <w:bottom w:w="0" w:type="dxa"/>
-          </w:tblCellMar>
-        </w:tblPrEx>
         <w:tc>
           <w:tcPr>
             <w:tcW w:w="2200" w:type="dxa"/>
@@ -4984,13 +3709,8 @@
         <w:pStyle w:val="Heading3"/>
       </w:pPr>
       <w:r>
-        <w:t xml:space="preserve">Table: </w:t>
-      </w:r>
-      <w:proofErr w:type="spellStart"/>
-      <w:r>
-        <w:t>user_sessions</w:t>
-      </w:r>
-      <w:proofErr w:type="spellEnd"/>
+        <w:t>Table: user_sessions</w:t>
+      </w:r>
     </w:p>
     <w:p>
       <w:pPr>
@@ -5001,63 +3721,7 @@
         <w:rPr>
           <w:color w:val="111827"/>
         </w:rPr>
-        <w:t xml:space="preserve">Row key: </w:t>
-      </w:r>
-      <w:proofErr w:type="spellStart"/>
-      <w:r>
-        <w:rPr>
-          <w:color w:val="111827"/>
-        </w:rPr>
-        <w:t>user_id</w:t>
-      </w:r>
-      <w:proofErr w:type="spellEnd"/>
-      <w:r>
-        <w:rPr>
-          <w:color w:val="111827"/>
-        </w:rPr>
-        <w:t xml:space="preserve"> # </w:t>
-      </w:r>
-      <w:proofErr w:type="spellStart"/>
-      <w:r>
-        <w:rPr>
-          <w:color w:val="111827"/>
-        </w:rPr>
-        <w:t>reverse_timestamp</w:t>
-      </w:r>
-      <w:proofErr w:type="spellEnd"/>
-      <w:r>
-        <w:rPr>
-          <w:color w:val="111827"/>
-        </w:rPr>
-        <w:t>. Using reverse timestamp (</w:t>
-      </w:r>
-      <w:proofErr w:type="spellStart"/>
-      <w:r>
-        <w:rPr>
-          <w:color w:val="111827"/>
-        </w:rPr>
-        <w:t>Long.MAX_VALUE</w:t>
-      </w:r>
-      <w:proofErr w:type="spellEnd"/>
-      <w:r>
-        <w:rPr>
-          <w:color w:val="111827"/>
-        </w:rPr>
-        <w:t xml:space="preserve"> minus epoch </w:t>
-      </w:r>
-      <w:proofErr w:type="spellStart"/>
-      <w:r>
-        <w:rPr>
-          <w:color w:val="111827"/>
-        </w:rPr>
-        <w:t>millis</w:t>
-      </w:r>
-      <w:proofErr w:type="spellEnd"/>
-      <w:r>
-        <w:rPr>
-          <w:color w:val="111827"/>
-        </w:rPr>
-        <w:t>) means newer sessions appear first — critical for ‘get last 10 sessions’ queries. Three column families reflect different access patterns:</w:t>
+        <w:t>Row key: user_id # reverse_timestamp. Using reverse timestamp (Long.MAX_VALUE minus epoch millis) means newer sessions appear first — critical for ‘get last 10 sessions’ queries. Three column families reflect different access patterns:</w:t>
       </w:r>
     </w:p>
     <w:p>
@@ -5088,12 +3752,6 @@
         <w:gridCol w:w="2000"/>
       </w:tblGrid>
       <w:tr>
-        <w:tblPrEx>
-          <w:tblCellMar>
-            <w:top w:w="0" w:type="dxa"/>
-            <w:bottom w:w="0" w:type="dxa"/>
-          </w:tblCellMar>
-        </w:tblPrEx>
         <w:trPr>
           <w:tblHeader/>
         </w:trPr>
@@ -5198,12 +3856,6 @@
         </w:tc>
       </w:tr>
       <w:tr>
-        <w:tblPrEx>
-          <w:tblCellMar>
-            <w:top w:w="0" w:type="dxa"/>
-            <w:bottom w:w="0" w:type="dxa"/>
-          </w:tblCellMar>
-        </w:tblPrEx>
         <w:tc>
           <w:tcPr>
             <w:tcW w:w="2000" w:type="dxa"/>
@@ -5222,7 +3874,6 @@
             </w:tcMar>
           </w:tcPr>
           <w:p>
-            <w:proofErr w:type="spellStart"/>
             <w:r>
               <w:rPr>
                 <w:color w:val="111827"/>
@@ -5231,7 +3882,6 @@
               </w:rPr>
               <w:t>sess</w:t>
             </w:r>
-            <w:proofErr w:type="spellEnd"/>
           </w:p>
         </w:tc>
         <w:tc>
@@ -5252,106 +3902,14 @@
             </w:tcMar>
           </w:tcPr>
           <w:p>
-            <w:proofErr w:type="spellStart"/>
-            <w:r>
-              <w:rPr>
-                <w:color w:val="111827"/>
-                <w:sz w:val="18"/>
-                <w:szCs w:val="18"/>
-              </w:rPr>
-              <w:t>session_id</w:t>
-            </w:r>
-            <w:proofErr w:type="spellEnd"/>
-            <w:r>
-              <w:rPr>
-                <w:color w:val="111827"/>
-                <w:sz w:val="18"/>
-                <w:szCs w:val="18"/>
-              </w:rPr>
-              <w:t xml:space="preserve">, </w:t>
-            </w:r>
-            <w:proofErr w:type="spellStart"/>
-            <w:r>
-              <w:rPr>
-                <w:color w:val="111827"/>
-                <w:sz w:val="18"/>
-                <w:szCs w:val="18"/>
-              </w:rPr>
-              <w:t>start_time</w:t>
-            </w:r>
-            <w:proofErr w:type="spellEnd"/>
-            <w:r>
-              <w:rPr>
-                <w:color w:val="111827"/>
-                <w:sz w:val="18"/>
-                <w:szCs w:val="18"/>
-              </w:rPr>
-              <w:t xml:space="preserve">, </w:t>
-            </w:r>
-            <w:proofErr w:type="spellStart"/>
-            <w:r>
-              <w:rPr>
-                <w:color w:val="111827"/>
-                <w:sz w:val="18"/>
-                <w:szCs w:val="18"/>
-              </w:rPr>
-              <w:t>end_time</w:t>
-            </w:r>
-            <w:proofErr w:type="spellEnd"/>
-            <w:r>
-              <w:rPr>
-                <w:color w:val="111827"/>
-                <w:sz w:val="18"/>
-                <w:szCs w:val="18"/>
-              </w:rPr>
-              <w:t xml:space="preserve">, </w:t>
-            </w:r>
-            <w:proofErr w:type="spellStart"/>
-            <w:r>
-              <w:rPr>
-                <w:color w:val="111827"/>
-                <w:sz w:val="18"/>
-                <w:szCs w:val="18"/>
-              </w:rPr>
-              <w:t>duration_seconds</w:t>
-            </w:r>
-            <w:proofErr w:type="spellEnd"/>
-            <w:r>
-              <w:rPr>
-                <w:color w:val="111827"/>
-                <w:sz w:val="18"/>
-                <w:szCs w:val="18"/>
-              </w:rPr>
-              <w:t xml:space="preserve">, </w:t>
-            </w:r>
-            <w:proofErr w:type="spellStart"/>
-            <w:r>
-              <w:rPr>
-                <w:color w:val="111827"/>
-                <w:sz w:val="18"/>
-                <w:szCs w:val="18"/>
-              </w:rPr>
-              <w:t>conversion_status</w:t>
-            </w:r>
-            <w:proofErr w:type="spellEnd"/>
-            <w:r>
-              <w:rPr>
-                <w:color w:val="111827"/>
-                <w:sz w:val="18"/>
-                <w:szCs w:val="18"/>
-              </w:rPr>
-              <w:t xml:space="preserve">, referrer, </w:t>
-            </w:r>
-            <w:proofErr w:type="spellStart"/>
-            <w:r>
-              <w:rPr>
-                <w:color w:val="111827"/>
-                <w:sz w:val="18"/>
-                <w:szCs w:val="18"/>
-              </w:rPr>
-              <w:t>viewed_products</w:t>
-            </w:r>
-            <w:proofErr w:type="spellEnd"/>
+            <w:r>
+              <w:rPr>
+                <w:color w:val="111827"/>
+                <w:sz w:val="18"/>
+                <w:szCs w:val="18"/>
+              </w:rPr>
+              <w:t>session_id, start_time, end_time, duration_seconds, conversion_status, referrer, viewed_products</w:t>
+            </w:r>
           </w:p>
         </w:tc>
         <w:tc>
@@ -5384,12 +3942,6 @@
         </w:tc>
       </w:tr>
       <w:tr>
-        <w:tblPrEx>
-          <w:tblCellMar>
-            <w:top w:w="0" w:type="dxa"/>
-            <w:bottom w:w="0" w:type="dxa"/>
-          </w:tblCellMar>
-        </w:tblPrEx>
         <w:tc>
           <w:tcPr>
             <w:tcW w:w="2000" w:type="dxa"/>
@@ -5442,36 +3994,8 @@
                 <w:sz w:val="18"/>
                 <w:szCs w:val="18"/>
               </w:rPr>
-              <w:t xml:space="preserve">type, </w:t>
-            </w:r>
-            <w:proofErr w:type="spellStart"/>
-            <w:r>
-              <w:rPr>
-                <w:color w:val="111827"/>
-                <w:sz w:val="18"/>
-                <w:szCs w:val="18"/>
-              </w:rPr>
-              <w:t>os</w:t>
-            </w:r>
-            <w:proofErr w:type="spellEnd"/>
-            <w:r>
-              <w:rPr>
-                <w:color w:val="111827"/>
-                <w:sz w:val="18"/>
-                <w:szCs w:val="18"/>
-              </w:rPr>
-              <w:t xml:space="preserve">, browser, city, state, </w:t>
-            </w:r>
-            <w:proofErr w:type="spellStart"/>
-            <w:r>
-              <w:rPr>
-                <w:color w:val="111827"/>
-                <w:sz w:val="18"/>
-                <w:szCs w:val="18"/>
-              </w:rPr>
-              <w:t>ip_address</w:t>
-            </w:r>
-            <w:proofErr w:type="spellEnd"/>
+              <w:t>type, os, browser, city, state, ip_address</w:t>
+            </w:r>
           </w:p>
         </w:tc>
         <w:tc>
@@ -5504,12 +4028,6 @@
         </w:tc>
       </w:tr>
       <w:tr>
-        <w:tblPrEx>
-          <w:tblCellMar>
-            <w:top w:w="0" w:type="dxa"/>
-            <w:bottom w:w="0" w:type="dxa"/>
-          </w:tblCellMar>
-        </w:tblPrEx>
         <w:tc>
           <w:tcPr>
             <w:tcW w:w="2000" w:type="dxa"/>
@@ -5556,34 +4074,14 @@
             </w:tcMar>
           </w:tcPr>
           <w:p>
-            <w:proofErr w:type="spellStart"/>
-            <w:r>
-              <w:rPr>
-                <w:color w:val="111827"/>
-                <w:sz w:val="18"/>
-                <w:szCs w:val="18"/>
-              </w:rPr>
-              <w:t>page_view_count</w:t>
-            </w:r>
-            <w:proofErr w:type="spellEnd"/>
-            <w:r>
-              <w:rPr>
-                <w:color w:val="111827"/>
-                <w:sz w:val="18"/>
-                <w:szCs w:val="18"/>
-              </w:rPr>
-              <w:t xml:space="preserve">, </w:t>
-            </w:r>
-            <w:proofErr w:type="spellStart"/>
-            <w:r>
-              <w:rPr>
-                <w:color w:val="111827"/>
-                <w:sz w:val="18"/>
-                <w:szCs w:val="18"/>
-              </w:rPr>
-              <w:t>cart_size</w:t>
-            </w:r>
-            <w:proofErr w:type="spellEnd"/>
+            <w:r>
+              <w:rPr>
+                <w:color w:val="111827"/>
+                <w:sz w:val="18"/>
+                <w:szCs w:val="18"/>
+              </w:rPr>
+              <w:t>page_view_count, cart_size</w:t>
+            </w:r>
           </w:p>
         </w:tc>
         <w:tc>
@@ -5626,13 +4124,8 @@
         <w:pStyle w:val="Heading3"/>
       </w:pPr>
       <w:r>
-        <w:t xml:space="preserve">Table: </w:t>
-      </w:r>
-      <w:proofErr w:type="spellStart"/>
-      <w:r>
-        <w:t>product_performance</w:t>
-      </w:r>
-      <w:proofErr w:type="spellEnd"/>
+        <w:t>Table: product_performance</w:t>
+      </w:r>
     </w:p>
     <w:p>
       <w:pPr>
@@ -5643,35 +4136,7 @@
         <w:rPr>
           <w:color w:val="111827"/>
         </w:rPr>
-        <w:t xml:space="preserve">Row key: </w:t>
-      </w:r>
-      <w:proofErr w:type="spellStart"/>
-      <w:r>
-        <w:rPr>
-          <w:color w:val="111827"/>
-        </w:rPr>
-        <w:t>product_id</w:t>
-      </w:r>
-      <w:proofErr w:type="spellEnd"/>
-      <w:r>
-        <w:rPr>
-          <w:color w:val="111827"/>
-        </w:rPr>
-        <w:t xml:space="preserve"> # date. Column </w:t>
-      </w:r>
-      <w:proofErr w:type="gramStart"/>
-      <w:r>
-        <w:rPr>
-          <w:color w:val="111827"/>
-        </w:rPr>
-        <w:t>families</w:t>
-      </w:r>
-      <w:proofErr w:type="gramEnd"/>
-      <w:r>
-        <w:rPr>
-          <w:color w:val="111827"/>
-        </w:rPr>
-        <w:t xml:space="preserve"> views (daily counters) and sales (revenue in RWF, units sold) enable efficient time-range scans for trend analysis per product.</w:t>
+        <w:t>Row key: product_id # date. Column families views (daily counters) and sales (revenue in RWF, units sold) enable efficient time-range scans for trend analysis per product.</w:t>
       </w:r>
     </w:p>
     <w:p>
@@ -5710,12 +4175,6 @@
         <w:gridCol w:w="3480"/>
       </w:tblGrid>
       <w:tr>
-        <w:tblPrEx>
-          <w:tblCellMar>
-            <w:top w:w="0" w:type="dxa"/>
-            <w:bottom w:w="0" w:type="dxa"/>
-          </w:tblCellMar>
-        </w:tblPrEx>
         <w:trPr>
           <w:tblHeader/>
         </w:trPr>
@@ -5820,12 +4279,6 @@
         </w:tc>
       </w:tr>
       <w:tr>
-        <w:tblPrEx>
-          <w:tblCellMar>
-            <w:top w:w="0" w:type="dxa"/>
-            <w:bottom w:w="0" w:type="dxa"/>
-          </w:tblCellMar>
-        </w:tblPrEx>
         <w:tc>
           <w:tcPr>
             <w:tcW w:w="2400" w:type="dxa"/>
@@ -5912,12 +4365,6 @@
         </w:tc>
       </w:tr>
       <w:tr>
-        <w:tblPrEx>
-          <w:tblCellMar>
-            <w:top w:w="0" w:type="dxa"/>
-            <w:bottom w:w="0" w:type="dxa"/>
-          </w:tblCellMar>
-        </w:tblPrEx>
         <w:tc>
           <w:tcPr>
             <w:tcW w:w="2400" w:type="dxa"/>
@@ -6004,12 +4451,6 @@
         </w:tc>
       </w:tr>
       <w:tr>
-        <w:tblPrEx>
-          <w:tblCellMar>
-            <w:top w:w="0" w:type="dxa"/>
-            <w:bottom w:w="0" w:type="dxa"/>
-          </w:tblCellMar>
-        </w:tblPrEx>
         <w:tc>
           <w:tcPr>
             <w:tcW w:w="2400" w:type="dxa"/>
@@ -6062,25 +4503,7 @@
                 <w:sz w:val="18"/>
                 <w:szCs w:val="18"/>
               </w:rPr>
-              <w:t xml:space="preserve">Product catalog, </w:t>
-            </w:r>
-            <w:proofErr w:type="spellStart"/>
-            <w:r>
-              <w:rPr>
-                <w:color w:val="111827"/>
-                <w:sz w:val="18"/>
-                <w:szCs w:val="18"/>
-              </w:rPr>
-              <w:t>MoMo</w:t>
-            </w:r>
-            <w:proofErr w:type="spellEnd"/>
-            <w:r>
-              <w:rPr>
-                <w:color w:val="111827"/>
-                <w:sz w:val="18"/>
-                <w:szCs w:val="18"/>
-              </w:rPr>
-              <w:t xml:space="preserve"> transactions</w:t>
+              <w:t>Product catalog, MoMo transactions</w:t>
             </w:r>
           </w:p>
         </w:tc>
@@ -6114,12 +4537,6 @@
         </w:tc>
       </w:tr>
       <w:tr>
-        <w:tblPrEx>
-          <w:tblCellMar>
-            <w:top w:w="0" w:type="dxa"/>
-            <w:bottom w:w="0" w:type="dxa"/>
-          </w:tblCellMar>
-        </w:tblPrEx>
         <w:tc>
           <w:tcPr>
             <w:tcW w:w="2400" w:type="dxa"/>
@@ -6172,18 +4589,8 @@
                 <w:sz w:val="18"/>
                 <w:szCs w:val="18"/>
               </w:rPr>
-              <w:t xml:space="preserve">Horizontal sharding on </w:t>
-            </w:r>
-            <w:proofErr w:type="spellStart"/>
-            <w:r>
-              <w:rPr>
-                <w:color w:val="111827"/>
-                <w:sz w:val="18"/>
-                <w:szCs w:val="18"/>
-              </w:rPr>
-              <w:t>user_id</w:t>
-            </w:r>
-            <w:proofErr w:type="spellEnd"/>
+              <w:t>Horizontal sharding on user_id</w:t>
+            </w:r>
           </w:p>
         </w:tc>
         <w:tc>
@@ -6216,12 +4623,6 @@
         </w:tc>
       </w:tr>
       <w:tr>
-        <w:tblPrEx>
-          <w:tblCellMar>
-            <w:top w:w="0" w:type="dxa"/>
-            <w:bottom w:w="0" w:type="dxa"/>
-          </w:tblCellMar>
-        </w:tblPrEx>
         <w:tc>
           <w:tcPr>
             <w:tcW w:w="2400" w:type="dxa"/>
@@ -6268,23 +4669,13 @@
             </w:tcMar>
           </w:tcPr>
           <w:p>
-            <w:proofErr w:type="spellStart"/>
-            <w:r>
-              <w:rPr>
-                <w:color w:val="111827"/>
-                <w:sz w:val="18"/>
-                <w:szCs w:val="18"/>
-              </w:rPr>
-              <w:t>WiredTiger</w:t>
-            </w:r>
-            <w:proofErr w:type="spellEnd"/>
-            <w:r>
-              <w:rPr>
-                <w:color w:val="111827"/>
-                <w:sz w:val="18"/>
-                <w:szCs w:val="18"/>
-              </w:rPr>
-              <w:t xml:space="preserve"> built-in</w:t>
+            <w:r>
+              <w:rPr>
+                <w:color w:val="111827"/>
+                <w:sz w:val="18"/>
+                <w:szCs w:val="18"/>
+              </w:rPr>
+              <w:t>WiredTiger built-in</w:t>
             </w:r>
           </w:p>
         </w:tc>
@@ -6318,12 +4709,6 @@
         </w:tc>
       </w:tr>
       <w:tr>
-        <w:tblPrEx>
-          <w:tblCellMar>
-            <w:top w:w="0" w:type="dxa"/>
-            <w:bottom w:w="0" w:type="dxa"/>
-          </w:tblCellMar>
-        </w:tblPrEx>
         <w:tc>
           <w:tcPr>
             <w:tcW w:w="2400" w:type="dxa"/>
@@ -6431,21 +4816,7 @@
         <w:rPr>
           <w:color w:val="111827"/>
         </w:rPr>
-        <w:t xml:space="preserve">Apache Spark provides the distributed processing layer for analytics that would be too slow in MongoDB aggregations alone. All pipelines are implemented in </w:t>
-      </w:r>
-      <w:proofErr w:type="spellStart"/>
-      <w:r>
-        <w:rPr>
-          <w:color w:val="111827"/>
-        </w:rPr>
-        <w:t>PySpark</w:t>
-      </w:r>
-      <w:proofErr w:type="spellEnd"/>
-      <w:r>
-        <w:rPr>
-          <w:color w:val="111827"/>
-        </w:rPr>
-        <w:t xml:space="preserve"> and run on Spark 3.5.1 (confirmed running on the development machine at localhost:4041).</w:t>
+        <w:t>Apache Spark provides the distributed processing layer for analytics that would be too slow in MongoDB aggregations alone. All pipelines are implemented in PySpark and run on Spark 3.5.1 (confirmed running on the development machine at localhost:4041).</w:t>
       </w:r>
     </w:p>
     <w:p>
@@ -6486,16 +4857,8 @@
         <w:rPr>
           <w:color w:val="111827"/>
         </w:rPr>
-        <w:t xml:space="preserve">Null safety: Drop transactions with missing total or </w:t>
-      </w:r>
-      <w:proofErr w:type="spellStart"/>
-      <w:r>
-        <w:rPr>
-          <w:color w:val="111827"/>
-        </w:rPr>
-        <w:t>user_id</w:t>
-      </w:r>
-      <w:proofErr w:type="spellEnd"/>
+        <w:t>Null safety: Drop transactions with missing total or user_id</w:t>
+      </w:r>
     </w:p>
     <w:p>
       <w:pPr>
@@ -6526,21 +4889,7 @@
         <w:rPr>
           <w:color w:val="111827"/>
         </w:rPr>
-        <w:t xml:space="preserve">Timestamp parsing: Cast ISO strings to Spark </w:t>
-      </w:r>
-      <w:proofErr w:type="spellStart"/>
-      <w:r>
-        <w:rPr>
-          <w:color w:val="111827"/>
-        </w:rPr>
-        <w:t>TimestampType</w:t>
-      </w:r>
-      <w:proofErr w:type="spellEnd"/>
-      <w:r>
-        <w:rPr>
-          <w:color w:val="111827"/>
-        </w:rPr>
-        <w:t xml:space="preserve"> for date functions</w:t>
+        <w:t>Timestamp parsing: Cast ISO strings to Spark TimestampType for date functions</w:t>
       </w:r>
     </w:p>
     <w:p>
@@ -6556,21 +4905,7 @@
         <w:rPr>
           <w:color w:val="111827"/>
         </w:rPr>
-        <w:t xml:space="preserve">Derived fields: </w:t>
-      </w:r>
-      <w:proofErr w:type="spellStart"/>
-      <w:r>
-        <w:rPr>
-          <w:color w:val="111827"/>
-        </w:rPr>
-        <w:t>discount_pct</w:t>
-      </w:r>
-      <w:proofErr w:type="spellEnd"/>
-      <w:r>
-        <w:rPr>
-          <w:color w:val="111827"/>
-        </w:rPr>
-        <w:t xml:space="preserve"> = discount / subtotal × 100 (in RWF)</w:t>
+        <w:t>Derived fields: discount_pct = discount / subtotal × 100 (in RWF)</w:t>
       </w:r>
     </w:p>
     <w:p>
@@ -6602,49 +4937,7 @@
         <w:rPr>
           <w:color w:val="111827"/>
         </w:rPr>
-        <w:t xml:space="preserve">Payment normalization: Standardize </w:t>
-      </w:r>
-      <w:proofErr w:type="spellStart"/>
-      <w:r>
-        <w:rPr>
-          <w:color w:val="111827"/>
-        </w:rPr>
-        <w:t>mtn_momo</w:t>
-      </w:r>
-      <w:proofErr w:type="spellEnd"/>
-      <w:r>
-        <w:rPr>
-          <w:color w:val="111827"/>
-        </w:rPr>
-        <w:t xml:space="preserve">, </w:t>
-      </w:r>
-      <w:proofErr w:type="spellStart"/>
-      <w:r>
-        <w:rPr>
-          <w:color w:val="111827"/>
-        </w:rPr>
-        <w:t>airtel_money</w:t>
-      </w:r>
-      <w:proofErr w:type="spellEnd"/>
-      <w:r>
-        <w:rPr>
-          <w:color w:val="111827"/>
-        </w:rPr>
-        <w:t xml:space="preserve">, </w:t>
-      </w:r>
-      <w:proofErr w:type="spellStart"/>
-      <w:r>
-        <w:rPr>
-          <w:color w:val="111827"/>
-        </w:rPr>
-        <w:t>bank_transfer</w:t>
-      </w:r>
-      <w:proofErr w:type="spellEnd"/>
-      <w:r>
-        <w:rPr>
-          <w:color w:val="111827"/>
-        </w:rPr>
-        <w:t xml:space="preserve"> casing</w:t>
+        <w:t>Payment normalization: Standardize mtn_momo, airtel_money, bank_transfer casing</w:t>
       </w:r>
     </w:p>
     <w:p>
@@ -6669,21 +4962,7 @@
         <w:rPr>
           <w:color w:val="111827"/>
         </w:rPr>
-        <w:t xml:space="preserve">For each pair of products purchased by the same user in completed transactions, a co-occurrence counter is incremented. This produces ‘customers who bought Rwanda Arabica Coffee also bought </w:t>
-      </w:r>
-      <w:proofErr w:type="spellStart"/>
-      <w:r>
-        <w:rPr>
-          <w:color w:val="111827"/>
-        </w:rPr>
-        <w:t>Ikivuguto</w:t>
-      </w:r>
-      <w:proofErr w:type="spellEnd"/>
-      <w:r>
-        <w:rPr>
-          <w:color w:val="111827"/>
-        </w:rPr>
-        <w:t xml:space="preserve"> Yoghurt’ style recommendations — directly applicable to Rwanda’s growing online grocery segment.</w:t>
+        <w:t>For each pair of products purchased by the same user in completed transactions, a co-occurrence counter is incremented. This produces ‘customers who bought Rwanda Arabica Coffee also bought Ikivuguto Yoghurt’ style recommendations — directly applicable to Rwanda’s growing online grocery segment.</w:t>
       </w:r>
     </w:p>
     <w:p>
@@ -6703,9 +4982,14 @@
           <w:sz w:val="17"/>
           <w:szCs w:val="17"/>
         </w:rPr>
-        <w:t xml:space="preserve"># </w:t>
-      </w:r>
-      <w:proofErr w:type="spellStart"/>
+        <w:t># PySpark implementation</w:t>
+      </w:r>
+    </w:p>
+    <w:p>
+      <w:pPr>
+        <w:shd w:val="clear" w:color="auto" w:fill="1E293B"/>
+        <w:ind w:left="240"/>
+      </w:pPr>
       <w:r>
         <w:rPr>
           <w:rFonts w:ascii="Courier New" w:eastAsia="Courier New" w:hAnsi="Courier New" w:cs="Courier New"/>
@@ -6713,9 +4997,14 @@
           <w:sz w:val="17"/>
           <w:szCs w:val="17"/>
         </w:rPr>
-        <w:t>PySpark</w:t>
-      </w:r>
-      <w:proofErr w:type="spellEnd"/>
+        <w:t>from pyspark.sql import functions as F</w:t>
+      </w:r>
+    </w:p>
+    <w:p>
+      <w:pPr>
+        <w:shd w:val="clear" w:color="auto" w:fill="1E293B"/>
+        <w:ind w:left="240"/>
+      </w:pPr>
       <w:r>
         <w:rPr>
           <w:rFonts w:ascii="Courier New" w:eastAsia="Courier New" w:hAnsi="Courier New" w:cs="Courier New"/>
@@ -6723,7 +5012,7 @@
           <w:sz w:val="17"/>
           <w:szCs w:val="17"/>
         </w:rPr>
-        <w:t xml:space="preserve"> implementation</w:t>
+        <w:t xml:space="preserve"> </w:t>
       </w:r>
     </w:p>
     <w:p>
@@ -6738,9 +5027,14 @@
           <w:sz w:val="17"/>
           <w:szCs w:val="17"/>
         </w:rPr>
-        <w:t xml:space="preserve">from </w:t>
-      </w:r>
-      <w:proofErr w:type="spellStart"/>
+        <w:t>txn_df.filter(F.col("status") == "completed") \</w:t>
+      </w:r>
+    </w:p>
+    <w:p>
+      <w:pPr>
+        <w:shd w:val="clear" w:color="auto" w:fill="1E293B"/>
+        <w:ind w:left="240"/>
+      </w:pPr>
       <w:r>
         <w:rPr>
           <w:rFonts w:ascii="Courier New" w:eastAsia="Courier New" w:hAnsi="Courier New" w:cs="Courier New"/>
@@ -6748,9 +5042,14 @@
           <w:sz w:val="17"/>
           <w:szCs w:val="17"/>
         </w:rPr>
-        <w:t>pyspark.sql</w:t>
-      </w:r>
-      <w:proofErr w:type="spellEnd"/>
+        <w:t xml:space="preserve">  .withColumn("item", F.explode("items")) \</w:t>
+      </w:r>
+    </w:p>
+    <w:p>
+      <w:pPr>
+        <w:shd w:val="clear" w:color="auto" w:fill="1E293B"/>
+        <w:ind w:left="240"/>
+      </w:pPr>
       <w:r>
         <w:rPr>
           <w:rFonts w:ascii="Courier New" w:eastAsia="Courier New" w:hAnsi="Courier New" w:cs="Courier New"/>
@@ -6758,7 +5057,7 @@
           <w:sz w:val="17"/>
           <w:szCs w:val="17"/>
         </w:rPr>
-        <w:t xml:space="preserve"> import functions as F</w:t>
+        <w:t xml:space="preserve">  .groupBy("user_id") \</w:t>
       </w:r>
     </w:p>
     <w:p>
@@ -6773,7 +5072,7 @@
           <w:sz w:val="17"/>
           <w:szCs w:val="17"/>
         </w:rPr>
-        <w:t xml:space="preserve"> </w:t>
+        <w:t xml:space="preserve">  .agg(F.collect_set("item.product_id").alias("products")) \</w:t>
       </w:r>
     </w:p>
     <w:p>
@@ -6781,7 +5080,6 @@
         <w:shd w:val="clear" w:color="auto" w:fill="1E293B"/>
         <w:ind w:left="240"/>
       </w:pPr>
-      <w:proofErr w:type="spellStart"/>
       <w:r>
         <w:rPr>
           <w:rFonts w:ascii="Courier New" w:eastAsia="Courier New" w:hAnsi="Courier New" w:cs="Courier New"/>
@@ -6789,9 +5087,14 @@
           <w:sz w:val="17"/>
           <w:szCs w:val="17"/>
         </w:rPr>
-        <w:t>txn_</w:t>
-      </w:r>
-      <w:proofErr w:type="gramStart"/>
+        <w:t xml:space="preserve">  .select(F.explode("products").alias("product_a"),</w:t>
+      </w:r>
+    </w:p>
+    <w:p>
+      <w:pPr>
+        <w:shd w:val="clear" w:color="auto" w:fill="1E293B"/>
+        <w:ind w:left="240"/>
+      </w:pPr>
       <w:r>
         <w:rPr>
           <w:rFonts w:ascii="Courier New" w:eastAsia="Courier New" w:hAnsi="Courier New" w:cs="Courier New"/>
@@ -6799,10 +5102,14 @@
           <w:sz w:val="17"/>
           <w:szCs w:val="17"/>
         </w:rPr>
-        <w:t>df.filter</w:t>
-      </w:r>
-      <w:proofErr w:type="spellEnd"/>
-      <w:proofErr w:type="gramEnd"/>
+        <w:t xml:space="preserve">          F.explode("products").alias("product_b")) \</w:t>
+      </w:r>
+    </w:p>
+    <w:p>
+      <w:pPr>
+        <w:shd w:val="clear" w:color="auto" w:fill="1E293B"/>
+        <w:ind w:left="240"/>
+      </w:pPr>
       <w:r>
         <w:rPr>
           <w:rFonts w:ascii="Courier New" w:eastAsia="Courier New" w:hAnsi="Courier New" w:cs="Courier New"/>
@@ -6810,9 +5117,14 @@
           <w:sz w:val="17"/>
           <w:szCs w:val="17"/>
         </w:rPr>
-        <w:t>(</w:t>
-      </w:r>
-      <w:proofErr w:type="spellStart"/>
+        <w:t xml:space="preserve">  .filter(F.col("product_a") &lt; F.col("product_b")) \</w:t>
+      </w:r>
+    </w:p>
+    <w:p>
+      <w:pPr>
+        <w:shd w:val="clear" w:color="auto" w:fill="1E293B"/>
+        <w:ind w:left="240"/>
+      </w:pPr>
       <w:r>
         <w:rPr>
           <w:rFonts w:ascii="Courier New" w:eastAsia="Courier New" w:hAnsi="Courier New" w:cs="Courier New"/>
@@ -6820,9 +5132,14 @@
           <w:sz w:val="17"/>
           <w:szCs w:val="17"/>
         </w:rPr>
-        <w:t>F.col</w:t>
-      </w:r>
-      <w:proofErr w:type="spellEnd"/>
+        <w:t xml:space="preserve">  .groupBy("product_a","product_b") \</w:t>
+      </w:r>
+    </w:p>
+    <w:p>
+      <w:pPr>
+        <w:shd w:val="clear" w:color="auto" w:fill="1E293B"/>
+        <w:ind w:left="240"/>
+      </w:pPr>
       <w:r>
         <w:rPr>
           <w:rFonts w:ascii="Courier New" w:eastAsia="Courier New" w:hAnsi="Courier New" w:cs="Courier New"/>
@@ -6830,732 +5147,7 @@
           <w:sz w:val="17"/>
           <w:szCs w:val="17"/>
         </w:rPr>
-        <w:t>("status") == "completed") \</w:t>
-      </w:r>
-    </w:p>
-    <w:p>
-      <w:pPr>
-        <w:shd w:val="clear" w:color="auto" w:fill="1E293B"/>
-        <w:ind w:left="240"/>
-      </w:pPr>
-      <w:r>
-        <w:rPr>
-          <w:rFonts w:ascii="Courier New" w:eastAsia="Courier New" w:hAnsi="Courier New" w:cs="Courier New"/>
-          <w:color w:val="93C5FD"/>
-          <w:sz w:val="17"/>
-          <w:szCs w:val="17"/>
-        </w:rPr>
-        <w:t xml:space="preserve">  </w:t>
-      </w:r>
-      <w:proofErr w:type="gramStart"/>
-      <w:r>
-        <w:rPr>
-          <w:rFonts w:ascii="Courier New" w:eastAsia="Courier New" w:hAnsi="Courier New" w:cs="Courier New"/>
-          <w:color w:val="93C5FD"/>
-          <w:sz w:val="17"/>
-          <w:szCs w:val="17"/>
-        </w:rPr>
-        <w:t>.</w:t>
-      </w:r>
-      <w:proofErr w:type="spellStart"/>
-      <w:r>
-        <w:rPr>
-          <w:rFonts w:ascii="Courier New" w:eastAsia="Courier New" w:hAnsi="Courier New" w:cs="Courier New"/>
-          <w:color w:val="93C5FD"/>
-          <w:sz w:val="17"/>
-          <w:szCs w:val="17"/>
-        </w:rPr>
-        <w:t>withColumn</w:t>
-      </w:r>
-      <w:proofErr w:type="spellEnd"/>
-      <w:proofErr w:type="gramEnd"/>
-      <w:r>
-        <w:rPr>
-          <w:rFonts w:ascii="Courier New" w:eastAsia="Courier New" w:hAnsi="Courier New" w:cs="Courier New"/>
-          <w:color w:val="93C5FD"/>
-          <w:sz w:val="17"/>
-          <w:szCs w:val="17"/>
-        </w:rPr>
-        <w:t xml:space="preserve">("item", </w:t>
-      </w:r>
-      <w:proofErr w:type="spellStart"/>
-      <w:proofErr w:type="gramStart"/>
-      <w:r>
-        <w:rPr>
-          <w:rFonts w:ascii="Courier New" w:eastAsia="Courier New" w:hAnsi="Courier New" w:cs="Courier New"/>
-          <w:color w:val="93C5FD"/>
-          <w:sz w:val="17"/>
-          <w:szCs w:val="17"/>
-        </w:rPr>
-        <w:t>F.explode</w:t>
-      </w:r>
-      <w:proofErr w:type="spellEnd"/>
-      <w:proofErr w:type="gramEnd"/>
-      <w:r>
-        <w:rPr>
-          <w:rFonts w:ascii="Courier New" w:eastAsia="Courier New" w:hAnsi="Courier New" w:cs="Courier New"/>
-          <w:color w:val="93C5FD"/>
-          <w:sz w:val="17"/>
-          <w:szCs w:val="17"/>
-        </w:rPr>
-        <w:t>("items")) \</w:t>
-      </w:r>
-    </w:p>
-    <w:p>
-      <w:pPr>
-        <w:shd w:val="clear" w:color="auto" w:fill="1E293B"/>
-        <w:ind w:left="240"/>
-      </w:pPr>
-      <w:r>
-        <w:rPr>
-          <w:rFonts w:ascii="Courier New" w:eastAsia="Courier New" w:hAnsi="Courier New" w:cs="Courier New"/>
-          <w:color w:val="93C5FD"/>
-          <w:sz w:val="17"/>
-          <w:szCs w:val="17"/>
-        </w:rPr>
-        <w:t xml:space="preserve">  </w:t>
-      </w:r>
-      <w:proofErr w:type="gramStart"/>
-      <w:r>
-        <w:rPr>
-          <w:rFonts w:ascii="Courier New" w:eastAsia="Courier New" w:hAnsi="Courier New" w:cs="Courier New"/>
-          <w:color w:val="93C5FD"/>
-          <w:sz w:val="17"/>
-          <w:szCs w:val="17"/>
-        </w:rPr>
-        <w:t>.</w:t>
-      </w:r>
-      <w:proofErr w:type="spellStart"/>
-      <w:r>
-        <w:rPr>
-          <w:rFonts w:ascii="Courier New" w:eastAsia="Courier New" w:hAnsi="Courier New" w:cs="Courier New"/>
-          <w:color w:val="93C5FD"/>
-          <w:sz w:val="17"/>
-          <w:szCs w:val="17"/>
-        </w:rPr>
-        <w:t>groupBy</w:t>
-      </w:r>
-      <w:proofErr w:type="spellEnd"/>
-      <w:proofErr w:type="gramEnd"/>
-      <w:r>
-        <w:rPr>
-          <w:rFonts w:ascii="Courier New" w:eastAsia="Courier New" w:hAnsi="Courier New" w:cs="Courier New"/>
-          <w:color w:val="93C5FD"/>
-          <w:sz w:val="17"/>
-          <w:szCs w:val="17"/>
-        </w:rPr>
-        <w:t>("</w:t>
-      </w:r>
-      <w:proofErr w:type="spellStart"/>
-      <w:r>
-        <w:rPr>
-          <w:rFonts w:ascii="Courier New" w:eastAsia="Courier New" w:hAnsi="Courier New" w:cs="Courier New"/>
-          <w:color w:val="93C5FD"/>
-          <w:sz w:val="17"/>
-          <w:szCs w:val="17"/>
-        </w:rPr>
-        <w:t>user_id</w:t>
-      </w:r>
-      <w:proofErr w:type="spellEnd"/>
-      <w:r>
-        <w:rPr>
-          <w:rFonts w:ascii="Courier New" w:eastAsia="Courier New" w:hAnsi="Courier New" w:cs="Courier New"/>
-          <w:color w:val="93C5FD"/>
-          <w:sz w:val="17"/>
-          <w:szCs w:val="17"/>
-        </w:rPr>
-        <w:t>") \</w:t>
-      </w:r>
-    </w:p>
-    <w:p>
-      <w:pPr>
-        <w:shd w:val="clear" w:color="auto" w:fill="1E293B"/>
-        <w:ind w:left="240"/>
-      </w:pPr>
-      <w:r>
-        <w:rPr>
-          <w:rFonts w:ascii="Courier New" w:eastAsia="Courier New" w:hAnsi="Courier New" w:cs="Courier New"/>
-          <w:color w:val="93C5FD"/>
-          <w:sz w:val="17"/>
-          <w:szCs w:val="17"/>
-        </w:rPr>
-        <w:t xml:space="preserve">  </w:t>
-      </w:r>
-      <w:proofErr w:type="gramStart"/>
-      <w:r>
-        <w:rPr>
-          <w:rFonts w:ascii="Courier New" w:eastAsia="Courier New" w:hAnsi="Courier New" w:cs="Courier New"/>
-          <w:color w:val="93C5FD"/>
-          <w:sz w:val="17"/>
-          <w:szCs w:val="17"/>
-        </w:rPr>
-        <w:t>.</w:t>
-      </w:r>
-      <w:proofErr w:type="spellStart"/>
-      <w:r>
-        <w:rPr>
-          <w:rFonts w:ascii="Courier New" w:eastAsia="Courier New" w:hAnsi="Courier New" w:cs="Courier New"/>
-          <w:color w:val="93C5FD"/>
-          <w:sz w:val="17"/>
-          <w:szCs w:val="17"/>
-        </w:rPr>
-        <w:t>agg</w:t>
-      </w:r>
-      <w:proofErr w:type="spellEnd"/>
-      <w:proofErr w:type="gramEnd"/>
-      <w:r>
-        <w:rPr>
-          <w:rFonts w:ascii="Courier New" w:eastAsia="Courier New" w:hAnsi="Courier New" w:cs="Courier New"/>
-          <w:color w:val="93C5FD"/>
-          <w:sz w:val="17"/>
-          <w:szCs w:val="17"/>
-        </w:rPr>
-        <w:t>(</w:t>
-      </w:r>
-      <w:proofErr w:type="spellStart"/>
-      <w:proofErr w:type="gramStart"/>
-      <w:r>
-        <w:rPr>
-          <w:rFonts w:ascii="Courier New" w:eastAsia="Courier New" w:hAnsi="Courier New" w:cs="Courier New"/>
-          <w:color w:val="93C5FD"/>
-          <w:sz w:val="17"/>
-          <w:szCs w:val="17"/>
-        </w:rPr>
-        <w:t>F.collect</w:t>
-      </w:r>
-      <w:proofErr w:type="gramEnd"/>
-      <w:r>
-        <w:rPr>
-          <w:rFonts w:ascii="Courier New" w:eastAsia="Courier New" w:hAnsi="Courier New" w:cs="Courier New"/>
-          <w:color w:val="93C5FD"/>
-          <w:sz w:val="17"/>
-          <w:szCs w:val="17"/>
-        </w:rPr>
-        <w:t>_set</w:t>
-      </w:r>
-      <w:proofErr w:type="spellEnd"/>
-      <w:r>
-        <w:rPr>
-          <w:rFonts w:ascii="Courier New" w:eastAsia="Courier New" w:hAnsi="Courier New" w:cs="Courier New"/>
-          <w:color w:val="93C5FD"/>
-          <w:sz w:val="17"/>
-          <w:szCs w:val="17"/>
-        </w:rPr>
-        <w:t>("</w:t>
-      </w:r>
-      <w:proofErr w:type="spellStart"/>
-      <w:proofErr w:type="gramStart"/>
-      <w:r>
-        <w:rPr>
-          <w:rFonts w:ascii="Courier New" w:eastAsia="Courier New" w:hAnsi="Courier New" w:cs="Courier New"/>
-          <w:color w:val="93C5FD"/>
-          <w:sz w:val="17"/>
-          <w:szCs w:val="17"/>
-        </w:rPr>
-        <w:t>item.product</w:t>
-      </w:r>
-      <w:proofErr w:type="gramEnd"/>
-      <w:r>
-        <w:rPr>
-          <w:rFonts w:ascii="Courier New" w:eastAsia="Courier New" w:hAnsi="Courier New" w:cs="Courier New"/>
-          <w:color w:val="93C5FD"/>
-          <w:sz w:val="17"/>
-          <w:szCs w:val="17"/>
-        </w:rPr>
-        <w:t>_id</w:t>
-      </w:r>
-      <w:proofErr w:type="spellEnd"/>
-      <w:r>
-        <w:rPr>
-          <w:rFonts w:ascii="Courier New" w:eastAsia="Courier New" w:hAnsi="Courier New" w:cs="Courier New"/>
-          <w:color w:val="93C5FD"/>
-          <w:sz w:val="17"/>
-          <w:szCs w:val="17"/>
-        </w:rPr>
-        <w:t>"</w:t>
-      </w:r>
-      <w:proofErr w:type="gramStart"/>
-      <w:r>
-        <w:rPr>
-          <w:rFonts w:ascii="Courier New" w:eastAsia="Courier New" w:hAnsi="Courier New" w:cs="Courier New"/>
-          <w:color w:val="93C5FD"/>
-          <w:sz w:val="17"/>
-          <w:szCs w:val="17"/>
-        </w:rPr>
-        <w:t>).alias</w:t>
-      </w:r>
-      <w:proofErr w:type="gramEnd"/>
-      <w:r>
-        <w:rPr>
-          <w:rFonts w:ascii="Courier New" w:eastAsia="Courier New" w:hAnsi="Courier New" w:cs="Courier New"/>
-          <w:color w:val="93C5FD"/>
-          <w:sz w:val="17"/>
-          <w:szCs w:val="17"/>
-        </w:rPr>
-        <w:t>("products")) \</w:t>
-      </w:r>
-    </w:p>
-    <w:p>
-      <w:pPr>
-        <w:shd w:val="clear" w:color="auto" w:fill="1E293B"/>
-        <w:ind w:left="240"/>
-      </w:pPr>
-      <w:r>
-        <w:rPr>
-          <w:rFonts w:ascii="Courier New" w:eastAsia="Courier New" w:hAnsi="Courier New" w:cs="Courier New"/>
-          <w:color w:val="93C5FD"/>
-          <w:sz w:val="17"/>
-          <w:szCs w:val="17"/>
-        </w:rPr>
-        <w:t xml:space="preserve">  </w:t>
-      </w:r>
-      <w:proofErr w:type="gramStart"/>
-      <w:r>
-        <w:rPr>
-          <w:rFonts w:ascii="Courier New" w:eastAsia="Courier New" w:hAnsi="Courier New" w:cs="Courier New"/>
-          <w:color w:val="93C5FD"/>
-          <w:sz w:val="17"/>
-          <w:szCs w:val="17"/>
-        </w:rPr>
-        <w:t>.select</w:t>
-      </w:r>
-      <w:proofErr w:type="gramEnd"/>
-      <w:r>
-        <w:rPr>
-          <w:rFonts w:ascii="Courier New" w:eastAsia="Courier New" w:hAnsi="Courier New" w:cs="Courier New"/>
-          <w:color w:val="93C5FD"/>
-          <w:sz w:val="17"/>
-          <w:szCs w:val="17"/>
-        </w:rPr>
-        <w:t>(</w:t>
-      </w:r>
-      <w:proofErr w:type="spellStart"/>
-      <w:proofErr w:type="gramStart"/>
-      <w:r>
-        <w:rPr>
-          <w:rFonts w:ascii="Courier New" w:eastAsia="Courier New" w:hAnsi="Courier New" w:cs="Courier New"/>
-          <w:color w:val="93C5FD"/>
-          <w:sz w:val="17"/>
-          <w:szCs w:val="17"/>
-        </w:rPr>
-        <w:t>F.explode</w:t>
-      </w:r>
-      <w:proofErr w:type="spellEnd"/>
-      <w:proofErr w:type="gramEnd"/>
-      <w:r>
-        <w:rPr>
-          <w:rFonts w:ascii="Courier New" w:eastAsia="Courier New" w:hAnsi="Courier New" w:cs="Courier New"/>
-          <w:color w:val="93C5FD"/>
-          <w:sz w:val="17"/>
-          <w:szCs w:val="17"/>
-        </w:rPr>
-        <w:t>("products"</w:t>
-      </w:r>
-      <w:proofErr w:type="gramStart"/>
-      <w:r>
-        <w:rPr>
-          <w:rFonts w:ascii="Courier New" w:eastAsia="Courier New" w:hAnsi="Courier New" w:cs="Courier New"/>
-          <w:color w:val="93C5FD"/>
-          <w:sz w:val="17"/>
-          <w:szCs w:val="17"/>
-        </w:rPr>
-        <w:t>).alias</w:t>
-      </w:r>
-      <w:proofErr w:type="gramEnd"/>
-      <w:r>
-        <w:rPr>
-          <w:rFonts w:ascii="Courier New" w:eastAsia="Courier New" w:hAnsi="Courier New" w:cs="Courier New"/>
-          <w:color w:val="93C5FD"/>
-          <w:sz w:val="17"/>
-          <w:szCs w:val="17"/>
-        </w:rPr>
-        <w:t>("</w:t>
-      </w:r>
-      <w:proofErr w:type="spellStart"/>
-      <w:r>
-        <w:rPr>
-          <w:rFonts w:ascii="Courier New" w:eastAsia="Courier New" w:hAnsi="Courier New" w:cs="Courier New"/>
-          <w:color w:val="93C5FD"/>
-          <w:sz w:val="17"/>
-          <w:szCs w:val="17"/>
-        </w:rPr>
-        <w:t>product_a</w:t>
-      </w:r>
-      <w:proofErr w:type="spellEnd"/>
-      <w:r>
-        <w:rPr>
-          <w:rFonts w:ascii="Courier New" w:eastAsia="Courier New" w:hAnsi="Courier New" w:cs="Courier New"/>
-          <w:color w:val="93C5FD"/>
-          <w:sz w:val="17"/>
-          <w:szCs w:val="17"/>
-        </w:rPr>
-        <w:t>"),</w:t>
-      </w:r>
-    </w:p>
-    <w:p>
-      <w:pPr>
-        <w:shd w:val="clear" w:color="auto" w:fill="1E293B"/>
-        <w:ind w:left="240"/>
-      </w:pPr>
-      <w:r>
-        <w:rPr>
-          <w:rFonts w:ascii="Courier New" w:eastAsia="Courier New" w:hAnsi="Courier New" w:cs="Courier New"/>
-          <w:color w:val="93C5FD"/>
-          <w:sz w:val="17"/>
-          <w:szCs w:val="17"/>
-        </w:rPr>
-        <w:t xml:space="preserve">          </w:t>
-      </w:r>
-      <w:proofErr w:type="spellStart"/>
-      <w:proofErr w:type="gramStart"/>
-      <w:r>
-        <w:rPr>
-          <w:rFonts w:ascii="Courier New" w:eastAsia="Courier New" w:hAnsi="Courier New" w:cs="Courier New"/>
-          <w:color w:val="93C5FD"/>
-          <w:sz w:val="17"/>
-          <w:szCs w:val="17"/>
-        </w:rPr>
-        <w:t>F.explode</w:t>
-      </w:r>
-      <w:proofErr w:type="spellEnd"/>
-      <w:proofErr w:type="gramEnd"/>
-      <w:r>
-        <w:rPr>
-          <w:rFonts w:ascii="Courier New" w:eastAsia="Courier New" w:hAnsi="Courier New" w:cs="Courier New"/>
-          <w:color w:val="93C5FD"/>
-          <w:sz w:val="17"/>
-          <w:szCs w:val="17"/>
-        </w:rPr>
-        <w:t>("products"</w:t>
-      </w:r>
-      <w:proofErr w:type="gramStart"/>
-      <w:r>
-        <w:rPr>
-          <w:rFonts w:ascii="Courier New" w:eastAsia="Courier New" w:hAnsi="Courier New" w:cs="Courier New"/>
-          <w:color w:val="93C5FD"/>
-          <w:sz w:val="17"/>
-          <w:szCs w:val="17"/>
-        </w:rPr>
-        <w:t>).alias</w:t>
-      </w:r>
-      <w:proofErr w:type="gramEnd"/>
-      <w:r>
-        <w:rPr>
-          <w:rFonts w:ascii="Courier New" w:eastAsia="Courier New" w:hAnsi="Courier New" w:cs="Courier New"/>
-          <w:color w:val="93C5FD"/>
-          <w:sz w:val="17"/>
-          <w:szCs w:val="17"/>
-        </w:rPr>
-        <w:t>("</w:t>
-      </w:r>
-      <w:proofErr w:type="spellStart"/>
-      <w:r>
-        <w:rPr>
-          <w:rFonts w:ascii="Courier New" w:eastAsia="Courier New" w:hAnsi="Courier New" w:cs="Courier New"/>
-          <w:color w:val="93C5FD"/>
-          <w:sz w:val="17"/>
-          <w:szCs w:val="17"/>
-        </w:rPr>
-        <w:t>product_b</w:t>
-      </w:r>
-      <w:proofErr w:type="spellEnd"/>
-      <w:r>
-        <w:rPr>
-          <w:rFonts w:ascii="Courier New" w:eastAsia="Courier New" w:hAnsi="Courier New" w:cs="Courier New"/>
-          <w:color w:val="93C5FD"/>
-          <w:sz w:val="17"/>
-          <w:szCs w:val="17"/>
-        </w:rPr>
-        <w:t>")) \</w:t>
-      </w:r>
-    </w:p>
-    <w:p>
-      <w:pPr>
-        <w:shd w:val="clear" w:color="auto" w:fill="1E293B"/>
-        <w:ind w:left="240"/>
-      </w:pPr>
-      <w:r>
-        <w:rPr>
-          <w:rFonts w:ascii="Courier New" w:eastAsia="Courier New" w:hAnsi="Courier New" w:cs="Courier New"/>
-          <w:color w:val="93C5FD"/>
-          <w:sz w:val="17"/>
-          <w:szCs w:val="17"/>
-        </w:rPr>
-        <w:t xml:space="preserve">  </w:t>
-      </w:r>
-      <w:proofErr w:type="gramStart"/>
-      <w:r>
-        <w:rPr>
-          <w:rFonts w:ascii="Courier New" w:eastAsia="Courier New" w:hAnsi="Courier New" w:cs="Courier New"/>
-          <w:color w:val="93C5FD"/>
-          <w:sz w:val="17"/>
-          <w:szCs w:val="17"/>
-        </w:rPr>
-        <w:t>.filter</w:t>
-      </w:r>
-      <w:proofErr w:type="gramEnd"/>
-      <w:r>
-        <w:rPr>
-          <w:rFonts w:ascii="Courier New" w:eastAsia="Courier New" w:hAnsi="Courier New" w:cs="Courier New"/>
-          <w:color w:val="93C5FD"/>
-          <w:sz w:val="17"/>
-          <w:szCs w:val="17"/>
-        </w:rPr>
-        <w:t>(</w:t>
-      </w:r>
-      <w:proofErr w:type="spellStart"/>
-      <w:r>
-        <w:rPr>
-          <w:rFonts w:ascii="Courier New" w:eastAsia="Courier New" w:hAnsi="Courier New" w:cs="Courier New"/>
-          <w:color w:val="93C5FD"/>
-          <w:sz w:val="17"/>
-          <w:szCs w:val="17"/>
-        </w:rPr>
-        <w:t>F.col</w:t>
-      </w:r>
-      <w:proofErr w:type="spellEnd"/>
-      <w:r>
-        <w:rPr>
-          <w:rFonts w:ascii="Courier New" w:eastAsia="Courier New" w:hAnsi="Courier New" w:cs="Courier New"/>
-          <w:color w:val="93C5FD"/>
-          <w:sz w:val="17"/>
-          <w:szCs w:val="17"/>
-        </w:rPr>
-        <w:t>("</w:t>
-      </w:r>
-      <w:proofErr w:type="spellStart"/>
-      <w:r>
-        <w:rPr>
-          <w:rFonts w:ascii="Courier New" w:eastAsia="Courier New" w:hAnsi="Courier New" w:cs="Courier New"/>
-          <w:color w:val="93C5FD"/>
-          <w:sz w:val="17"/>
-          <w:szCs w:val="17"/>
-        </w:rPr>
-        <w:t>product_a</w:t>
-      </w:r>
-      <w:proofErr w:type="spellEnd"/>
-      <w:r>
-        <w:rPr>
-          <w:rFonts w:ascii="Courier New" w:eastAsia="Courier New" w:hAnsi="Courier New" w:cs="Courier New"/>
-          <w:color w:val="93C5FD"/>
-          <w:sz w:val="17"/>
-          <w:szCs w:val="17"/>
-        </w:rPr>
-        <w:t xml:space="preserve">") &lt; </w:t>
-      </w:r>
-      <w:proofErr w:type="spellStart"/>
-      <w:r>
-        <w:rPr>
-          <w:rFonts w:ascii="Courier New" w:eastAsia="Courier New" w:hAnsi="Courier New" w:cs="Courier New"/>
-          <w:color w:val="93C5FD"/>
-          <w:sz w:val="17"/>
-          <w:szCs w:val="17"/>
-        </w:rPr>
-        <w:t>F.col</w:t>
-      </w:r>
-      <w:proofErr w:type="spellEnd"/>
-      <w:r>
-        <w:rPr>
-          <w:rFonts w:ascii="Courier New" w:eastAsia="Courier New" w:hAnsi="Courier New" w:cs="Courier New"/>
-          <w:color w:val="93C5FD"/>
-          <w:sz w:val="17"/>
-          <w:szCs w:val="17"/>
-        </w:rPr>
-        <w:t>("</w:t>
-      </w:r>
-      <w:proofErr w:type="spellStart"/>
-      <w:r>
-        <w:rPr>
-          <w:rFonts w:ascii="Courier New" w:eastAsia="Courier New" w:hAnsi="Courier New" w:cs="Courier New"/>
-          <w:color w:val="93C5FD"/>
-          <w:sz w:val="17"/>
-          <w:szCs w:val="17"/>
-        </w:rPr>
-        <w:t>product_b</w:t>
-      </w:r>
-      <w:proofErr w:type="spellEnd"/>
-      <w:r>
-        <w:rPr>
-          <w:rFonts w:ascii="Courier New" w:eastAsia="Courier New" w:hAnsi="Courier New" w:cs="Courier New"/>
-          <w:color w:val="93C5FD"/>
-          <w:sz w:val="17"/>
-          <w:szCs w:val="17"/>
-        </w:rPr>
-        <w:t>")) \</w:t>
-      </w:r>
-    </w:p>
-    <w:p>
-      <w:pPr>
-        <w:shd w:val="clear" w:color="auto" w:fill="1E293B"/>
-        <w:ind w:left="240"/>
-      </w:pPr>
-      <w:r>
-        <w:rPr>
-          <w:rFonts w:ascii="Courier New" w:eastAsia="Courier New" w:hAnsi="Courier New" w:cs="Courier New"/>
-          <w:color w:val="93C5FD"/>
-          <w:sz w:val="17"/>
-          <w:szCs w:val="17"/>
-        </w:rPr>
-        <w:t xml:space="preserve">  </w:t>
-      </w:r>
-      <w:proofErr w:type="gramStart"/>
-      <w:r>
-        <w:rPr>
-          <w:rFonts w:ascii="Courier New" w:eastAsia="Courier New" w:hAnsi="Courier New" w:cs="Courier New"/>
-          <w:color w:val="93C5FD"/>
-          <w:sz w:val="17"/>
-          <w:szCs w:val="17"/>
-        </w:rPr>
-        <w:t>.</w:t>
-      </w:r>
-      <w:proofErr w:type="spellStart"/>
-      <w:r>
-        <w:rPr>
-          <w:rFonts w:ascii="Courier New" w:eastAsia="Courier New" w:hAnsi="Courier New" w:cs="Courier New"/>
-          <w:color w:val="93C5FD"/>
-          <w:sz w:val="17"/>
-          <w:szCs w:val="17"/>
-        </w:rPr>
-        <w:t>groupBy</w:t>
-      </w:r>
-      <w:proofErr w:type="spellEnd"/>
-      <w:proofErr w:type="gramEnd"/>
-      <w:r>
-        <w:rPr>
-          <w:rFonts w:ascii="Courier New" w:eastAsia="Courier New" w:hAnsi="Courier New" w:cs="Courier New"/>
-          <w:color w:val="93C5FD"/>
-          <w:sz w:val="17"/>
-          <w:szCs w:val="17"/>
-        </w:rPr>
-        <w:t>("product_a","</w:t>
-      </w:r>
-      <w:proofErr w:type="spellStart"/>
-      <w:r>
-        <w:rPr>
-          <w:rFonts w:ascii="Courier New" w:eastAsia="Courier New" w:hAnsi="Courier New" w:cs="Courier New"/>
-          <w:color w:val="93C5FD"/>
-          <w:sz w:val="17"/>
-          <w:szCs w:val="17"/>
-        </w:rPr>
-        <w:t>product_b</w:t>
-      </w:r>
-      <w:proofErr w:type="spellEnd"/>
-      <w:r>
-        <w:rPr>
-          <w:rFonts w:ascii="Courier New" w:eastAsia="Courier New" w:hAnsi="Courier New" w:cs="Courier New"/>
-          <w:color w:val="93C5FD"/>
-          <w:sz w:val="17"/>
-          <w:szCs w:val="17"/>
-        </w:rPr>
-        <w:t>") \</w:t>
-      </w:r>
-    </w:p>
-    <w:p>
-      <w:pPr>
-        <w:shd w:val="clear" w:color="auto" w:fill="1E293B"/>
-        <w:ind w:left="240"/>
-      </w:pPr>
-      <w:r>
-        <w:rPr>
-          <w:rFonts w:ascii="Courier New" w:eastAsia="Courier New" w:hAnsi="Courier New" w:cs="Courier New"/>
-          <w:color w:val="93C5FD"/>
-          <w:sz w:val="17"/>
-          <w:szCs w:val="17"/>
-        </w:rPr>
-        <w:t xml:space="preserve">  </w:t>
-      </w:r>
-      <w:proofErr w:type="gramStart"/>
-      <w:r>
-        <w:rPr>
-          <w:rFonts w:ascii="Courier New" w:eastAsia="Courier New" w:hAnsi="Courier New" w:cs="Courier New"/>
-          <w:color w:val="93C5FD"/>
-          <w:sz w:val="17"/>
-          <w:szCs w:val="17"/>
-        </w:rPr>
-        <w:t>.count</w:t>
-      </w:r>
-      <w:proofErr w:type="gramEnd"/>
-      <w:r>
-        <w:rPr>
-          <w:rFonts w:ascii="Courier New" w:eastAsia="Courier New" w:hAnsi="Courier New" w:cs="Courier New"/>
-          <w:color w:val="93C5FD"/>
-          <w:sz w:val="17"/>
-          <w:szCs w:val="17"/>
-        </w:rPr>
-        <w:t>(</w:t>
-      </w:r>
-      <w:proofErr w:type="gramStart"/>
-      <w:r>
-        <w:rPr>
-          <w:rFonts w:ascii="Courier New" w:eastAsia="Courier New" w:hAnsi="Courier New" w:cs="Courier New"/>
-          <w:color w:val="93C5FD"/>
-          <w:sz w:val="17"/>
-          <w:szCs w:val="17"/>
-        </w:rPr>
-        <w:t>).</w:t>
-      </w:r>
-      <w:proofErr w:type="spellStart"/>
-      <w:r>
-        <w:rPr>
-          <w:rFonts w:ascii="Courier New" w:eastAsia="Courier New" w:hAnsi="Courier New" w:cs="Courier New"/>
-          <w:color w:val="93C5FD"/>
-          <w:sz w:val="17"/>
-          <w:szCs w:val="17"/>
-        </w:rPr>
-        <w:t>orderBy</w:t>
-      </w:r>
-      <w:proofErr w:type="spellEnd"/>
-      <w:proofErr w:type="gramEnd"/>
-      <w:r>
-        <w:rPr>
-          <w:rFonts w:ascii="Courier New" w:eastAsia="Courier New" w:hAnsi="Courier New" w:cs="Courier New"/>
-          <w:color w:val="93C5FD"/>
-          <w:sz w:val="17"/>
-          <w:szCs w:val="17"/>
-        </w:rPr>
-        <w:t>(</w:t>
-      </w:r>
-      <w:proofErr w:type="spellStart"/>
-      <w:proofErr w:type="gramStart"/>
-      <w:r>
-        <w:rPr>
-          <w:rFonts w:ascii="Courier New" w:eastAsia="Courier New" w:hAnsi="Courier New" w:cs="Courier New"/>
-          <w:color w:val="93C5FD"/>
-          <w:sz w:val="17"/>
-          <w:szCs w:val="17"/>
-        </w:rPr>
-        <w:t>F.desc</w:t>
-      </w:r>
-      <w:proofErr w:type="spellEnd"/>
-      <w:proofErr w:type="gramEnd"/>
-      <w:r>
-        <w:rPr>
-          <w:rFonts w:ascii="Courier New" w:eastAsia="Courier New" w:hAnsi="Courier New" w:cs="Courier New"/>
-          <w:color w:val="93C5FD"/>
-          <w:sz w:val="17"/>
-          <w:szCs w:val="17"/>
-        </w:rPr>
-        <w:t>("count")</w:t>
-      </w:r>
-      <w:proofErr w:type="gramStart"/>
-      <w:r>
-        <w:rPr>
-          <w:rFonts w:ascii="Courier New" w:eastAsia="Courier New" w:hAnsi="Courier New" w:cs="Courier New"/>
-          <w:color w:val="93C5FD"/>
-          <w:sz w:val="17"/>
-          <w:szCs w:val="17"/>
-        </w:rPr>
-        <w:t>).show</w:t>
-      </w:r>
-      <w:proofErr w:type="gramEnd"/>
-      <w:r>
-        <w:rPr>
-          <w:rFonts w:ascii="Courier New" w:eastAsia="Courier New" w:hAnsi="Courier New" w:cs="Courier New"/>
-          <w:color w:val="93C5FD"/>
-          <w:sz w:val="17"/>
-          <w:szCs w:val="17"/>
-        </w:rPr>
-        <w:t>(10)</w:t>
+        <w:t xml:space="preserve">  .count().orderBy(F.desc("count")).show(10)</w:t>
       </w:r>
     </w:p>
     <w:p>
@@ -7613,12 +5205,6 @@
         <w:gridCol w:w="1560"/>
       </w:tblGrid>
       <w:tr>
-        <w:tblPrEx>
-          <w:tblCellMar>
-            <w:top w:w="0" w:type="dxa"/>
-            <w:bottom w:w="0" w:type="dxa"/>
-          </w:tblCellMar>
-        </w:tblPrEx>
         <w:trPr>
           <w:tblHeader/>
         </w:trPr>
@@ -7789,12 +5375,6 @@
         </w:tc>
       </w:tr>
       <w:tr>
-        <w:tblPrEx>
-          <w:tblCellMar>
-            <w:top w:w="0" w:type="dxa"/>
-            <w:bottom w:w="0" w:type="dxa"/>
-          </w:tblCellMar>
-        </w:tblPrEx>
         <w:tc>
           <w:tcPr>
             <w:tcW w:w="2200" w:type="dxa"/>
@@ -7937,12 +5517,6 @@
         </w:tc>
       </w:tr>
       <w:tr>
-        <w:tblPrEx>
-          <w:tblCellMar>
-            <w:top w:w="0" w:type="dxa"/>
-            <w:bottom w:w="0" w:type="dxa"/>
-          </w:tblCellMar>
-        </w:tblPrEx>
         <w:tc>
           <w:tcPr>
             <w:tcW w:w="2200" w:type="dxa"/>
@@ -8085,12 +5659,6 @@
         </w:tc>
       </w:tr>
       <w:tr>
-        <w:tblPrEx>
-          <w:tblCellMar>
-            <w:top w:w="0" w:type="dxa"/>
-            <w:bottom w:w="0" w:type="dxa"/>
-          </w:tblCellMar>
-        </w:tblPrEx>
         <w:tc>
           <w:tcPr>
             <w:tcW w:w="2200" w:type="dxa"/>
@@ -8275,9 +5843,14 @@
           <w:sz w:val="17"/>
           <w:szCs w:val="17"/>
         </w:rPr>
-        <w:t xml:space="preserve">CLV = </w:t>
-      </w:r>
-      <w:proofErr w:type="spellStart"/>
+        <w:t>CLV = avg_monthly_revenue × 6_months × retention_factor</w:t>
+      </w:r>
+    </w:p>
+    <w:p>
+      <w:pPr>
+        <w:shd w:val="clear" w:color="auto" w:fill="1E293B"/>
+        <w:ind w:left="240"/>
+      </w:pPr>
       <w:r>
         <w:rPr>
           <w:rFonts w:ascii="Courier New" w:eastAsia="Courier New" w:hAnsi="Courier New" w:cs="Courier New"/>
@@ -8285,9 +5858,14 @@
           <w:sz w:val="17"/>
           <w:szCs w:val="17"/>
         </w:rPr>
-        <w:t>avg_monthly_revenue</w:t>
-      </w:r>
-      <w:proofErr w:type="spellEnd"/>
+        <w:t>retention_factor = 0.60 + 0.30 × engagement_score</w:t>
+      </w:r>
+    </w:p>
+    <w:p>
+      <w:pPr>
+        <w:shd w:val="clear" w:color="auto" w:fill="1E293B"/>
+        <w:ind w:left="240"/>
+      </w:pPr>
       <w:r>
         <w:rPr>
           <w:rFonts w:ascii="Courier New" w:eastAsia="Courier New" w:hAnsi="Courier New" w:cs="Courier New"/>
@@ -8295,121 +5873,7 @@
           <w:sz w:val="17"/>
           <w:szCs w:val="17"/>
         </w:rPr>
-        <w:t xml:space="preserve"> × 6_months × </w:t>
-      </w:r>
-      <w:proofErr w:type="spellStart"/>
-      <w:r>
-        <w:rPr>
-          <w:rFonts w:ascii="Courier New" w:eastAsia="Courier New" w:hAnsi="Courier New" w:cs="Courier New"/>
-          <w:color w:val="93C5FD"/>
-          <w:sz w:val="17"/>
-          <w:szCs w:val="17"/>
-        </w:rPr>
-        <w:t>retention_factor</w:t>
-      </w:r>
-      <w:proofErr w:type="spellEnd"/>
-    </w:p>
-    <w:p>
-      <w:pPr>
-        <w:shd w:val="clear" w:color="auto" w:fill="1E293B"/>
-        <w:ind w:left="240"/>
-      </w:pPr>
-      <w:proofErr w:type="spellStart"/>
-      <w:r>
-        <w:rPr>
-          <w:rFonts w:ascii="Courier New" w:eastAsia="Courier New" w:hAnsi="Courier New" w:cs="Courier New"/>
-          <w:color w:val="93C5FD"/>
-          <w:sz w:val="17"/>
-          <w:szCs w:val="17"/>
-        </w:rPr>
-        <w:t>retention_factor</w:t>
-      </w:r>
-      <w:proofErr w:type="spellEnd"/>
-      <w:r>
-        <w:rPr>
-          <w:rFonts w:ascii="Courier New" w:eastAsia="Courier New" w:hAnsi="Courier New" w:cs="Courier New"/>
-          <w:color w:val="93C5FD"/>
-          <w:sz w:val="17"/>
-          <w:szCs w:val="17"/>
-        </w:rPr>
-        <w:t xml:space="preserve"> = 0.60 + 0.30 × </w:t>
-      </w:r>
-      <w:proofErr w:type="spellStart"/>
-      <w:r>
-        <w:rPr>
-          <w:rFonts w:ascii="Courier New" w:eastAsia="Courier New" w:hAnsi="Courier New" w:cs="Courier New"/>
-          <w:color w:val="93C5FD"/>
-          <w:sz w:val="17"/>
-          <w:szCs w:val="17"/>
-        </w:rPr>
-        <w:t>engagement_score</w:t>
-      </w:r>
-      <w:proofErr w:type="spellEnd"/>
-    </w:p>
-    <w:p>
-      <w:pPr>
-        <w:shd w:val="clear" w:color="auto" w:fill="1E293B"/>
-        <w:ind w:left="240"/>
-      </w:pPr>
-      <w:proofErr w:type="spellStart"/>
-      <w:r>
-        <w:rPr>
-          <w:rFonts w:ascii="Courier New" w:eastAsia="Courier New" w:hAnsi="Courier New" w:cs="Courier New"/>
-          <w:color w:val="93C5FD"/>
-          <w:sz w:val="17"/>
-          <w:szCs w:val="17"/>
-        </w:rPr>
-        <w:t>engagement_score</w:t>
-      </w:r>
-      <w:proofErr w:type="spellEnd"/>
-      <w:r>
-        <w:rPr>
-          <w:rFonts w:ascii="Courier New" w:eastAsia="Courier New" w:hAnsi="Courier New" w:cs="Courier New"/>
-          <w:color w:val="93C5FD"/>
-          <w:sz w:val="17"/>
-          <w:szCs w:val="17"/>
-        </w:rPr>
-        <w:t xml:space="preserve"> = </w:t>
-      </w:r>
-      <w:proofErr w:type="gramStart"/>
-      <w:r>
-        <w:rPr>
-          <w:rFonts w:ascii="Courier New" w:eastAsia="Courier New" w:hAnsi="Courier New" w:cs="Courier New"/>
-          <w:color w:val="93C5FD"/>
-          <w:sz w:val="17"/>
-          <w:szCs w:val="17"/>
-        </w:rPr>
-        <w:t>min(</w:t>
-      </w:r>
-      <w:proofErr w:type="gramEnd"/>
-      <w:r>
-        <w:rPr>
-          <w:rFonts w:ascii="Courier New" w:eastAsia="Courier New" w:hAnsi="Courier New" w:cs="Courier New"/>
-          <w:color w:val="93C5FD"/>
-          <w:sz w:val="17"/>
-          <w:szCs w:val="17"/>
-        </w:rPr>
-        <w:t xml:space="preserve">1.0, conversion_rate×2 + </w:t>
-      </w:r>
-      <w:proofErr w:type="spellStart"/>
-      <w:r>
-        <w:rPr>
-          <w:rFonts w:ascii="Courier New" w:eastAsia="Courier New" w:hAnsi="Courier New" w:cs="Courier New"/>
-          <w:color w:val="93C5FD"/>
-          <w:sz w:val="17"/>
-          <w:szCs w:val="17"/>
-        </w:rPr>
-        <w:t>avg_duration</w:t>
-      </w:r>
-      <w:proofErr w:type="spellEnd"/>
-      <w:r>
-        <w:rPr>
-          <w:rFonts w:ascii="Courier New" w:eastAsia="Courier New" w:hAnsi="Courier New" w:cs="Courier New"/>
-          <w:color w:val="93C5FD"/>
-          <w:sz w:val="17"/>
-          <w:szCs w:val="17"/>
-        </w:rPr>
-        <w:t>/3600)</w:t>
+        <w:t>engagement_score = min(1.0, conversion_rate×2 + avg_duration/3600)</w:t>
       </w:r>
     </w:p>
     <w:p>
@@ -8442,12 +5906,6 @@
         <w:gridCol w:w="1560"/>
       </w:tblGrid>
       <w:tr>
-        <w:tblPrEx>
-          <w:tblCellMar>
-            <w:top w:w="0" w:type="dxa"/>
-            <w:bottom w:w="0" w:type="dxa"/>
-          </w:tblCellMar>
-        </w:tblPrEx>
         <w:trPr>
           <w:tblHeader/>
         </w:trPr>
@@ -8618,12 +6076,6 @@
         </w:tc>
       </w:tr>
       <w:tr>
-        <w:tblPrEx>
-          <w:tblCellMar>
-            <w:top w:w="0" w:type="dxa"/>
-            <w:bottom w:w="0" w:type="dxa"/>
-          </w:tblCellMar>
-        </w:tblPrEx>
         <w:tc>
           <w:tcPr>
             <w:tcW w:w="2400" w:type="dxa"/>
@@ -8648,25 +6100,7 @@
                 <w:sz w:val="18"/>
                 <w:szCs w:val="18"/>
               </w:rPr>
-              <w:t>High</w:t>
-            </w:r>
-            <w:proofErr w:type="gramStart"/>
-            <w:r>
-              <w:rPr>
-                <w:color w:val="111827"/>
-                <w:sz w:val="18"/>
-                <w:szCs w:val="18"/>
-              </w:rPr>
-              <w:t xml:space="preserve">   (</w:t>
-            </w:r>
-            <w:proofErr w:type="gramEnd"/>
-            <w:r>
-              <w:rPr>
-                <w:color w:val="111827"/>
-                <w:sz w:val="18"/>
-                <w:szCs w:val="18"/>
-              </w:rPr>
-              <w:t>&gt;500 RWF)</w:t>
+              <w:t>High   (&gt;500 RWF)</w:t>
             </w:r>
           </w:p>
         </w:tc>
@@ -8778,36 +6212,12 @@
                 <w:sz w:val="18"/>
                 <w:szCs w:val="18"/>
               </w:rPr>
-              <w:t xml:space="preserve">VIP loyalty program, </w:t>
-            </w:r>
-            <w:proofErr w:type="spellStart"/>
-            <w:r>
-              <w:rPr>
-                <w:color w:val="111827"/>
-                <w:sz w:val="18"/>
-                <w:szCs w:val="18"/>
-              </w:rPr>
-              <w:t>MoMo</w:t>
-            </w:r>
-            <w:proofErr w:type="spellEnd"/>
-            <w:r>
-              <w:rPr>
-                <w:color w:val="111827"/>
-                <w:sz w:val="18"/>
-                <w:szCs w:val="18"/>
-              </w:rPr>
-              <w:t xml:space="preserve"> cashback offers</w:t>
+              <w:t>VIP loyalty program, MoMo cashback offers</w:t>
             </w:r>
           </w:p>
         </w:tc>
       </w:tr>
       <w:tr>
-        <w:tblPrEx>
-          <w:tblCellMar>
-            <w:top w:w="0" w:type="dxa"/>
-            <w:bottom w:w="0" w:type="dxa"/>
-          </w:tblCellMar>
-        </w:tblPrEx>
         <w:tc>
           <w:tcPr>
             <w:tcW w:w="2400" w:type="dxa"/>
@@ -8950,12 +6360,6 @@
         </w:tc>
       </w:tr>
       <w:tr>
-        <w:tblPrEx>
-          <w:tblCellMar>
-            <w:top w:w="0" w:type="dxa"/>
-            <w:bottom w:w="0" w:type="dxa"/>
-          </w:tblCellMar>
-        </w:tblPrEx>
         <w:tc>
           <w:tcPr>
             <w:tcW w:w="2400" w:type="dxa"/>
@@ -8980,25 +6384,7 @@
                 <w:sz w:val="18"/>
                 <w:szCs w:val="18"/>
               </w:rPr>
-              <w:t xml:space="preserve">Low </w:t>
-            </w:r>
-            <w:proofErr w:type="gramStart"/>
-            <w:r>
-              <w:rPr>
-                <w:color w:val="111827"/>
-                <w:sz w:val="18"/>
-                <w:szCs w:val="18"/>
-              </w:rPr>
-              <w:t xml:space="preserve">   (</w:t>
-            </w:r>
-            <w:proofErr w:type="gramEnd"/>
-            <w:r>
-              <w:rPr>
-                <w:color w:val="111827"/>
-                <w:sz w:val="18"/>
-                <w:szCs w:val="18"/>
-              </w:rPr>
-              <w:t>&lt;150)</w:t>
+              <w:t>Low    (&lt;150)</w:t>
             </w:r>
           </w:p>
         </w:tc>
@@ -9170,21 +6556,7 @@
         <w:rPr>
           <w:color w:val="111827"/>
         </w:rPr>
-        <w:t>q2_monthly_revenue: DATE_FORMAT + GROUP BY month — reveals Rwanda seasonal patterns (</w:t>
-      </w:r>
-      <w:proofErr w:type="spellStart"/>
-      <w:r>
-        <w:rPr>
-          <w:color w:val="111827"/>
-        </w:rPr>
-        <w:t>Kwibuka</w:t>
-      </w:r>
-      <w:proofErr w:type="spellEnd"/>
-      <w:r>
-        <w:rPr>
-          <w:color w:val="111827"/>
-        </w:rPr>
-        <w:t>, Noheli)</w:t>
+        <w:t>q2_monthly_revenue: DATE_FORMAT + GROUP BY month — reveals Rwanda seasonal patterns (Kwibuka, Noheli)</w:t>
       </w:r>
     </w:p>
     <w:p>
@@ -9200,35 +6572,7 @@
         <w:rPr>
           <w:color w:val="111827"/>
         </w:rPr>
-        <w:t xml:space="preserve">q3_device_conversion: LEFT JOIN </w:t>
-      </w:r>
-      <w:proofErr w:type="spellStart"/>
-      <w:r>
-        <w:rPr>
-          <w:color w:val="111827"/>
-        </w:rPr>
-        <w:t>sessions+transactions</w:t>
-      </w:r>
-      <w:proofErr w:type="spellEnd"/>
-      <w:r>
-        <w:rPr>
-          <w:color w:val="111827"/>
-        </w:rPr>
-        <w:t xml:space="preserve"> GROUP BY </w:t>
-      </w:r>
-      <w:proofErr w:type="spellStart"/>
-      <w:r>
-        <w:rPr>
-          <w:color w:val="111827"/>
-        </w:rPr>
-        <w:t>device_type</w:t>
-      </w:r>
-      <w:proofErr w:type="spellEnd"/>
-      <w:r>
-        <w:rPr>
-          <w:color w:val="111827"/>
-        </w:rPr>
-        <w:t xml:space="preserve"> — mobile vs desktop</w:t>
+        <w:t>q3_device_conversion: LEFT JOIN sessions+transactions GROUP BY device_type — mobile vs desktop</w:t>
       </w:r>
     </w:p>
     <w:p>
@@ -9304,11 +6648,6 @@
         </w:rPr>
         <w:t>Business question: Which Rwandan customers are most valuable and how should we prioritize retention spend given limited marketing budgets?</w:t>
       </w:r>
-    </w:p>
-    <w:p>
-      <w:pPr>
-        <w:spacing w:after="80"/>
-      </w:pPr>
     </w:p>
     <w:tbl>
       <w:tblPr>
@@ -9334,12 +6673,6 @@
         <w:gridCol w:w="2160"/>
       </w:tblGrid>
       <w:tr>
-        <w:tblPrEx>
-          <w:tblCellMar>
-            <w:top w:w="0" w:type="dxa"/>
-            <w:bottom w:w="0" w:type="dxa"/>
-          </w:tblCellMar>
-        </w:tblPrEx>
         <w:trPr>
           <w:tblHeader/>
         </w:trPr>
@@ -9477,12 +6810,6 @@
         </w:tc>
       </w:tr>
       <w:tr>
-        <w:tblPrEx>
-          <w:tblCellMar>
-            <w:top w:w="0" w:type="dxa"/>
-            <w:bottom w:w="0" w:type="dxa"/>
-          </w:tblCellMar>
-        </w:tblPrEx>
         <w:tc>
           <w:tcPr>
             <w:tcW w:w="2000" w:type="dxa"/>
@@ -9563,25 +6890,7 @@
                 <w:sz w:val="18"/>
                 <w:szCs w:val="18"/>
               </w:rPr>
-              <w:t xml:space="preserve">total (RWF), status, </w:t>
-            </w:r>
-            <w:proofErr w:type="spellStart"/>
-            <w:r>
-              <w:rPr>
-                <w:color w:val="111827"/>
-                <w:sz w:val="18"/>
-                <w:szCs w:val="18"/>
-              </w:rPr>
-              <w:t>user_id</w:t>
-            </w:r>
-            <w:proofErr w:type="spellEnd"/>
-            <w:r>
-              <w:rPr>
-                <w:color w:val="111827"/>
-                <w:sz w:val="18"/>
-                <w:szCs w:val="18"/>
-              </w:rPr>
-              <w:t>, timestamp</w:t>
+              <w:t>total (RWF), status, user_id, timestamp</w:t>
             </w:r>
           </w:p>
         </w:tc>
@@ -9609,36 +6918,12 @@
                 <w:sz w:val="18"/>
                 <w:szCs w:val="18"/>
               </w:rPr>
-              <w:t xml:space="preserve">MTN </w:t>
-            </w:r>
-            <w:proofErr w:type="spellStart"/>
-            <w:r>
-              <w:rPr>
-                <w:color w:val="111827"/>
-                <w:sz w:val="18"/>
-                <w:szCs w:val="18"/>
-              </w:rPr>
-              <w:t>MoMo</w:t>
-            </w:r>
-            <w:proofErr w:type="spellEnd"/>
-            <w:r>
-              <w:rPr>
-                <w:color w:val="111827"/>
-                <w:sz w:val="18"/>
-                <w:szCs w:val="18"/>
-              </w:rPr>
-              <w:t xml:space="preserve"> and Airtel Money transactions</w:t>
+              <w:t>MTN MoMo and Airtel Money transactions</w:t>
             </w:r>
           </w:p>
         </w:tc>
       </w:tr>
       <w:tr>
-        <w:tblPrEx>
-          <w:tblCellMar>
-            <w:top w:w="0" w:type="dxa"/>
-            <w:bottom w:w="0" w:type="dxa"/>
-          </w:tblCellMar>
-        </w:tblPrEx>
         <w:tc>
           <w:tcPr>
             <w:tcW w:w="2000" w:type="dxa"/>
@@ -9713,52 +6998,14 @@
             </w:tcMar>
           </w:tcPr>
           <w:p>
-            <w:proofErr w:type="spellStart"/>
-            <w:r>
-              <w:rPr>
-                <w:color w:val="111827"/>
-                <w:sz w:val="18"/>
-                <w:szCs w:val="18"/>
-              </w:rPr>
-              <w:t>duration_seconds</w:t>
-            </w:r>
-            <w:proofErr w:type="spellEnd"/>
-            <w:r>
-              <w:rPr>
-                <w:color w:val="111827"/>
-                <w:sz w:val="18"/>
-                <w:szCs w:val="18"/>
-              </w:rPr>
-              <w:t xml:space="preserve">, </w:t>
-            </w:r>
-            <w:proofErr w:type="spellStart"/>
-            <w:r>
-              <w:rPr>
-                <w:color w:val="111827"/>
-                <w:sz w:val="18"/>
-                <w:szCs w:val="18"/>
-              </w:rPr>
-              <w:t>conversion_status</w:t>
-            </w:r>
-            <w:proofErr w:type="spellEnd"/>
-            <w:r>
-              <w:rPr>
-                <w:color w:val="111827"/>
-                <w:sz w:val="18"/>
-                <w:szCs w:val="18"/>
-              </w:rPr>
-              <w:t xml:space="preserve">, </w:t>
-            </w:r>
-            <w:proofErr w:type="spellStart"/>
-            <w:r>
-              <w:rPr>
-                <w:color w:val="111827"/>
-                <w:sz w:val="18"/>
-                <w:szCs w:val="18"/>
-              </w:rPr>
-              <w:t>user_id</w:t>
-            </w:r>
-            <w:proofErr w:type="spellEnd"/>
+            <w:r>
+              <w:rPr>
+                <w:color w:val="111827"/>
+                <w:sz w:val="18"/>
+                <w:szCs w:val="18"/>
+              </w:rPr>
+              <w:t>duration_seconds, conversion_status, user_id</w:t>
+            </w:r>
           </w:p>
         </w:tc>
         <w:tc>
@@ -9791,12 +7038,6 @@
         </w:tc>
       </w:tr>
       <w:tr>
-        <w:tblPrEx>
-          <w:tblCellMar>
-            <w:top w:w="0" w:type="dxa"/>
-            <w:bottom w:w="0" w:type="dxa"/>
-          </w:tblCellMar>
-        </w:tblPrEx>
         <w:tc>
           <w:tcPr>
             <w:tcW w:w="2000" w:type="dxa"/>
@@ -9871,41 +7112,13 @@
             </w:tcMar>
           </w:tcPr>
           <w:p>
-            <w:proofErr w:type="spellStart"/>
-            <w:r>
-              <w:rPr>
-                <w:color w:val="111827"/>
-                <w:sz w:val="18"/>
-                <w:szCs w:val="18"/>
-              </w:rPr>
-              <w:t>registration_date</w:t>
-            </w:r>
-            <w:proofErr w:type="spellEnd"/>
-            <w:r>
-              <w:rPr>
-                <w:color w:val="111827"/>
-                <w:sz w:val="18"/>
-                <w:szCs w:val="18"/>
-              </w:rPr>
-              <w:t xml:space="preserve">, </w:t>
-            </w:r>
-            <w:proofErr w:type="spellStart"/>
-            <w:r>
-              <w:rPr>
-                <w:color w:val="111827"/>
-                <w:sz w:val="18"/>
-                <w:szCs w:val="18"/>
-              </w:rPr>
-              <w:t>geo_data</w:t>
-            </w:r>
-            <w:proofErr w:type="spellEnd"/>
-            <w:r>
-              <w:rPr>
-                <w:color w:val="111827"/>
-                <w:sz w:val="18"/>
-                <w:szCs w:val="18"/>
-              </w:rPr>
-              <w:t xml:space="preserve"> (province)</w:t>
+            <w:r>
+              <w:rPr>
+                <w:color w:val="111827"/>
+                <w:sz w:val="18"/>
+                <w:szCs w:val="18"/>
+              </w:rPr>
+              <w:t>registration_date, geo_data (province)</w:t>
             </w:r>
           </w:p>
         </w:tc>
@@ -9953,55 +7166,8 @@
         <w:rPr>
           <w:color w:val="111827"/>
         </w:rPr>
-        <w:t xml:space="preserve">Processing steps in Spark: (1) Load transactions from MongoDB → compute </w:t>
-      </w:r>
-      <w:proofErr w:type="spellStart"/>
-      <w:r>
-        <w:rPr>
-          <w:color w:val="111827"/>
-        </w:rPr>
-        <w:t>avg_monthly_revenue</w:t>
-      </w:r>
-      <w:proofErr w:type="spellEnd"/>
-      <w:r>
-        <w:rPr>
-          <w:color w:val="111827"/>
-        </w:rPr>
-        <w:t xml:space="preserve">. (2) Load sessions from HBase → compute </w:t>
-      </w:r>
-      <w:proofErr w:type="spellStart"/>
-      <w:r>
-        <w:rPr>
-          <w:color w:val="111827"/>
-        </w:rPr>
-        <w:t>engagement_score</w:t>
-      </w:r>
-      <w:proofErr w:type="spellEnd"/>
-      <w:r>
-        <w:rPr>
-          <w:color w:val="111827"/>
-        </w:rPr>
-        <w:t xml:space="preserve">. (3) Join on </w:t>
-      </w:r>
-      <w:proofErr w:type="spellStart"/>
-      <w:r>
-        <w:rPr>
-          <w:color w:val="111827"/>
-        </w:rPr>
-        <w:t>user_id</w:t>
-      </w:r>
-      <w:proofErr w:type="spellEnd"/>
-      <w:r>
-        <w:rPr>
-          <w:color w:val="111827"/>
-        </w:rPr>
-        <w:t xml:space="preserve"> → compute CLV. (4) Segment into High/Medium/Low. (5) Output to CSV for Looker Studio dashboard.</w:t>
-      </w:r>
-    </w:p>
-    <w:p>
-      <w:pPr>
-        <w:spacing w:after="80"/>
-      </w:pPr>
+        <w:t>Processing steps in Spark: (1) Load transactions from MongoDB → compute avg_monthly_revenue. (2) Load sessions from HBase → compute engagement_score. (3) Join on user_id → compute CLV. (4) Segment into High/Medium/Low. (5) Output to CSV for Looker Studio dashboard.</w:t>
+      </w:r>
     </w:p>
     <w:p>
       <w:pPr>
@@ -10052,12 +7218,6 @@
         <w:gridCol w:w="3560"/>
       </w:tblGrid>
       <w:tr>
-        <w:tblPrEx>
-          <w:tblCellMar>
-            <w:top w:w="0" w:type="dxa"/>
-            <w:bottom w:w="0" w:type="dxa"/>
-          </w:tblCellMar>
-        </w:tblPrEx>
         <w:trPr>
           <w:tblHeader/>
         </w:trPr>
@@ -10195,12 +7355,6 @@
         </w:tc>
       </w:tr>
       <w:tr>
-        <w:tblPrEx>
-          <w:tblCellMar>
-            <w:top w:w="0" w:type="dxa"/>
-            <w:bottom w:w="0" w:type="dxa"/>
-          </w:tblCellMar>
-        </w:tblPrEx>
         <w:tc>
           <w:tcPr>
             <w:tcW w:w="3000" w:type="dxa"/>
@@ -10315,12 +7469,6 @@
         </w:tc>
       </w:tr>
       <w:tr>
-        <w:tblPrEx>
-          <w:tblCellMar>
-            <w:top w:w="0" w:type="dxa"/>
-            <w:bottom w:w="0" w:type="dxa"/>
-          </w:tblCellMar>
-        </w:tblPrEx>
         <w:tc>
           <w:tcPr>
             <w:tcW w:w="3000" w:type="dxa"/>
@@ -10435,12 +7583,6 @@
         </w:tc>
       </w:tr>
       <w:tr>
-        <w:tblPrEx>
-          <w:tblCellMar>
-            <w:top w:w="0" w:type="dxa"/>
-            <w:bottom w:w="0" w:type="dxa"/>
-          </w:tblCellMar>
-        </w:tblPrEx>
         <w:tc>
           <w:tcPr>
             <w:tcW w:w="3000" w:type="dxa"/>
@@ -10555,12 +7697,6 @@
         </w:tc>
       </w:tr>
       <w:tr>
-        <w:tblPrEx>
-          <w:tblCellMar>
-            <w:top w:w="0" w:type="dxa"/>
-            <w:bottom w:w="0" w:type="dxa"/>
-          </w:tblCellMar>
-        </w:tblPrEx>
         <w:tc>
           <w:tcPr>
             <w:tcW w:w="3000" w:type="dxa"/>
@@ -10675,12 +7811,6 @@
         </w:tc>
       </w:tr>
       <w:tr>
-        <w:tblPrEx>
-          <w:tblCellMar>
-            <w:top w:w="0" w:type="dxa"/>
-            <w:bottom w:w="0" w:type="dxa"/>
-          </w:tblCellMar>
-        </w:tblPrEx>
         <w:tc>
           <w:tcPr>
             <w:tcW w:w="3000" w:type="dxa"/>
@@ -10800,128 +7930,11 @@
         <w:spacing w:after="80"/>
       </w:pPr>
     </w:p>
-    <w:tbl>
-      <w:tblPr>
-        <w:tblW w:w="9360" w:type="dxa"/>
-        <w:tblBorders>
-          <w:top w:val="single" w:sz="4" w:space="0" w:color="auto"/>
-          <w:left w:val="single" w:sz="4" w:space="0" w:color="auto"/>
-          <w:bottom w:val="single" w:sz="4" w:space="0" w:color="auto"/>
-          <w:right w:val="single" w:sz="4" w:space="0" w:color="auto"/>
-          <w:insideH w:val="single" w:sz="4" w:space="0" w:color="auto"/>
-          <w:insideV w:val="single" w:sz="4" w:space="0" w:color="auto"/>
-        </w:tblBorders>
-        <w:tblCellMar>
-          <w:top w:w="80" w:type="dxa"/>
-          <w:left w:w="10" w:type="dxa"/>
-          <w:bottom w:w="80" w:type="dxa"/>
-          <w:right w:w="10" w:type="dxa"/>
-        </w:tblCellMar>
-        <w:tblLook w:val="0000" w:firstRow="0" w:lastRow="0" w:firstColumn="0" w:lastColumn="0" w:noHBand="0" w:noVBand="0"/>
-      </w:tblPr>
-      <w:tblGrid>
-        <w:gridCol w:w="9360"/>
-      </w:tblGrid>
-      <w:tr>
-        <w:tc>
-          <w:tcPr>
-            <w:tcW w:w="9360" w:type="dxa"/>
-            <w:tcBorders>
-              <w:top w:val="single" w:sz="10" w:space="0" w:color="2563EB"/>
-              <w:left w:val="single" w:sz="10" w:space="0" w:color="2563EB"/>
-              <w:bottom w:val="single" w:sz="10" w:space="0" w:color="2563EB"/>
-              <w:right w:val="single" w:sz="10" w:space="0" w:color="2563EB"/>
-            </w:tcBorders>
-            <w:shd w:val="clear" w:color="auto" w:fill="DBEAFE"/>
-            <w:tcMar>
-              <w:top w:w="100" w:type="dxa"/>
-              <w:left w:w="160" w:type="dxa"/>
-              <w:bottom w:w="100" w:type="dxa"/>
-              <w:right w:w="160" w:type="dxa"/>
-            </w:tcMar>
-          </w:tcPr>
-          <w:p>
-            <w:pPr>
-              <w:spacing w:after="80"/>
-            </w:pPr>
-            <w:r>
-              <w:rPr>
-                <w:b/>
-                <w:bCs/>
-                <w:color w:val="2563EB"/>
-              </w:rPr>
-              <w:t xml:space="preserve">Key Insight:  </w:t>
-            </w:r>
-            <w:r>
-              <w:rPr>
-                <w:color w:val="111827"/>
-              </w:rPr>
-              <w:t xml:space="preserve">The Cart → Conversion gap (47% drop) is the highest-priority optimization target. For Rwanda, this is likely driven by mobile payment friction — improving the MTN </w:t>
-            </w:r>
-            <w:proofErr w:type="spellStart"/>
-            <w:r>
-              <w:rPr>
-                <w:color w:val="111827"/>
-              </w:rPr>
-              <w:t>MoMo</w:t>
-            </w:r>
-            <w:proofErr w:type="spellEnd"/>
-            <w:r>
-              <w:rPr>
-                <w:color w:val="111827"/>
-              </w:rPr>
-              <w:t xml:space="preserve"> checkout flow could recover a significant portion of abandoned carts.</w:t>
-            </w:r>
-          </w:p>
-        </w:tc>
-      </w:tr>
-    </w:tbl>
-    <w:p>
-      <w:pPr>
-        <w:spacing w:after="80"/>
-      </w:pPr>
-    </w:p>
-    <w:p>
-      <w:pPr>
-        <w:spacing w:after="80"/>
-      </w:pPr>
-    </w:p>
-    <w:p>
-      <w:pPr>
-        <w:spacing w:after="80"/>
-      </w:pPr>
-    </w:p>
-    <w:p>
-      <w:pPr>
-        <w:spacing w:after="80"/>
-      </w:pPr>
-    </w:p>
-    <w:p>
-      <w:pPr>
-        <w:spacing w:after="80"/>
-      </w:pPr>
-    </w:p>
-    <w:p>
-      <w:pPr>
-        <w:spacing w:after="80"/>
-      </w:pPr>
-    </w:p>
-    <w:p>
-      <w:pPr>
-        <w:spacing w:after="80"/>
-      </w:pPr>
-    </w:p>
-    <w:p>
-      <w:pPr>
-        <w:spacing w:after="80"/>
-      </w:pPr>
-    </w:p>
     <w:p>
       <w:pPr>
         <w:pStyle w:val="Heading2"/>
       </w:pPr>
       <w:r>
-        <w:lastRenderedPageBreak/>
         <w:t>4.3 Rwanda Market Referrer Analysis</w:t>
       </w:r>
     </w:p>
@@ -10962,12 +7975,6 @@
         <w:gridCol w:w="1160"/>
       </w:tblGrid>
       <w:tr>
-        <w:tblPrEx>
-          <w:tblCellMar>
-            <w:top w:w="0" w:type="dxa"/>
-            <w:bottom w:w="0" w:type="dxa"/>
-          </w:tblCellMar>
-        </w:tblPrEx>
         <w:trPr>
           <w:tblHeader/>
         </w:trPr>
@@ -11138,12 +8145,6 @@
         </w:tc>
       </w:tr>
       <w:tr>
-        <w:tblPrEx>
-          <w:tblCellMar>
-            <w:top w:w="0" w:type="dxa"/>
-            <w:bottom w:w="0" w:type="dxa"/>
-          </w:tblCellMar>
-        </w:tblPrEx>
         <w:tc>
           <w:tcPr>
             <w:tcW w:w="2400" w:type="dxa"/>
@@ -11162,7 +8163,6 @@
             </w:tcMar>
           </w:tcPr>
           <w:p>
-            <w:proofErr w:type="spellStart"/>
             <w:r>
               <w:rPr>
                 <w:color w:val="111827"/>
@@ -11171,7 +8171,6 @@
               </w:rPr>
               <w:t>whatsapp</w:t>
             </w:r>
-            <w:proofErr w:type="spellEnd"/>
           </w:p>
         </w:tc>
         <w:tc>
@@ -11288,12 +8287,6 @@
         </w:tc>
       </w:tr>
       <w:tr>
-        <w:tblPrEx>
-          <w:tblCellMar>
-            <w:top w:w="0" w:type="dxa"/>
-            <w:bottom w:w="0" w:type="dxa"/>
-          </w:tblCellMar>
-        </w:tblPrEx>
         <w:tc>
           <w:tcPr>
             <w:tcW w:w="2400" w:type="dxa"/>
@@ -11312,7 +8305,6 @@
             </w:tcMar>
           </w:tcPr>
           <w:p>
-            <w:proofErr w:type="spellStart"/>
             <w:r>
               <w:rPr>
                 <w:color w:val="111827"/>
@@ -11321,7 +8313,6 @@
               </w:rPr>
               <w:t>facebook</w:t>
             </w:r>
-            <w:proofErr w:type="spellEnd"/>
           </w:p>
         </w:tc>
         <w:tc>
@@ -11438,12 +8429,6 @@
         </w:tc>
       </w:tr>
       <w:tr>
-        <w:tblPrEx>
-          <w:tblCellMar>
-            <w:top w:w="0" w:type="dxa"/>
-            <w:bottom w:w="0" w:type="dxa"/>
-          </w:tblCellMar>
-        </w:tblPrEx>
         <w:tc>
           <w:tcPr>
             <w:tcW w:w="2400" w:type="dxa"/>
@@ -11462,7 +8447,6 @@
             </w:tcMar>
           </w:tcPr>
           <w:p>
-            <w:proofErr w:type="spellStart"/>
             <w:r>
               <w:rPr>
                 <w:color w:val="111827"/>
@@ -11471,7 +8455,6 @@
               </w:rPr>
               <w:t>google_search</w:t>
             </w:r>
-            <w:proofErr w:type="spellEnd"/>
           </w:p>
         </w:tc>
         <w:tc>
@@ -11588,12 +8571,6 @@
         </w:tc>
       </w:tr>
       <w:tr>
-        <w:tblPrEx>
-          <w:tblCellMar>
-            <w:top w:w="0" w:type="dxa"/>
-            <w:bottom w:w="0" w:type="dxa"/>
-          </w:tblCellMar>
-        </w:tblPrEx>
         <w:tc>
           <w:tcPr>
             <w:tcW w:w="2400" w:type="dxa"/>
@@ -11612,7 +8589,6 @@
             </w:tcMar>
           </w:tcPr>
           <w:p>
-            <w:proofErr w:type="spellStart"/>
             <w:r>
               <w:rPr>
                 <w:color w:val="111827"/>
@@ -11621,7 +8597,6 @@
               </w:rPr>
               <w:t>sms_campaign</w:t>
             </w:r>
-            <w:proofErr w:type="spellEnd"/>
           </w:p>
         </w:tc>
         <w:tc>
@@ -11738,12 +8713,6 @@
         </w:tc>
       </w:tr>
       <w:tr>
-        <w:tblPrEx>
-          <w:tblCellMar>
-            <w:top w:w="0" w:type="dxa"/>
-            <w:bottom w:w="0" w:type="dxa"/>
-          </w:tblCellMar>
-        </w:tblPrEx>
         <w:tc>
           <w:tcPr>
             <w:tcW w:w="2400" w:type="dxa"/>
@@ -11886,12 +8855,6 @@
         </w:tc>
       </w:tr>
       <w:tr>
-        <w:tblPrEx>
-          <w:tblCellMar>
-            <w:top w:w="0" w:type="dxa"/>
-            <w:bottom w:w="0" w:type="dxa"/>
-          </w:tblCellMar>
-        </w:tblPrEx>
         <w:tc>
           <w:tcPr>
             <w:tcW w:w="2400" w:type="dxa"/>
@@ -11910,7 +8873,6 @@
             </w:tcMar>
           </w:tcPr>
           <w:p>
-            <w:proofErr w:type="spellStart"/>
             <w:r>
               <w:rPr>
                 <w:color w:val="111827"/>
@@ -11919,7 +8881,6 @@
               </w:rPr>
               <w:t>instagram</w:t>
             </w:r>
-            <w:proofErr w:type="spellEnd"/>
           </w:p>
         </w:tc>
         <w:tc>
@@ -12036,12 +8997,6 @@
         </w:tc>
       </w:tr>
       <w:tr>
-        <w:tblPrEx>
-          <w:tblCellMar>
-            <w:top w:w="0" w:type="dxa"/>
-            <w:bottom w:w="0" w:type="dxa"/>
-          </w:tblCellMar>
-        </w:tblPrEx>
         <w:tc>
           <w:tcPr>
             <w:tcW w:w="2400" w:type="dxa"/>
@@ -12060,7 +9015,6 @@
             </w:tcMar>
           </w:tcPr>
           <w:p>
-            <w:proofErr w:type="spellStart"/>
             <w:r>
               <w:rPr>
                 <w:color w:val="111827"/>
@@ -12069,7 +9023,6 @@
               </w:rPr>
               <w:t>word_of_mouth</w:t>
             </w:r>
-            <w:proofErr w:type="spellEnd"/>
           </w:p>
         </w:tc>
         <w:tc>
@@ -12186,16 +9139,7 @@
         </w:tc>
       </w:tr>
     </w:tbl>
-    <w:p>
-      <w:pPr>
-        <w:spacing w:after="80"/>
-      </w:pPr>
-    </w:p>
-    <w:p>
-      <w:r>
-        <w:br w:type="page"/>
-      </w:r>
-    </w:p>
+    <w:p/>
     <w:p>
       <w:pPr>
         <w:pStyle w:val="Heading1"/>
@@ -12205,7 +9149,7 @@
       </w:pPr>
       <w:r>
         <w:lastRenderedPageBreak/>
-        <w:t>5.  Visualizations &amp; Key Findings (Part 4)</w:t>
+        <w:t>5.Visualizations &amp; Key Findings (Part 4)</w:t>
       </w:r>
     </w:p>
     <w:p>
@@ -12362,7 +9306,7 @@
         </w:rPr>
         <w:lastRenderedPageBreak/>
         <w:drawing>
-          <wp:inline distT="0" distB="0" distL="0" distR="0" wp14:anchorId="3904A650" wp14:editId="0EB642D3">
+          <wp:inline distT="0" distB="0" distL="0" distR="0" wp14:anchorId="3904A650" wp14:editId="1E6199CF">
             <wp:extent cx="5981700" cy="3572998"/>
             <wp:effectExtent l="0" t="0" r="0" b="8890"/>
             <wp:docPr id="1723082006" name="Picture 2"/>
@@ -12504,21 +9448,7 @@
         <w:rPr>
           <w:color w:val="111827"/>
         </w:rPr>
-        <w:t xml:space="preserve">The sharpest drop occurs between Cart Addition (39.7%) and Conversion (21.0%) — a 47% loss. For Rwanda, this is likely driven by mobile checkout friction. Streamlining the MTN </w:t>
-      </w:r>
-      <w:proofErr w:type="spellStart"/>
-      <w:r>
-        <w:rPr>
-          <w:color w:val="111827"/>
-        </w:rPr>
-        <w:t>MoMo</w:t>
-      </w:r>
-      <w:proofErr w:type="spellEnd"/>
-      <w:r>
-        <w:rPr>
-          <w:color w:val="111827"/>
-        </w:rPr>
-        <w:t xml:space="preserve"> and Airtel Money payment flow is the highest-priority fix.</w:t>
+        <w:t>The sharpest drop occurs between Cart Addition (39.7%) and Conversion (21.0%) — a 47% loss. For Rwanda, this is likely driven by mobile checkout friction. Streamlining the MTN MoMo and Airtel Money payment flow is the highest-priority fix.</w:t>
       </w:r>
     </w:p>
     <w:p>
@@ -12684,21 +9614,7 @@
         <w:rPr>
           <w:color w:val="111827"/>
         </w:rPr>
-        <w:t>. Retention programs (</w:t>
-      </w:r>
-      <w:proofErr w:type="spellStart"/>
-      <w:r>
-        <w:rPr>
-          <w:color w:val="111827"/>
-        </w:rPr>
-        <w:t>MoMo</w:t>
-      </w:r>
-      <w:proofErr w:type="spellEnd"/>
-      <w:r>
-        <w:rPr>
-          <w:color w:val="111827"/>
-        </w:rPr>
-        <w:t xml:space="preserve"> cashback, loyalty points) should prioritize the High segment.</w:t>
+        <w:t>. Retention programs (MoMo cashback, loyalty points) should prioritize the High segment.</w:t>
       </w:r>
     </w:p>
     <w:p>
@@ -12710,7 +9626,7 @@
           <w:noProof/>
         </w:rPr>
         <w:drawing>
-          <wp:inline distT="0" distB="0" distL="0" distR="0" wp14:anchorId="286565BE" wp14:editId="4F458231">
+          <wp:inline distT="0" distB="0" distL="0" distR="0" wp14:anchorId="286565BE" wp14:editId="7F23E052">
             <wp:extent cx="6400800" cy="2872740"/>
             <wp:effectExtent l="0" t="0" r="0" b="3810"/>
             <wp:docPr id="1377599768" name="Picture 6"/>
@@ -12774,35 +9690,7 @@
         <w:rPr>
           <w:color w:val="111827"/>
         </w:rPr>
-        <w:t xml:space="preserve">Rwanda Arabica Coffee, MTN </w:t>
-      </w:r>
-      <w:proofErr w:type="spellStart"/>
-      <w:r>
-        <w:rPr>
-          <w:color w:val="111827"/>
-        </w:rPr>
-        <w:t>MoMo</w:t>
-      </w:r>
-      <w:proofErr w:type="spellEnd"/>
-      <w:r>
-        <w:rPr>
-          <w:color w:val="111827"/>
-        </w:rPr>
-        <w:t xml:space="preserve"> Agent Kits, and </w:t>
-      </w:r>
-      <w:proofErr w:type="spellStart"/>
-      <w:r>
-        <w:rPr>
-          <w:color w:val="111827"/>
-        </w:rPr>
-        <w:t>Imishanana</w:t>
-      </w:r>
-      <w:proofErr w:type="spellEnd"/>
-      <w:r>
-        <w:rPr>
-          <w:color w:val="111827"/>
-        </w:rPr>
-        <w:t xml:space="preserve"> Traditional Dress lead revenue. High-unit products like Biro Pen Box show low revenue per transaction but high volume — suggesting bundling opportunities.</w:t>
+        <w:t>Rwanda Arabica Coffee, MTN MoMo Agent Kits, and Imishanana Traditional Dress lead revenue. High-unit products like Biro Pen Box show low revenue per transaction but high volume — suggesting bundling opportunities.</w:t>
       </w:r>
     </w:p>
     <w:p>
@@ -12814,7 +9702,7 @@
           <w:noProof/>
         </w:rPr>
         <w:drawing>
-          <wp:inline distT="0" distB="0" distL="0" distR="0" wp14:anchorId="782D12B7" wp14:editId="71C936BA">
+          <wp:inline distT="0" distB="0" distL="0" distR="0" wp14:anchorId="782D12B7" wp14:editId="5F168CC9">
             <wp:extent cx="7029450" cy="3409950"/>
             <wp:effectExtent l="0" t="0" r="0" b="0"/>
             <wp:docPr id="106821915" name="Picture 7"/>
@@ -12919,21 +9807,7 @@
         <w:rPr>
           <w:color w:val="111827"/>
         </w:rPr>
-        <w:t xml:space="preserve">Horizontal sharding on </w:t>
-      </w:r>
-      <w:proofErr w:type="spellStart"/>
-      <w:r>
-        <w:rPr>
-          <w:color w:val="111827"/>
-        </w:rPr>
-        <w:t>user_id</w:t>
-      </w:r>
-      <w:proofErr w:type="spellEnd"/>
-      <w:r>
-        <w:rPr>
-          <w:color w:val="111827"/>
-        </w:rPr>
-        <w:t>. Atlas M10 cluster (~</w:t>
+        <w:t>Horizontal sharding on user_id. Atlas M10 cluster (~</w:t>
       </w:r>
       <w:r>
         <w:rPr>
@@ -12993,21 +9867,7 @@
         <w:rPr>
           <w:color w:val="111827"/>
         </w:rPr>
-        <w:t xml:space="preserve">Add EMR worker nodes linearly. Partition transactions by province for localized analytics (Kigali vs Northern Province performance). Spark Structured Streaming enables real-time </w:t>
-      </w:r>
-      <w:proofErr w:type="spellStart"/>
-      <w:r>
-        <w:rPr>
-          <w:color w:val="111827"/>
-        </w:rPr>
-        <w:t>MoMo</w:t>
-      </w:r>
-      <w:proofErr w:type="spellEnd"/>
-      <w:r>
-        <w:rPr>
-          <w:color w:val="111827"/>
-        </w:rPr>
-        <w:t xml:space="preserve"> transaction monitoring.</w:t>
+        <w:t>Add EMR worker nodes linearly. Partition transactions by province for localized analytics (Kigali vs Northern Province performance). Spark Structured Streaming enables real-time MoMo transaction monitoring.</w:t>
       </w:r>
     </w:p>
     <w:p>
@@ -13046,12 +9906,6 @@
         <w:gridCol w:w="3860"/>
       </w:tblGrid>
       <w:tr>
-        <w:tblPrEx>
-          <w:tblCellMar>
-            <w:top w:w="0" w:type="dxa"/>
-            <w:bottom w:w="0" w:type="dxa"/>
-          </w:tblCellMar>
-        </w:tblPrEx>
         <w:trPr>
           <w:tblHeader/>
         </w:trPr>
@@ -13156,12 +10010,6 @@
         </w:tc>
       </w:tr>
       <w:tr>
-        <w:tblPrEx>
-          <w:tblCellMar>
-            <w:top w:w="0" w:type="dxa"/>
-            <w:bottom w:w="0" w:type="dxa"/>
-          </w:tblCellMar>
-        </w:tblPrEx>
         <w:tc>
           <w:tcPr>
             <w:tcW w:w="3500" w:type="dxa"/>
@@ -13244,7 +10092,6 @@
               </w:rPr>
               <w:t xml:space="preserve">Nested category hierarchy, </w:t>
             </w:r>
-            <w:proofErr w:type="spellStart"/>
             <w:r>
               <w:rPr>
                 <w:color w:val="111827"/>
@@ -13253,7 +10100,6 @@
               </w:rPr>
               <w:t>price_history</w:t>
             </w:r>
-            <w:proofErr w:type="spellEnd"/>
             <w:r>
               <w:rPr>
                 <w:color w:val="111827"/>
@@ -13266,12 +10112,6 @@
         </w:tc>
       </w:tr>
       <w:tr>
-        <w:tblPrEx>
-          <w:tblCellMar>
-            <w:top w:w="0" w:type="dxa"/>
-            <w:bottom w:w="0" w:type="dxa"/>
-          </w:tblCellMar>
-        </w:tblPrEx>
         <w:tc>
           <w:tcPr>
             <w:tcW w:w="3500" w:type="dxa"/>
@@ -13358,12 +10198,6 @@
         </w:tc>
       </w:tr>
       <w:tr>
-        <w:tblPrEx>
-          <w:tblCellMar>
-            <w:top w:w="0" w:type="dxa"/>
-            <w:bottom w:w="0" w:type="dxa"/>
-          </w:tblCellMar>
-        </w:tblPrEx>
         <w:tc>
           <w:tcPr>
             <w:tcW w:w="3500" w:type="dxa"/>
@@ -13482,12 +10316,6 @@
         </w:tc>
       </w:tr>
       <w:tr>
-        <w:tblPrEx>
-          <w:tblCellMar>
-            <w:top w:w="0" w:type="dxa"/>
-            <w:bottom w:w="0" w:type="dxa"/>
-          </w:tblCellMar>
-        </w:tblPrEx>
         <w:tc>
           <w:tcPr>
             <w:tcW w:w="3500" w:type="dxa"/>
@@ -13574,12 +10402,6 @@
         </w:tc>
       </w:tr>
       <w:tr>
-        <w:tblPrEx>
-          <w:tblCellMar>
-            <w:top w:w="0" w:type="dxa"/>
-            <w:bottom w:w="0" w:type="dxa"/>
-          </w:tblCellMar>
-        </w:tblPrEx>
         <w:tc>
           <w:tcPr>
             <w:tcW w:w="3500" w:type="dxa"/>
@@ -13666,12 +10488,6 @@
         </w:tc>
       </w:tr>
       <w:tr>
-        <w:tblPrEx>
-          <w:tblCellMar>
-            <w:top w:w="0" w:type="dxa"/>
-            <w:bottom w:w="0" w:type="dxa"/>
-          </w:tblCellMar>
-        </w:tblPrEx>
         <w:tc>
           <w:tcPr>
             <w:tcW w:w="3500" w:type="dxa"/>
@@ -13758,12 +10574,6 @@
         </w:tc>
       </w:tr>
       <w:tr>
-        <w:tblPrEx>
-          <w:tblCellMar>
-            <w:top w:w="0" w:type="dxa"/>
-            <w:bottom w:w="0" w:type="dxa"/>
-          </w:tblCellMar>
-        </w:tblPrEx>
         <w:tc>
           <w:tcPr>
             <w:tcW w:w="3500" w:type="dxa"/>
@@ -13788,25 +10598,7 @@
                 <w:sz w:val="18"/>
                 <w:szCs w:val="18"/>
               </w:rPr>
-              <w:t xml:space="preserve">CLV combining </w:t>
-            </w:r>
-            <w:proofErr w:type="spellStart"/>
-            <w:r>
-              <w:rPr>
-                <w:color w:val="111827"/>
-                <w:sz w:val="18"/>
-                <w:szCs w:val="18"/>
-              </w:rPr>
-              <w:t>MoMo</w:t>
-            </w:r>
-            <w:proofErr w:type="spellEnd"/>
-            <w:r>
-              <w:rPr>
-                <w:color w:val="111827"/>
-                <w:sz w:val="18"/>
-                <w:szCs w:val="18"/>
-              </w:rPr>
-              <w:t xml:space="preserve"> + session data</w:t>
+              <w:t>CLV combining MoMo + session data</w:t>
             </w:r>
           </w:p>
         </w:tc>
@@ -13868,12 +10660,6 @@
         </w:tc>
       </w:tr>
       <w:tr>
-        <w:tblPrEx>
-          <w:tblCellMar>
-            <w:top w:w="0" w:type="dxa"/>
-            <w:bottom w:w="0" w:type="dxa"/>
-          </w:tblCellMar>
-        </w:tblPrEx>
         <w:tc>
           <w:tcPr>
             <w:tcW w:w="3500" w:type="dxa"/>
@@ -13994,35 +10780,19 @@
         <w:rPr>
           <w:color w:val="111827"/>
         </w:rPr>
-        <w:t xml:space="preserve">Synthetic data. Real Rwandan e-commerce data (from Jali Commerce or </w:t>
-      </w:r>
-      <w:proofErr w:type="spellStart"/>
+        <w:t>Synthetic data. Real Rwandan e-commerce data (from Jali Commerce or Ki</w:t>
+      </w:r>
       <w:r>
         <w:rPr>
           <w:color w:val="111827"/>
         </w:rPr>
-        <w:t>KigiMall</w:t>
-      </w:r>
-      <w:proofErr w:type="spellEnd"/>
+        <w:t>ni</w:t>
+      </w:r>
       <w:r>
         <w:rPr>
           <w:color w:val="111827"/>
         </w:rPr>
-        <w:t xml:space="preserve">) would show stronger seasonality around </w:t>
-      </w:r>
-      <w:proofErr w:type="spellStart"/>
-      <w:r>
-        <w:rPr>
-          <w:color w:val="111827"/>
-        </w:rPr>
-        <w:t>Kwibuka</w:t>
-      </w:r>
-      <w:proofErr w:type="spellEnd"/>
-      <w:r>
-        <w:rPr>
-          <w:color w:val="111827"/>
-        </w:rPr>
-        <w:t xml:space="preserve"> (April), Noheli (December), and Independence Day (July 1st).</w:t>
+        <w:t>giMall) would show stronger seasonality around Kwibuka (April), Noheli (December), and Independence Day (July 1st).</w:t>
       </w:r>
     </w:p>
     <w:p>
@@ -14046,35 +10816,7 @@
         <w:rPr>
           <w:color w:val="111827"/>
         </w:rPr>
-        <w:t>SNAPPY was disabled due to the Docker image (</w:t>
-      </w:r>
-      <w:proofErr w:type="spellStart"/>
-      <w:r>
-        <w:rPr>
-          <w:color w:val="111827"/>
-        </w:rPr>
-        <w:t>harisekhon</w:t>
-      </w:r>
-      <w:proofErr w:type="spellEnd"/>
-      <w:r>
-        <w:rPr>
-          <w:color w:val="111827"/>
-        </w:rPr>
-        <w:t>/</w:t>
-      </w:r>
-      <w:proofErr w:type="spellStart"/>
-      <w:r>
-        <w:rPr>
-          <w:color w:val="111827"/>
-        </w:rPr>
-        <w:t>hbase</w:t>
-      </w:r>
-      <w:proofErr w:type="spellEnd"/>
-      <w:r>
-        <w:rPr>
-          <w:color w:val="111827"/>
-        </w:rPr>
-        <w:t xml:space="preserve"> 2.1.3) lacking native Snappy libs. Production deployment on a proper HBase cluster would enable SNAPPY for 60-70% storage savings.</w:t>
+        <w:t>SNAPPY was disabled due to the Docker image (harisekhon/hbase 2.1.3) lacking native Snappy libs. Production deployment on a proper HBase cluster would enable SNAPPY for 60-70% storage savings.</w:t>
       </w:r>
     </w:p>
     <w:p>
@@ -14122,21 +10864,7 @@
         <w:rPr>
           <w:color w:val="111827"/>
         </w:rPr>
-        <w:t xml:space="preserve">Future work would integrate with MTN </w:t>
-      </w:r>
-      <w:proofErr w:type="spellStart"/>
-      <w:r>
-        <w:rPr>
-          <w:color w:val="111827"/>
-        </w:rPr>
-        <w:t>MoMo</w:t>
-      </w:r>
-      <w:proofErr w:type="spellEnd"/>
-      <w:r>
-        <w:rPr>
-          <w:color w:val="111827"/>
-        </w:rPr>
-        <w:t xml:space="preserve"> API and Airtel Money API for live transaction data rather than synthetic generation.</w:t>
+        <w:t>Future work would integrate with MTN MoMo API and Airtel Money API for live transaction data rather than synthetic generation.</w:t>
       </w:r>
     </w:p>
     <w:p>
@@ -14160,21 +10888,7 @@
         <w:rPr>
           <w:color w:val="111827"/>
         </w:rPr>
-        <w:t xml:space="preserve">Replace daily batch jobs with Spark Structured Streaming consuming a Kafka topic fed by MTN </w:t>
-      </w:r>
-      <w:proofErr w:type="spellStart"/>
-      <w:r>
-        <w:rPr>
-          <w:color w:val="111827"/>
-        </w:rPr>
-        <w:t>MoMo</w:t>
-      </w:r>
-      <w:proofErr w:type="spellEnd"/>
-      <w:r>
-        <w:rPr>
-          <w:color w:val="111827"/>
-        </w:rPr>
-        <w:t xml:space="preserve"> transaction webhooks for real-time dashboards.</w:t>
+        <w:t>Replace daily batch jobs with Spark Structured Streaming consuming a Kafka topic fed by MTN MoMo transaction webhooks for real-time dashboards.</w:t>
       </w:r>
     </w:p>
     <w:p>
@@ -14203,149 +10917,13 @@
     </w:p>
     <w:p>
       <w:pPr>
-        <w:spacing w:after="80"/>
-      </w:pPr>
-    </w:p>
-    <w:p>
-      <w:pPr>
-        <w:pStyle w:val="Heading2"/>
-      </w:pPr>
-      <w:r>
-        <w:t>6.4 Bonus — Online Dashboard</w:t>
-      </w:r>
-    </w:p>
-    <w:p>
-      <w:pPr>
-        <w:spacing w:after="80"/>
-        <w:jc w:val="both"/>
-      </w:pPr>
-      <w:r>
-        <w:rPr>
-          <w:color w:val="111827"/>
-        </w:rPr>
-        <w:t>A Google Looker Studio dashboard was built using CSV exports from the dataset (transactions.csv, sessions.csv, users.csv, products.csv). The dashboard includes:</w:t>
-      </w:r>
-    </w:p>
-    <w:p>
-      <w:pPr>
-        <w:pStyle w:val="ListParagraph"/>
-        <w:numPr>
-          <w:ilvl w:val="0"/>
-          <w:numId w:val="2"/>
-        </w:numPr>
-        <w:spacing w:after="55"/>
-      </w:pPr>
-      <w:r>
-        <w:rPr>
-          <w:color w:val="111827"/>
-        </w:rPr>
-        <w:t>Monthly revenue trend line chart (Jan–Mar 2025, in RWF)</w:t>
-      </w:r>
-    </w:p>
-    <w:p>
-      <w:pPr>
-        <w:pStyle w:val="ListParagraph"/>
-        <w:numPr>
-          <w:ilvl w:val="0"/>
-          <w:numId w:val="2"/>
-        </w:numPr>
-        <w:spacing w:after="55"/>
-      </w:pPr>
-      <w:r>
-        <w:rPr>
-          <w:color w:val="111827"/>
-        </w:rPr>
-        <w:t xml:space="preserve">Orders by payment method pie chart (MTN </w:t>
-      </w:r>
-      <w:proofErr w:type="spellStart"/>
-      <w:r>
-        <w:rPr>
-          <w:color w:val="111827"/>
-        </w:rPr>
-        <w:t>MoMo</w:t>
-      </w:r>
-      <w:proofErr w:type="spellEnd"/>
-      <w:r>
-        <w:rPr>
-          <w:color w:val="111827"/>
-        </w:rPr>
-        <w:t xml:space="preserve"> dominant)</w:t>
-      </w:r>
-    </w:p>
-    <w:p>
-      <w:pPr>
-        <w:pStyle w:val="ListParagraph"/>
-        <w:numPr>
-          <w:ilvl w:val="0"/>
-          <w:numId w:val="2"/>
-        </w:numPr>
-        <w:spacing w:after="55"/>
-      </w:pPr>
-      <w:r>
-        <w:rPr>
-          <w:color w:val="111827"/>
-        </w:rPr>
-        <w:t>Conversion rate by device type bar chart (mobile vs desktop)</w:t>
-      </w:r>
-    </w:p>
-    <w:p>
-      <w:pPr>
-        <w:pStyle w:val="ListParagraph"/>
-        <w:numPr>
-          <w:ilvl w:val="0"/>
-          <w:numId w:val="2"/>
-        </w:numPr>
-        <w:spacing w:after="55"/>
-      </w:pPr>
-      <w:r>
-        <w:rPr>
-          <w:color w:val="111827"/>
-        </w:rPr>
-        <w:t>Revenue by province geo map (Kigali, Northern, Southern, Eastern, Western)</w:t>
-      </w:r>
-    </w:p>
-    <w:p>
-      <w:pPr>
-        <w:pStyle w:val="ListParagraph"/>
-        <w:numPr>
-          <w:ilvl w:val="0"/>
-          <w:numId w:val="2"/>
-        </w:numPr>
-        <w:spacing w:after="55"/>
-      </w:pPr>
-      <w:r>
-        <w:rPr>
-          <w:color w:val="111827"/>
-        </w:rPr>
-        <w:t>Top products by revenue horizontal bar chart</w:t>
-      </w:r>
-    </w:p>
-    <w:p>
-      <w:pPr>
-        <w:spacing w:after="80"/>
-      </w:pPr>
-    </w:p>
-    <w:p>
-      <w:pPr>
-        <w:spacing w:after="80"/>
-      </w:pPr>
-    </w:p>
-    <w:p>
-      <w:pPr>
-        <w:pBdr>
-          <w:bottom w:val="single" w:sz="4" w:space="0" w:color="DBEAFE"/>
-        </w:pBdr>
-        <w:spacing w:before="200" w:after="200"/>
-      </w:pPr>
-    </w:p>
-    <w:p>
-      <w:pPr>
         <w:pStyle w:val="Heading1"/>
         <w:pBdr>
           <w:bottom w:val="single" w:sz="12" w:space="0" w:color="DBEAFE"/>
         </w:pBdr>
       </w:pPr>
       <w:r>
+        <w:lastRenderedPageBreak/>
         <w:t>7.  Conclusion</w:t>
       </w:r>
     </w:p>
@@ -14353,13 +10931,421 @@
       <w:pPr>
         <w:spacing w:after="80"/>
         <w:jc w:val="both"/>
-      </w:pPr>
-      <w:r>
         <w:rPr>
           <w:color w:val="111827"/>
         </w:rPr>
+      </w:pPr>
+      <w:r>
+        <w:rPr>
+          <w:color w:val="111827"/>
+        </w:rPr>
         <w:t>This project successfully demonstrates the strategic application of three complementary database technologies to a Rwanda-specific e-commerce analytics problem. The key insight is that no single database is optimal for all workloads: MongoDB excels at flexible document queries for product catalogs and transactions; HBase handles high-volume session time-series at mobile-internet scale; and Apache Spark bridges both systems for complex cross-dataset analytics.</w:t>
       </w:r>
+    </w:p>
+    <w:p>
+      <w:pPr>
+        <w:spacing w:after="80"/>
+        <w:jc w:val="both"/>
+        <w:rPr>
+          <w:color w:val="111827"/>
+        </w:rPr>
+      </w:pPr>
+    </w:p>
+    <w:p>
+      <w:pPr>
+        <w:spacing w:after="80"/>
+        <w:jc w:val="both"/>
+        <w:rPr>
+          <w:b/>
+          <w:bCs/>
+          <w:color w:val="0070C0"/>
+          <w:sz w:val="32"/>
+          <w:szCs w:val="32"/>
+        </w:rPr>
+      </w:pPr>
+      <w:r>
+        <w:rPr>
+          <w:b/>
+          <w:bCs/>
+          <w:color w:val="0070C0"/>
+          <w:sz w:val="32"/>
+          <w:szCs w:val="32"/>
+        </w:rPr>
+        <w:t>8. References</w:t>
+      </w:r>
+    </w:p>
+    <w:p>
+      <w:pPr>
+        <w:spacing w:after="80"/>
+        <w:jc w:val="both"/>
+        <w:rPr>
+          <w:b/>
+          <w:bCs/>
+          <w:color w:val="0070C0"/>
+          <w:sz w:val="32"/>
+          <w:szCs w:val="32"/>
+        </w:rPr>
+      </w:pPr>
+    </w:p>
+    <w:p>
+      <w:pPr>
+        <w:spacing w:after="160"/>
+        <w:ind w:left="720" w:hanging="720"/>
+        <w:jc w:val="both"/>
+      </w:pPr>
+      <w:r>
+        <w:rPr>
+          <w:b/>
+          <w:bCs/>
+          <w:color w:val="2563EB"/>
+        </w:rPr>
+        <w:t xml:space="preserve">[1] </w:t>
+      </w:r>
+      <w:r>
+        <w:rPr>
+          <w:color w:val="111827"/>
+        </w:rPr>
+        <w:t xml:space="preserve">Chodorow, K 2013, </w:t>
+      </w:r>
+      <w:r>
+        <w:rPr>
+          <w:i/>
+          <w:iCs/>
+          <w:color w:val="111827"/>
+        </w:rPr>
+        <w:t>MongoDB: The Definitive Guide</w:t>
+      </w:r>
+      <w:r>
+        <w:rPr>
+          <w:color w:val="111827"/>
+        </w:rPr>
+        <w:t>, 2nd edn, O'Reilly Media, Sebastopol, CA.</w:t>
+      </w:r>
+    </w:p>
+    <w:p>
+      <w:pPr>
+        <w:spacing w:after="160"/>
+        <w:ind w:left="720" w:hanging="720"/>
+        <w:jc w:val="both"/>
+        <w:rPr>
+          <w:color w:val="111827"/>
+        </w:rPr>
+      </w:pPr>
+      <w:r>
+        <w:rPr>
+          <w:b/>
+          <w:bCs/>
+          <w:color w:val="2563EB"/>
+        </w:rPr>
+        <w:t xml:space="preserve">[2] </w:t>
+      </w:r>
+      <w:r>
+        <w:rPr>
+          <w:color w:val="111827"/>
+        </w:rPr>
+        <w:t xml:space="preserve">Banker, K, Bakkum, P, Verch, S, Garrett, D &amp; Hawkins, T 2016, </w:t>
+      </w:r>
+      <w:r>
+        <w:rPr>
+          <w:i/>
+          <w:iCs/>
+          <w:color w:val="111827"/>
+        </w:rPr>
+        <w:t>MongoDB in Action</w:t>
+      </w:r>
+      <w:r>
+        <w:rPr>
+          <w:color w:val="111827"/>
+        </w:rPr>
+        <w:t>, 2nd edn, Manning Publications, Shelter Island, NY.</w:t>
+      </w:r>
+    </w:p>
+    <w:p>
+      <w:pPr>
+        <w:spacing w:after="160"/>
+        <w:ind w:left="720" w:hanging="720"/>
+        <w:jc w:val="both"/>
+      </w:pPr>
+      <w:r>
+        <w:rPr>
+          <w:b/>
+          <w:bCs/>
+          <w:color w:val="0070C0"/>
+        </w:rPr>
+        <w:t>[</w:t>
+      </w:r>
+      <w:r>
+        <w:rPr>
+          <w:b/>
+          <w:bCs/>
+          <w:color w:val="0070C0"/>
+        </w:rPr>
+        <w:t>3</w:t>
+      </w:r>
+      <w:r>
+        <w:rPr>
+          <w:b/>
+          <w:bCs/>
+          <w:color w:val="0070C0"/>
+        </w:rPr>
+        <w:t xml:space="preserve">] </w:t>
+      </w:r>
+      <w:r>
+        <w:rPr>
+          <w:color w:val="111827"/>
+        </w:rPr>
+        <w:t xml:space="preserve">George, L 2011, </w:t>
+      </w:r>
+      <w:r>
+        <w:rPr>
+          <w:i/>
+          <w:iCs/>
+          <w:color w:val="111827"/>
+        </w:rPr>
+        <w:t>HBase: The Definitive Guide</w:t>
+      </w:r>
+      <w:r>
+        <w:rPr>
+          <w:color w:val="111827"/>
+        </w:rPr>
+        <w:t>, O'Reilly Media, Sebastopol, CA.</w:t>
+      </w:r>
+    </w:p>
+    <w:p>
+      <w:pPr>
+        <w:spacing w:after="160"/>
+        <w:ind w:left="720" w:hanging="720"/>
+        <w:jc w:val="both"/>
+        <w:rPr>
+          <w:color w:val="111827"/>
+        </w:rPr>
+      </w:pPr>
+      <w:r>
+        <w:rPr>
+          <w:b/>
+          <w:bCs/>
+          <w:color w:val="0E7490"/>
+        </w:rPr>
+        <w:t>[</w:t>
+      </w:r>
+      <w:r>
+        <w:rPr>
+          <w:b/>
+          <w:bCs/>
+          <w:color w:val="0070C0"/>
+        </w:rPr>
+        <w:t>4</w:t>
+      </w:r>
+      <w:r>
+        <w:rPr>
+          <w:b/>
+          <w:bCs/>
+          <w:color w:val="0070C0"/>
+        </w:rPr>
+        <w:t xml:space="preserve">] </w:t>
+      </w:r>
+      <w:r>
+        <w:rPr>
+          <w:color w:val="111827"/>
+        </w:rPr>
+        <w:t xml:space="preserve">Chang, F, Dean, J, Ghemawat, S, Hsieh, WC, Wallach, DA, Burrows, M, Chandra, T, Fikes, A &amp; Gruber, RE 2008, 'Bigtable: a distributed storage system for structured data', </w:t>
+      </w:r>
+      <w:r>
+        <w:rPr>
+          <w:i/>
+          <w:iCs/>
+          <w:color w:val="111827"/>
+        </w:rPr>
+        <w:t>ACM Transactions on Computer Systems</w:t>
+      </w:r>
+      <w:r>
+        <w:rPr>
+          <w:color w:val="111827"/>
+        </w:rPr>
+        <w:t>, vol. 26, no. 2, pp. 1-26, doi:10.1145/1365815.1365816.</w:t>
+      </w:r>
+    </w:p>
+    <w:p>
+      <w:pPr>
+        <w:spacing w:after="160"/>
+        <w:ind w:left="720" w:hanging="720"/>
+        <w:jc w:val="both"/>
+      </w:pPr>
+      <w:r>
+        <w:rPr>
+          <w:b/>
+          <w:bCs/>
+          <w:color w:val="0070C0"/>
+        </w:rPr>
+        <w:t>[</w:t>
+      </w:r>
+      <w:r>
+        <w:rPr>
+          <w:b/>
+          <w:bCs/>
+          <w:color w:val="0070C0"/>
+        </w:rPr>
+        <w:t>5</w:t>
+      </w:r>
+      <w:r>
+        <w:rPr>
+          <w:b/>
+          <w:bCs/>
+          <w:color w:val="0070C0"/>
+        </w:rPr>
+        <w:t xml:space="preserve">]  </w:t>
+      </w:r>
+      <w:r>
+        <w:rPr>
+          <w:color w:val="111827"/>
+        </w:rPr>
+        <w:t xml:space="preserve">Zaharia, M, Xin, RS, Wendell, P, Das, T, Armbrust, M, Dave, A, Meng, X, Rosen, J, Venkataraman, S, Franklin, MJ, Ghodsi, A, Gonzalez, J, Shenker, S &amp; Stoica, I 2016, 'Apache Spark: a unified engine for big data processing', </w:t>
+      </w:r>
+      <w:r>
+        <w:rPr>
+          <w:i/>
+          <w:iCs/>
+          <w:color w:val="111827"/>
+        </w:rPr>
+        <w:t>Communications of the ACM</w:t>
+      </w:r>
+      <w:r>
+        <w:rPr>
+          <w:color w:val="111827"/>
+        </w:rPr>
+        <w:t>, vol. 59, no. 11, pp. 56-65, doi:10.1145/2934664.</w:t>
+      </w:r>
+    </w:p>
+    <w:p>
+      <w:pPr>
+        <w:spacing w:after="160"/>
+        <w:ind w:left="720" w:hanging="720"/>
+        <w:jc w:val="both"/>
+        <w:rPr>
+          <w:color w:val="111827"/>
+        </w:rPr>
+      </w:pPr>
+      <w:r>
+        <w:rPr>
+          <w:b/>
+          <w:bCs/>
+          <w:color w:val="0070C0"/>
+        </w:rPr>
+        <w:t>[</w:t>
+      </w:r>
+      <w:r>
+        <w:rPr>
+          <w:b/>
+          <w:bCs/>
+          <w:color w:val="0070C0"/>
+        </w:rPr>
+        <w:t>6</w:t>
+      </w:r>
+      <w:r>
+        <w:rPr>
+          <w:b/>
+          <w:bCs/>
+          <w:color w:val="0070C0"/>
+        </w:rPr>
+        <w:t xml:space="preserve">] </w:t>
+      </w:r>
+      <w:r>
+        <w:rPr>
+          <w:color w:val="111827"/>
+        </w:rPr>
+        <w:t xml:space="preserve">Zaharia, M, Chowdhury, M, Das, T, Dave, A, Ma, J, McCauley, M, Franklin, MJ, Shenker, S &amp; Stoica, I 2012, 'Resilient distributed datasets: a fault-tolerant abstraction for in-memory cluster computing', </w:t>
+      </w:r>
+      <w:r>
+        <w:rPr>
+          <w:i/>
+          <w:iCs/>
+          <w:color w:val="111827"/>
+        </w:rPr>
+        <w:t>Proceedings of the 9th USENIX Symposium on Networked Systems Design and Implementation (NSDI)</w:t>
+      </w:r>
+      <w:r>
+        <w:rPr>
+          <w:color w:val="111827"/>
+        </w:rPr>
+        <w:t>, pp. 15-28.</w:t>
+      </w:r>
+    </w:p>
+    <w:p>
+      <w:pPr>
+        <w:spacing w:after="160"/>
+        <w:ind w:left="720" w:hanging="720"/>
+        <w:jc w:val="both"/>
+      </w:pPr>
+      <w:r>
+        <w:rPr>
+          <w:b/>
+          <w:bCs/>
+          <w:color w:val="0070C0"/>
+        </w:rPr>
+        <w:t>[</w:t>
+      </w:r>
+      <w:r>
+        <w:rPr>
+          <w:b/>
+          <w:bCs/>
+          <w:color w:val="0070C0"/>
+        </w:rPr>
+        <w:t>7</w:t>
+      </w:r>
+      <w:r>
+        <w:rPr>
+          <w:b/>
+          <w:bCs/>
+          <w:color w:val="0070C0"/>
+        </w:rPr>
+        <w:t xml:space="preserve">] </w:t>
+      </w:r>
+      <w:r>
+        <w:rPr>
+          <w:color w:val="111827"/>
+        </w:rPr>
+        <w:t xml:space="preserve">Liu, H, Li, X &amp; Wang, S 2023, 'Research on customer lifetime value based on machine learning algorithms and customer relationship management analysis model', </w:t>
+      </w:r>
+      <w:r>
+        <w:rPr>
+          <w:i/>
+          <w:iCs/>
+          <w:color w:val="111827"/>
+        </w:rPr>
+        <w:t>Heliyon</w:t>
+      </w:r>
+      <w:r>
+        <w:rPr>
+          <w:color w:val="111827"/>
+        </w:rPr>
+        <w:t>, vol. 9, no. 2, p. e13384, doi:10.1016/j.heliyon.2023.e13384.</w:t>
+      </w:r>
+    </w:p>
+    <w:p>
+      <w:pPr>
+        <w:spacing w:after="160"/>
+        <w:ind w:left="720" w:hanging="720"/>
+        <w:jc w:val="both"/>
+      </w:pPr>
+    </w:p>
+    <w:p>
+      <w:pPr>
+        <w:spacing w:after="80"/>
+        <w:jc w:val="both"/>
+        <w:rPr>
+          <w:b/>
+          <w:bCs/>
+          <w:color w:val="0070C0"/>
+          <w:sz w:val="32"/>
+          <w:szCs w:val="32"/>
+        </w:rPr>
+      </w:pPr>
+    </w:p>
+    <w:p>
+      <w:pPr>
+        <w:spacing w:after="80"/>
+        <w:jc w:val="both"/>
+      </w:pPr>
     </w:p>
     <w:p>
       <w:pPr>
@@ -14413,15 +11399,7 @@
         <w:sz w:val="16"/>
         <w:szCs w:val="16"/>
       </w:rPr>
-      <w:t>TUYIZERE Andre 202540326</w:t>
-    </w:r>
-    <w:r>
-      <w:rPr>
-        <w:color w:val="374151"/>
-        <w:sz w:val="16"/>
-        <w:szCs w:val="16"/>
-      </w:rPr>
-      <w:t xml:space="preserve"> — Advanced Database Design &amp; Implementation · Rwanda E-Commerce Platform ·</w:t>
+      <w:t xml:space="preserve">TUYIZERE Andre 202540326 — Advanced Database Design &amp; Implementation </w:t>
     </w:r>
   </w:p>
 </w:ftr>
@@ -14461,7 +11439,7 @@
         <w:sz w:val="16"/>
         <w:szCs w:val="16"/>
       </w:rPr>
-      <w:t>Software Engineering Final Exam</w:t>
+      <w:t xml:space="preserve">Software Engineering </w:t>
     </w:r>
     <w:r>
       <w:rPr>
@@ -14469,7 +11447,7 @@
         <w:sz w:val="16"/>
         <w:szCs w:val="16"/>
       </w:rPr>
-      <w:t xml:space="preserve"> — Rwanda E-Commerce Analytics Platform</w:t>
+      <w:t xml:space="preserve"> </w:t>
     </w:r>
     <w:r>
       <w:rPr>
@@ -15131,7 +12109,6 @@
   <w:style w:type="character" w:default="1" w:styleId="DefaultParagraphFont">
     <w:name w:val="Default Paragraph Font"/>
     <w:uiPriority w:val="1"/>
-    <w:semiHidden/>
     <w:unhideWhenUsed/>
   </w:style>
   <w:style w:type="table" w:default="1" w:styleId="TableNormal">
